--- a/utils/file/statement/关于刘金同学毕设情况的说明-delivery.docx
+++ b/utils/file/statement/关于刘金同学毕设情况的说明-delivery.docx
@@ -691,33 +691,26 @@
           <w:rFonts w:hint="eastAsia"/>
           <w:sz w:val="24"/>
         </w:rPr>
-        <w:t>二、针对刘金同学的相关回复</w:t>
+        <w:t>二、相关</w:t>
+      </w:r>
+      <w:r>
+        <w:rPr>
+          <w:rFonts w:hint="eastAsia"/>
+          <w:sz w:val="24"/>
+        </w:rPr>
+        <w:t>沟通</w:t>
       </w:r>
       <w:bookmarkEnd w:id="1"/>
     </w:p>
     <w:p>
       <w:pPr>
         <w:spacing w:after="0" w:line="360" w:lineRule="auto"/>
-        <w:ind w:firstLineChars="200" w:firstLine="480"/>
-        <w:jc w:val="both"/>
-        <w:rPr>
-          <w:sz w:val="24"/>
-        </w:rPr>
-      </w:pPr>
-      <w:r>
-        <w:rPr>
-          <w:rFonts w:hint="eastAsia"/>
-          <w:sz w:val="24"/>
-        </w:rPr>
-        <w:t xml:space="preserve">1. </w:t>
-      </w:r>
-      <w:r>
-        <w:rPr>
-          <w:rFonts w:hint="eastAsia"/>
-          <w:sz w:val="24"/>
-        </w:rPr>
-        <w:t>答辩前，</w:t>
-      </w:r>
+        <w:ind w:firstLineChars="200" w:firstLine="482"/>
+        <w:jc w:val="both"/>
+        <w:rPr>
+          <w:sz w:val="24"/>
+        </w:rPr>
+      </w:pPr>
       <w:r>
         <w:rPr>
           <w:rFonts w:hint="eastAsia"/>
@@ -746,7 +739,7 @@
           <w:color w:val="EE0000"/>
           <w:sz w:val="24"/>
         </w:rPr>
-        <w:t>20</w:t>
+        <w:t>3</w:t>
       </w:r>
       <w:r>
         <w:rPr>
@@ -758,25 +751,11 @@
         </w:rPr>
         <w:t>号</w:t>
       </w:r>
-      <w:r>
-        <w:rPr>
-          <w:rFonts w:hint="eastAsia"/>
-          <w:sz w:val="24"/>
-        </w:rPr>
-        <w:t>，明确在毕设微信群以及单独和刘金同学的沟通中说明，如果未能参加答辩将延毕，催促其尽快完善并提交初稿及定稿。</w:t>
-      </w:r>
-      <w:r>
-        <w:rPr>
-          <w:rFonts w:hint="eastAsia"/>
-          <w:color w:val="EE0000"/>
-          <w:sz w:val="24"/>
-        </w:rPr>
-        <w:t>作为成年人，刘金同学应充分认识到延毕导致的后果。</w:t>
-      </w:r>
-    </w:p>
-    <w:p>
-      <w:pPr>
-        <w:spacing w:after="0" w:line="360" w:lineRule="auto"/>
+    </w:p>
+    <w:p>
+      <w:pPr>
+        <w:spacing w:after="0" w:line="360" w:lineRule="auto"/>
+        <w:ind w:firstLineChars="200" w:firstLine="440"/>
         <w:jc w:val="center"/>
         <w:rPr>
           <w:sz w:val="24"/>
@@ -785,13 +764,12 @@
       <w:r>
         <w:rPr>
           <w:noProof/>
-          <w:sz w:val="24"/>
         </w:rPr>
         <w:drawing>
-          <wp:inline distT="0" distB="0" distL="0" distR="0" wp14:anchorId="337CD568" wp14:editId="5713B56C">
-            <wp:extent cx="2159635" cy="4823460"/>
-            <wp:effectExtent l="0" t="0" r="0" b="0"/>
-            <wp:docPr id="805699261" name="图片 1"/>
+          <wp:inline distT="0" distB="0" distL="0" distR="0" wp14:anchorId="405EE9C9" wp14:editId="143BA342">
+            <wp:extent cx="3599815" cy="2705100"/>
+            <wp:effectExtent l="0" t="0" r="635" b="0"/>
+            <wp:docPr id="1" name="图片 1"/>
             <wp:cNvGraphicFramePr>
               <a:graphicFrameLocks xmlns:a="http://schemas.openxmlformats.org/drawingml/2006/main" noChangeAspect="1"/>
             </wp:cNvGraphicFramePr>
@@ -799,12 +777,10 @@
               <a:graphicData uri="http://schemas.openxmlformats.org/drawingml/2006/picture">
                 <pic:pic xmlns:pic="http://schemas.openxmlformats.org/drawingml/2006/picture">
                   <pic:nvPicPr>
-                    <pic:cNvPr id="805699261" name="图片 1"/>
-                    <pic:cNvPicPr>
-                      <a:picLocks noChangeAspect="1" noChangeArrowheads="1"/>
-                    </pic:cNvPicPr>
+                    <pic:cNvPr id="1" name="_cgi-bin_mmwebwx-bin_webwxgetmsgimg__&amp;MsgID=9047038748595033591&amp;skey=@crypt_3448fdd4_86b75e0fa853f337739f8466787e6856&amp;mmweb_appid=wx_webfilehelper.jfif"/>
+                    <pic:cNvPicPr/>
                   </pic:nvPicPr>
-                  <pic:blipFill>
+                  <pic:blipFill rotWithShape="1">
                     <a:blip r:embed="rId11" cstate="print">
                       <a:extLst>
                         <a:ext uri="{28A0092B-C50C-407E-A947-70E740481C1C}">
@@ -812,23 +788,25 @@
                         </a:ext>
                       </a:extLst>
                     </a:blip>
-                    <a:srcRect/>
-                    <a:stretch>
-                      <a:fillRect/>
-                    </a:stretch>
+                    <a:srcRect b="66352"/>
+                    <a:stretch/>
                   </pic:blipFill>
-                  <pic:spPr>
+                  <pic:spPr bwMode="auto">
                     <a:xfrm>
                       <a:off x="0" y="0"/>
-                      <a:ext cx="2160000" cy="4823885"/>
+                      <a:ext cx="3600000" cy="2705239"/>
                     </a:xfrm>
                     <a:prstGeom prst="rect">
                       <a:avLst/>
                     </a:prstGeom>
-                    <a:noFill/>
                     <a:ln>
                       <a:noFill/>
                     </a:ln>
+                    <a:extLst>
+                      <a:ext uri="{53640926-AAD7-44D8-BBD7-CCE9431645EC}">
+                        <a14:shadowObscured xmlns:a14="http://schemas.microsoft.com/office/drawing/2010/main"/>
+                      </a:ext>
+                    </a:extLst>
                   </pic:spPr>
                 </pic:pic>
               </a:graphicData>
@@ -840,123 +818,71 @@
     <w:p>
       <w:pPr>
         <w:spacing w:after="0" w:line="360" w:lineRule="auto"/>
+        <w:ind w:firstLineChars="200" w:firstLine="482"/>
+        <w:jc w:val="both"/>
+        <w:rPr>
+          <w:sz w:val="24"/>
+        </w:rPr>
+      </w:pPr>
+      <w:r>
+        <w:rPr>
+          <w:rFonts w:hint="eastAsia"/>
+          <w:b/>
+          <w:bCs/>
+          <w:color w:val="EE0000"/>
+          <w:sz w:val="24"/>
+        </w:rPr>
+        <w:t>4</w:t>
+      </w:r>
+      <w:r>
+        <w:rPr>
+          <w:rFonts w:hint="eastAsia"/>
+          <w:b/>
+          <w:bCs/>
+          <w:color w:val="EE0000"/>
+          <w:sz w:val="24"/>
+        </w:rPr>
+        <w:t>月</w:t>
+      </w:r>
+      <w:r>
+        <w:rPr>
+          <w:rFonts w:hint="eastAsia"/>
+          <w:b/>
+          <w:bCs/>
+          <w:color w:val="EE0000"/>
+          <w:sz w:val="24"/>
+        </w:rPr>
+        <w:t>10</w:t>
+      </w:r>
+      <w:r>
+        <w:rPr>
+          <w:rFonts w:hint="eastAsia"/>
+          <w:b/>
+          <w:bCs/>
+          <w:color w:val="EE0000"/>
+          <w:sz w:val="24"/>
+        </w:rPr>
+        <w:t>号</w:t>
+      </w:r>
+    </w:p>
+    <w:p>
+      <w:pPr>
+        <w:spacing w:after="0" w:line="360" w:lineRule="auto"/>
+        <w:ind w:firstLineChars="200" w:firstLine="440"/>
         <w:jc w:val="center"/>
         <w:rPr>
-          <w:sz w:val="21"/>
-          <w:szCs w:val="21"/>
-        </w:rPr>
-      </w:pPr>
-      <w:r>
-        <w:rPr>
-          <w:rFonts w:hint="eastAsia"/>
-          <w:sz w:val="21"/>
-          <w:szCs w:val="21"/>
-        </w:rPr>
-        <w:t>图</w:t>
-      </w:r>
-      <w:r>
-        <w:rPr>
-          <w:rFonts w:hint="eastAsia"/>
-          <w:sz w:val="21"/>
-          <w:szCs w:val="21"/>
-        </w:rPr>
-        <w:t xml:space="preserve">4 </w:t>
-      </w:r>
-      <w:r>
-        <w:rPr>
-          <w:rFonts w:hint="eastAsia"/>
-          <w:sz w:val="21"/>
-          <w:szCs w:val="21"/>
-        </w:rPr>
-        <w:t>答辩前和刘金同学的单独沟通</w:t>
-      </w:r>
-    </w:p>
-    <w:p>
-      <w:pPr>
-        <w:numPr>
-          <w:ilvl w:val="0"/>
-          <w:numId w:val="1"/>
-        </w:numPr>
-        <w:spacing w:after="0" w:line="360" w:lineRule="auto"/>
-        <w:ind w:firstLineChars="200" w:firstLine="480"/>
-        <w:jc w:val="both"/>
-        <w:rPr>
-          <w:sz w:val="24"/>
-        </w:rPr>
-      </w:pPr>
-      <w:r>
-        <w:rPr>
-          <w:rFonts w:hint="eastAsia"/>
-          <w:color w:val="EE0000"/>
-          <w:sz w:val="24"/>
-        </w:rPr>
-        <w:t>后期与刘金同学的沟通中，并没有任何形式的约定；其申述材料中提及协调及约定二辩一项，与事实不符，是其断章取义的主观判断。</w:t>
-      </w:r>
-      <w:r>
-        <w:rPr>
-          <w:rFonts w:hint="eastAsia"/>
-          <w:sz w:val="24"/>
-        </w:rPr>
-        <w:t>见图</w:t>
-      </w:r>
-      <w:r>
-        <w:rPr>
-          <w:rFonts w:hint="eastAsia"/>
-          <w:sz w:val="24"/>
-        </w:rPr>
-        <w:t>5</w:t>
-      </w:r>
-      <w:r>
-        <w:rPr>
-          <w:rFonts w:hint="eastAsia"/>
-          <w:sz w:val="24"/>
-        </w:rPr>
-        <w:t>。</w:t>
-      </w:r>
-    </w:p>
-    <w:p>
-      <w:pPr>
-        <w:numPr>
-          <w:ilvl w:val="0"/>
-          <w:numId w:val="1"/>
-        </w:numPr>
-        <w:spacing w:after="0" w:line="360" w:lineRule="auto"/>
-        <w:ind w:firstLineChars="200" w:firstLine="480"/>
-        <w:jc w:val="both"/>
-        <w:rPr>
-          <w:sz w:val="24"/>
-        </w:rPr>
-      </w:pPr>
-      <w:r>
-        <w:rPr>
-          <w:rFonts w:hint="eastAsia"/>
-          <w:color w:val="EE0000"/>
-          <w:sz w:val="24"/>
-        </w:rPr>
-        <w:lastRenderedPageBreak/>
-        <w:t>因刘金同学不具备毕业论文答辩资格，没有参加论文答辩，也没有论文成绩，根本涉及不到二辩的问题（只有参加答辩，因答辩成绩不理想，才有可能申请参加二辩）。</w:t>
-      </w:r>
-    </w:p>
-    <w:p>
-      <w:pPr>
-        <w:spacing w:after="0" w:line="360" w:lineRule="auto"/>
-        <w:jc w:val="center"/>
-        <w:rPr>
-          <w:sz w:val="21"/>
-          <w:szCs w:val="21"/>
+          <w:sz w:val="24"/>
         </w:rPr>
       </w:pPr>
       <w:r>
         <w:rPr>
           <w:noProof/>
-          <w:sz w:val="21"/>
-          <w:szCs w:val="21"/>
         </w:rPr>
         <w:drawing>
-          <wp:inline distT="0" distB="0" distL="0" distR="0" wp14:anchorId="2A23C461" wp14:editId="39319667">
-            <wp:extent cx="2159635" cy="4823460"/>
-            <wp:effectExtent l="0" t="0" r="0" b="0"/>
-            <wp:docPr id="1285878022" name="图片 2"/>
+          <wp:inline distT="0" distB="0" distL="0" distR="0" wp14:anchorId="60B3509F" wp14:editId="5A28E0F7">
+            <wp:extent cx="3599815" cy="2981325"/>
+            <wp:effectExtent l="0" t="0" r="635" b="9525"/>
+            <wp:docPr id="2" name="图片 2"/>
             <wp:cNvGraphicFramePr>
               <a:graphicFrameLocks xmlns:a="http://schemas.openxmlformats.org/drawingml/2006/main" noChangeAspect="1"/>
             </wp:cNvGraphicFramePr>
@@ -964,12 +890,10 @@
               <a:graphicData uri="http://schemas.openxmlformats.org/drawingml/2006/picture">
                 <pic:pic xmlns:pic="http://schemas.openxmlformats.org/drawingml/2006/picture">
                   <pic:nvPicPr>
-                    <pic:cNvPr id="1285878022" name="图片 2"/>
-                    <pic:cNvPicPr>
-                      <a:picLocks noChangeAspect="1" noChangeArrowheads="1"/>
-                    </pic:cNvPicPr>
+                    <pic:cNvPr id="2" name="_cgi-bin_mmwebwx-bin_webwxgetmsgimg__&amp;MsgID=21312448528053777&amp;skey=@crypt_3448fdd4_86b75e0fa853f337739f8466787e6856&amp;mmweb_appid=wx_webfilehelper.jfif"/>
+                    <pic:cNvPicPr/>
                   </pic:nvPicPr>
-                  <pic:blipFill>
+                  <pic:blipFill rotWithShape="1">
                     <a:blip r:embed="rId12" cstate="print">
                       <a:extLst>
                         <a:ext uri="{28A0092B-C50C-407E-A947-70E740481C1C}">
@@ -977,23 +901,25 @@
                         </a:ext>
                       </a:extLst>
                     </a:blip>
-                    <a:srcRect/>
-                    <a:stretch>
-                      <a:fillRect/>
-                    </a:stretch>
+                    <a:srcRect b="62916"/>
+                    <a:stretch/>
                   </pic:blipFill>
-                  <pic:spPr>
+                  <pic:spPr bwMode="auto">
                     <a:xfrm>
                       <a:off x="0" y="0"/>
-                      <a:ext cx="2160000" cy="4823885"/>
+                      <a:ext cx="3600000" cy="2981478"/>
                     </a:xfrm>
                     <a:prstGeom prst="rect">
                       <a:avLst/>
                     </a:prstGeom>
-                    <a:noFill/>
                     <a:ln>
                       <a:noFill/>
                     </a:ln>
+                    <a:extLst>
+                      <a:ext uri="{53640926-AAD7-44D8-BBD7-CCE9431645EC}">
+                        <a14:shadowObscured xmlns:a14="http://schemas.microsoft.com/office/drawing/2010/main"/>
+                      </a:ext>
+                    </a:extLst>
                   </pic:spPr>
                 </pic:pic>
               </a:graphicData>
@@ -1005,6 +931,57 @@
     <w:p>
       <w:pPr>
         <w:spacing w:after="0" w:line="360" w:lineRule="auto"/>
+        <w:ind w:firstLineChars="200" w:firstLine="482"/>
+        <w:jc w:val="both"/>
+        <w:rPr>
+          <w:sz w:val="24"/>
+        </w:rPr>
+      </w:pPr>
+      <w:r>
+        <w:rPr>
+          <w:rFonts w:hint="eastAsia"/>
+          <w:b/>
+          <w:bCs/>
+          <w:color w:val="EE0000"/>
+          <w:sz w:val="24"/>
+        </w:rPr>
+        <w:t>4</w:t>
+      </w:r>
+      <w:r>
+        <w:rPr>
+          <w:rFonts w:hint="eastAsia"/>
+          <w:b/>
+          <w:bCs/>
+          <w:color w:val="EE0000"/>
+          <w:sz w:val="24"/>
+        </w:rPr>
+        <w:t>月</w:t>
+      </w:r>
+      <w:r>
+        <w:rPr>
+          <w:rFonts w:hint="eastAsia"/>
+          <w:b/>
+          <w:bCs/>
+          <w:color w:val="EE0000"/>
+          <w:sz w:val="24"/>
+        </w:rPr>
+        <w:t>15</w:t>
+      </w:r>
+      <w:r>
+        <w:rPr>
+          <w:rFonts w:hint="eastAsia"/>
+          <w:b/>
+          <w:bCs/>
+          <w:color w:val="EE0000"/>
+          <w:sz w:val="24"/>
+        </w:rPr>
+        <w:t>号</w:t>
+      </w:r>
+    </w:p>
+    <w:p>
+      <w:pPr>
+        <w:spacing w:after="0" w:line="360" w:lineRule="auto"/>
+        <w:ind w:firstLineChars="200" w:firstLine="440"/>
         <w:jc w:val="center"/>
         <w:rPr>
           <w:sz w:val="24"/>
@@ -1013,6 +990,315 @@
       <w:r>
         <w:rPr>
           <w:rFonts w:hint="eastAsia"/>
+          <w:noProof/>
+        </w:rPr>
+        <w:lastRenderedPageBreak/>
+        <w:drawing>
+          <wp:inline distT="0" distB="0" distL="0" distR="0" wp14:anchorId="176F0538" wp14:editId="1927E06E">
+            <wp:extent cx="3599815" cy="3086100"/>
+            <wp:effectExtent l="0" t="0" r="635" b="0"/>
+            <wp:docPr id="3" name="图片 3"/>
+            <wp:cNvGraphicFramePr>
+              <a:graphicFrameLocks xmlns:a="http://schemas.openxmlformats.org/drawingml/2006/main" noChangeAspect="1"/>
+            </wp:cNvGraphicFramePr>
+            <a:graphic xmlns:a="http://schemas.openxmlformats.org/drawingml/2006/main">
+              <a:graphicData uri="http://schemas.openxmlformats.org/drawingml/2006/picture">
+                <pic:pic xmlns:pic="http://schemas.openxmlformats.org/drawingml/2006/picture">
+                  <pic:nvPicPr>
+                    <pic:cNvPr id="3" name="_cgi-bin_mmwebwx-bin_webwxgetmsgimg__&amp;MsgID=3294228816462009951&amp;skey=@crypt_3448fdd4_86b75e0fa853f337739f8466787e6856&amp;mmweb_appid=wx_webfilehelper.jfif"/>
+                    <pic:cNvPicPr/>
+                  </pic:nvPicPr>
+                  <pic:blipFill rotWithShape="1">
+                    <a:blip r:embed="rId13" cstate="print">
+                      <a:extLst>
+                        <a:ext uri="{28A0092B-C50C-407E-A947-70E740481C1C}">
+                          <a14:useLocalDpi xmlns:a14="http://schemas.microsoft.com/office/drawing/2010/main" val="0"/>
+                        </a:ext>
+                      </a:extLst>
+                    </a:blip>
+                    <a:srcRect b="61613"/>
+                    <a:stretch/>
+                  </pic:blipFill>
+                  <pic:spPr bwMode="auto">
+                    <a:xfrm>
+                      <a:off x="0" y="0"/>
+                      <a:ext cx="3600000" cy="3086259"/>
+                    </a:xfrm>
+                    <a:prstGeom prst="rect">
+                      <a:avLst/>
+                    </a:prstGeom>
+                    <a:ln>
+                      <a:noFill/>
+                    </a:ln>
+                    <a:extLst>
+                      <a:ext uri="{53640926-AAD7-44D8-BBD7-CCE9431645EC}">
+                        <a14:shadowObscured xmlns:a14="http://schemas.microsoft.com/office/drawing/2010/main"/>
+                      </a:ext>
+                    </a:extLst>
+                  </pic:spPr>
+                </pic:pic>
+              </a:graphicData>
+            </a:graphic>
+          </wp:inline>
+        </w:drawing>
+      </w:r>
+    </w:p>
+    <w:p>
+      <w:pPr>
+        <w:spacing w:after="0" w:line="360" w:lineRule="auto"/>
+        <w:ind w:firstLineChars="200" w:firstLine="482"/>
+        <w:jc w:val="both"/>
+        <w:rPr>
+          <w:color w:val="EE0000"/>
+          <w:sz w:val="24"/>
+        </w:rPr>
+      </w:pPr>
+      <w:r>
+        <w:rPr>
+          <w:rFonts w:hint="eastAsia"/>
+          <w:b/>
+          <w:bCs/>
+          <w:color w:val="EE0000"/>
+          <w:sz w:val="24"/>
+        </w:rPr>
+        <w:t>4</w:t>
+      </w:r>
+      <w:r>
+        <w:rPr>
+          <w:rFonts w:hint="eastAsia"/>
+          <w:b/>
+          <w:bCs/>
+          <w:color w:val="EE0000"/>
+          <w:sz w:val="24"/>
+        </w:rPr>
+        <w:t>月</w:t>
+      </w:r>
+      <w:r>
+        <w:rPr>
+          <w:rFonts w:hint="eastAsia"/>
+          <w:b/>
+          <w:bCs/>
+          <w:color w:val="EE0000"/>
+          <w:sz w:val="24"/>
+        </w:rPr>
+        <w:t>20</w:t>
+      </w:r>
+      <w:r>
+        <w:rPr>
+          <w:rFonts w:hint="eastAsia"/>
+          <w:b/>
+          <w:bCs/>
+          <w:color w:val="EE0000"/>
+          <w:sz w:val="24"/>
+        </w:rPr>
+        <w:t>号</w:t>
+      </w:r>
+      <w:r>
+        <w:rPr>
+          <w:rFonts w:hint="eastAsia"/>
+          <w:sz w:val="24"/>
+        </w:rPr>
+        <w:t>，明确在毕设微信群以及单独和刘金同学的沟通中说明，如果未能参加答辩将延毕，催促其尽快完善并提交初稿及定稿。</w:t>
+      </w:r>
+      <w:r>
+        <w:rPr>
+          <w:rFonts w:hint="eastAsia"/>
+          <w:color w:val="EE0000"/>
+          <w:sz w:val="24"/>
+        </w:rPr>
+        <w:t>作为成年人，刘金同学应充分认识到延毕导致的后果。</w:t>
+      </w:r>
+    </w:p>
+    <w:p>
+      <w:pPr>
+        <w:spacing w:after="0" w:line="360" w:lineRule="auto"/>
+        <w:ind w:firstLineChars="200" w:firstLine="640"/>
+        <w:jc w:val="center"/>
+        <w:rPr>
+          <w:sz w:val="24"/>
+        </w:rPr>
+      </w:pPr>
+      <w:r>
+        <w:rPr>
+          <w:noProof/>
+          <w:sz w:val="32"/>
+          <w:szCs w:val="32"/>
+        </w:rPr>
+        <w:drawing>
+          <wp:inline distT="0" distB="0" distL="0" distR="0" wp14:anchorId="0E86C629" wp14:editId="3A923484">
+            <wp:extent cx="3240000" cy="4346481"/>
+            <wp:effectExtent l="0" t="0" r="0" b="0"/>
+            <wp:docPr id="10" name="图片 10"/>
+            <wp:cNvGraphicFramePr>
+              <a:graphicFrameLocks xmlns:a="http://schemas.openxmlformats.org/drawingml/2006/main" noChangeAspect="1"/>
+            </wp:cNvGraphicFramePr>
+            <a:graphic xmlns:a="http://schemas.openxmlformats.org/drawingml/2006/main">
+              <a:graphicData uri="http://schemas.openxmlformats.org/drawingml/2006/picture">
+                <pic:pic xmlns:pic="http://schemas.openxmlformats.org/drawingml/2006/picture">
+                  <pic:nvPicPr>
+                    <pic:cNvPr id="10" name="_cgi-bin_mmwebwx-bin_webwxgetmsgimg__&amp;MsgID=7257605422128755427&amp;skey=@crypt_3448fdd4_86b75e0fa853f337739f8466787e6856&amp;mmweb_appid=wx_webfilehelper.jfif"/>
+                    <pic:cNvPicPr/>
+                  </pic:nvPicPr>
+                  <pic:blipFill rotWithShape="1">
+                    <a:blip r:embed="rId14" cstate="print">
+                      <a:extLst>
+                        <a:ext uri="{28A0092B-C50C-407E-A947-70E740481C1C}">
+                          <a14:useLocalDpi xmlns:a14="http://schemas.microsoft.com/office/drawing/2010/main" val="0"/>
+                        </a:ext>
+                      </a:extLst>
+                    </a:blip>
+                    <a:srcRect b="39931"/>
+                    <a:stretch/>
+                  </pic:blipFill>
+                  <pic:spPr bwMode="auto">
+                    <a:xfrm>
+                      <a:off x="0" y="0"/>
+                      <a:ext cx="3240000" cy="4346481"/>
+                    </a:xfrm>
+                    <a:prstGeom prst="rect">
+                      <a:avLst/>
+                    </a:prstGeom>
+                    <a:ln>
+                      <a:noFill/>
+                    </a:ln>
+                    <a:extLst>
+                      <a:ext uri="{53640926-AAD7-44D8-BBD7-CCE9431645EC}">
+                        <a14:shadowObscured xmlns:a14="http://schemas.microsoft.com/office/drawing/2010/main"/>
+                      </a:ext>
+                    </a:extLst>
+                  </pic:spPr>
+                </pic:pic>
+              </a:graphicData>
+            </a:graphic>
+          </wp:inline>
+        </w:drawing>
+      </w:r>
+    </w:p>
+    <w:p>
+      <w:pPr>
+        <w:spacing w:after="0" w:line="360" w:lineRule="auto"/>
+        <w:ind w:firstLineChars="200" w:firstLine="482"/>
+        <w:jc w:val="both"/>
+        <w:rPr>
+          <w:sz w:val="24"/>
+        </w:rPr>
+      </w:pPr>
+      <w:r>
+        <w:rPr>
+          <w:rFonts w:hint="eastAsia"/>
+          <w:b/>
+          <w:bCs/>
+          <w:color w:val="EE0000"/>
+          <w:sz w:val="24"/>
+        </w:rPr>
+        <w:t>4</w:t>
+      </w:r>
+      <w:r>
+        <w:rPr>
+          <w:rFonts w:hint="eastAsia"/>
+          <w:b/>
+          <w:bCs/>
+          <w:color w:val="EE0000"/>
+          <w:sz w:val="24"/>
+        </w:rPr>
+        <w:t>月</w:t>
+      </w:r>
+      <w:r>
+        <w:rPr>
+          <w:rFonts w:hint="eastAsia"/>
+          <w:b/>
+          <w:bCs/>
+          <w:color w:val="EE0000"/>
+          <w:sz w:val="24"/>
+        </w:rPr>
+        <w:t>22</w:t>
+      </w:r>
+      <w:r>
+        <w:rPr>
+          <w:rFonts w:hint="eastAsia"/>
+          <w:b/>
+          <w:bCs/>
+          <w:color w:val="EE0000"/>
+          <w:sz w:val="24"/>
+        </w:rPr>
+        <w:t>号</w:t>
+      </w:r>
+    </w:p>
+    <w:p>
+      <w:pPr>
+        <w:spacing w:after="0" w:line="360" w:lineRule="auto"/>
+        <w:jc w:val="center"/>
+        <w:rPr>
+          <w:sz w:val="24"/>
+        </w:rPr>
+      </w:pPr>
+      <w:r>
+        <w:rPr>
+          <w:noProof/>
+        </w:rPr>
+        <w:lastRenderedPageBreak/>
+        <w:drawing>
+          <wp:inline distT="0" distB="0" distL="0" distR="0" wp14:anchorId="7DDEDBC8" wp14:editId="69A28AA1">
+            <wp:extent cx="3599815" cy="2200275"/>
+            <wp:effectExtent l="0" t="0" r="635" b="9525"/>
+            <wp:docPr id="7" name="图片 7"/>
+            <wp:cNvGraphicFramePr>
+              <a:graphicFrameLocks xmlns:a="http://schemas.openxmlformats.org/drawingml/2006/main" noChangeAspect="1"/>
+            </wp:cNvGraphicFramePr>
+            <a:graphic xmlns:a="http://schemas.openxmlformats.org/drawingml/2006/main">
+              <a:graphicData uri="http://schemas.openxmlformats.org/drawingml/2006/picture">
+                <pic:pic xmlns:pic="http://schemas.openxmlformats.org/drawingml/2006/picture">
+                  <pic:nvPicPr>
+                    <pic:cNvPr id="7" name="_cgi-bin_mmwebwx-bin_webwxgetmsgimg__&amp;MsgID=3285699940816094568&amp;skey=@crypt_3448fdd4_86b75e0fa853f337739f8466787e6856&amp;mmweb_appid=wx_webfilehelper.jfif"/>
+                    <pic:cNvPicPr/>
+                  </pic:nvPicPr>
+                  <pic:blipFill rotWithShape="1">
+                    <a:blip r:embed="rId15" cstate="print">
+                      <a:extLst>
+                        <a:ext uri="{28A0092B-C50C-407E-A947-70E740481C1C}">
+                          <a14:useLocalDpi xmlns:a14="http://schemas.microsoft.com/office/drawing/2010/main" val="0"/>
+                        </a:ext>
+                      </a:extLst>
+                    </a:blip>
+                    <a:srcRect b="72631"/>
+                    <a:stretch/>
+                  </pic:blipFill>
+                  <pic:spPr bwMode="auto">
+                    <a:xfrm>
+                      <a:off x="0" y="0"/>
+                      <a:ext cx="3600000" cy="2200388"/>
+                    </a:xfrm>
+                    <a:prstGeom prst="rect">
+                      <a:avLst/>
+                    </a:prstGeom>
+                    <a:ln>
+                      <a:noFill/>
+                    </a:ln>
+                    <a:extLst>
+                      <a:ext uri="{53640926-AAD7-44D8-BBD7-CCE9431645EC}">
+                        <a14:shadowObscured xmlns:a14="http://schemas.microsoft.com/office/drawing/2010/main"/>
+                      </a:ext>
+                    </a:extLst>
+                  </pic:spPr>
+                </pic:pic>
+              </a:graphicData>
+            </a:graphic>
+          </wp:inline>
+        </w:drawing>
+      </w:r>
+    </w:p>
+    <w:p>
+      <w:pPr>
+        <w:spacing w:after="0" w:line="360" w:lineRule="auto"/>
+        <w:jc w:val="center"/>
+        <w:rPr>
+          <w:sz w:val="21"/>
+          <w:szCs w:val="21"/>
+        </w:rPr>
+      </w:pPr>
+      <w:r>
+        <w:rPr>
+          <w:rFonts w:hint="eastAsia"/>
           <w:sz w:val="21"/>
           <w:szCs w:val="21"/>
         </w:rPr>
@@ -1024,22 +1310,87 @@
           <w:sz w:val="21"/>
           <w:szCs w:val="21"/>
         </w:rPr>
-        <w:t xml:space="preserve">5 </w:t>
-      </w:r>
-      <w:r>
-        <w:rPr>
-          <w:rFonts w:hint="eastAsia"/>
-          <w:sz w:val="21"/>
-          <w:szCs w:val="21"/>
-        </w:rPr>
-        <w:t>答辩后和刘金同学的沟通</w:t>
-      </w:r>
-    </w:p>
-    <w:p>
-      <w:pPr>
+        <w:t xml:space="preserve">4 </w:t>
+      </w:r>
+      <w:r>
+        <w:rPr>
+          <w:rFonts w:hint="eastAsia"/>
+          <w:sz w:val="21"/>
+          <w:szCs w:val="21"/>
+        </w:rPr>
+        <w:t>答辩前和刘金同学的单独沟通</w:t>
+      </w:r>
+    </w:p>
+    <w:p>
+      <w:pPr>
+        <w:numPr>
+          <w:ilvl w:val="0"/>
+          <w:numId w:val="1"/>
+        </w:numPr>
         <w:spacing w:after="0" w:line="360" w:lineRule="auto"/>
         <w:ind w:firstLineChars="200" w:firstLine="480"/>
         <w:jc w:val="both"/>
+        <w:rPr>
+          <w:sz w:val="24"/>
+        </w:rPr>
+      </w:pPr>
+      <w:r>
+        <w:rPr>
+          <w:rFonts w:hint="eastAsia"/>
+          <w:color w:val="EE0000"/>
+          <w:sz w:val="24"/>
+        </w:rPr>
+        <w:t>后期与刘金同学的沟通中，并没有任何形式的约定；其申述材料中提及协调及约定二辩一项，与事实不符，是其断章取义的主观判断。</w:t>
+      </w:r>
+      <w:r>
+        <w:rPr>
+          <w:rFonts w:hint="eastAsia"/>
+          <w:sz w:val="24"/>
+        </w:rPr>
+        <w:t>见图</w:t>
+      </w:r>
+      <w:r>
+        <w:rPr>
+          <w:rFonts w:hint="eastAsia"/>
+          <w:sz w:val="24"/>
+        </w:rPr>
+        <w:t>5</w:t>
+      </w:r>
+      <w:r>
+        <w:rPr>
+          <w:rFonts w:hint="eastAsia"/>
+          <w:sz w:val="24"/>
+        </w:rPr>
+        <w:t>。</w:t>
+      </w:r>
+    </w:p>
+    <w:p>
+      <w:pPr>
+        <w:numPr>
+          <w:ilvl w:val="0"/>
+          <w:numId w:val="1"/>
+        </w:numPr>
+        <w:spacing w:after="0" w:line="360" w:lineRule="auto"/>
+        <w:ind w:firstLineChars="200" w:firstLine="480"/>
+        <w:jc w:val="both"/>
+        <w:rPr>
+          <w:sz w:val="24"/>
+        </w:rPr>
+      </w:pPr>
+      <w:r>
+        <w:rPr>
+          <w:rFonts w:hint="eastAsia"/>
+          <w:color w:val="EE0000"/>
+          <w:sz w:val="24"/>
+        </w:rPr>
+        <w:t>因刘金同学不具备毕业论文答辩资格，没有参加论文答辩，也没有论文成绩，根本涉及不到二辩的问题（只有参加答辩，因答辩成绩不理想，才有可能申请参加二辩）。</w:t>
+      </w:r>
+    </w:p>
+    <w:p>
+      <w:pPr>
+        <w:spacing w:after="0" w:line="360" w:lineRule="auto"/>
+        <w:ind w:firstLineChars="200" w:firstLine="480"/>
+        <w:jc w:val="both"/>
         <w:outlineLvl w:val="0"/>
         <w:rPr>
           <w:sz w:val="24"/>
@@ -1098,7 +1449,8 @@
         <w:spacing w:after="0" w:line="360" w:lineRule="auto"/>
         <w:jc w:val="both"/>
         <w:rPr>
-          <w:sz w:val="24"/>
+          <w:sz w:val="21"/>
+          <w:szCs w:val="21"/>
         </w:rPr>
       </w:pPr>
       <w:r>
@@ -1123,7 +1475,7 @@
                     </pic:cNvPicPr>
                   </pic:nvPicPr>
                   <pic:blipFill>
-                    <a:blip r:embed="rId13"/>
+                    <a:blip r:embed="rId16"/>
                     <a:stretch>
                       <a:fillRect/>
                     </a:stretch>
@@ -1147,40 +1499,6 @@
     <w:p>
       <w:pPr>
         <w:spacing w:after="0" w:line="360" w:lineRule="auto"/>
-        <w:jc w:val="center"/>
-        <w:rPr>
-          <w:sz w:val="21"/>
-          <w:szCs w:val="21"/>
-        </w:rPr>
-      </w:pPr>
-      <w:r>
-        <w:rPr>
-          <w:rFonts w:hint="eastAsia"/>
-          <w:sz w:val="21"/>
-          <w:szCs w:val="21"/>
-        </w:rPr>
-        <w:t>图</w:t>
-      </w:r>
-      <w:r>
-        <w:rPr>
-          <w:rFonts w:hint="eastAsia"/>
-          <w:sz w:val="21"/>
-          <w:szCs w:val="21"/>
-        </w:rPr>
-        <w:t xml:space="preserve">6 </w:t>
-      </w:r>
-      <w:r>
-        <w:rPr>
-          <w:rFonts w:hint="eastAsia"/>
-          <w:sz w:val="21"/>
-          <w:szCs w:val="21"/>
-        </w:rPr>
-        <w:t>刘金同学参加毕设例会情况</w:t>
-      </w:r>
-    </w:p>
-    <w:p>
-      <w:pPr>
-        <w:spacing w:after="0" w:line="360" w:lineRule="auto"/>
         <w:ind w:firstLineChars="200" w:firstLine="480"/>
         <w:jc w:val="both"/>
         <w:rPr>
@@ -1200,17 +1518,9 @@
           <w:rFonts w:hint="eastAsia"/>
           <w:sz w:val="24"/>
         </w:rPr>
-        <w:t>刘金同学初稿指导记录（部分）；新问题及相同问题多次出现，未能按照毕设论文模板的格式和要求整改落实。前几次整体指出后，刘金同学并没有落实；意识到该同学的学习消化能力有限，所以后期指导精确到了具体问题，但是依然</w:t>
-      </w:r>
-      <w:r>
-        <w:rPr>
-          <w:rFonts w:hint="eastAsia"/>
-          <w:sz w:val="24"/>
-        </w:rPr>
-        <w:lastRenderedPageBreak/>
-        <w:t>多次未能整改落实。在操作示范的基础上，建议并督促其查看并学习</w:t>
-      </w:r>
-      <w:hyperlink r:id="rId14" w:history="1">
+        <w:t>刘金同学初稿指导记录（部分）；新问题及相同问题多次出现，未能按照毕设论文模板的格式和要求整改落实。前几次整体指出后，刘金同学并没有落实；意识到该同学的学习消化能力有限，所以后期指导精确到了具体问题，但是依然多次未能整改落实。在操作示范的基础上，建议并督促其查看并学习</w:t>
+      </w:r>
+      <w:hyperlink r:id="rId17" w:history="1">
         <w:r>
           <w:rPr>
             <w:rStyle w:val="ab"/>
@@ -1260,6 +1570,47 @@
     <w:p>
       <w:pPr>
         <w:spacing w:after="0" w:line="360" w:lineRule="auto"/>
+        <w:ind w:firstLineChars="200" w:firstLine="420"/>
+        <w:rPr>
+          <w:sz w:val="24"/>
+        </w:rPr>
+      </w:pPr>
+      <w:r>
+        <w:rPr>
+          <w:rFonts w:hint="eastAsia"/>
+          <w:sz w:val="21"/>
+          <w:szCs w:val="21"/>
+        </w:rPr>
+        <w:t>第</w:t>
+      </w:r>
+      <w:r>
+        <w:rPr>
+          <w:rFonts w:hint="eastAsia"/>
+          <w:sz w:val="21"/>
+          <w:szCs w:val="21"/>
+        </w:rPr>
+        <w:t>1</w:t>
+      </w:r>
+      <w:r>
+        <w:rPr>
+          <w:rFonts w:hint="eastAsia"/>
+          <w:sz w:val="21"/>
+          <w:szCs w:val="21"/>
+        </w:rPr>
+        <w:t>次初稿指导记录</w:t>
+      </w:r>
+      <w:r>
+        <w:rPr>
+          <w:rFonts w:hint="eastAsia"/>
+          <w:sz w:val="21"/>
+          <w:szCs w:val="21"/>
+        </w:rPr>
+        <w:t>。</w:t>
+      </w:r>
+    </w:p>
+    <w:p>
+      <w:pPr>
+        <w:spacing w:after="0" w:line="360" w:lineRule="auto"/>
         <w:jc w:val="center"/>
         <w:rPr>
           <w:sz w:val="24"/>
@@ -1269,6 +1620,7 @@
         <w:rPr>
           <w:noProof/>
         </w:rPr>
+        <w:lastRenderedPageBreak/>
         <w:drawing>
           <wp:inline distT="0" distB="0" distL="0" distR="0" wp14:anchorId="09F9FD2B" wp14:editId="56721FB4">
             <wp:extent cx="5161280" cy="2323465"/>
@@ -1287,7 +1639,7 @@
                     </pic:cNvPicPr>
                   </pic:nvPicPr>
                   <pic:blipFill>
-                    <a:blip r:embed="rId15"/>
+                    <a:blip r:embed="rId18"/>
                     <a:stretch>
                       <a:fillRect/>
                     </a:stretch>
@@ -1313,33 +1665,100 @@
         <w:spacing w:after="0" w:line="360" w:lineRule="auto"/>
         <w:jc w:val="center"/>
         <w:rPr>
-          <w:sz w:val="21"/>
-          <w:szCs w:val="21"/>
-        </w:rPr>
-      </w:pPr>
-      <w:r>
-        <w:rPr>
-          <w:rFonts w:hint="eastAsia"/>
-          <w:sz w:val="21"/>
-          <w:szCs w:val="21"/>
-        </w:rPr>
-        <w:t>图</w:t>
-      </w:r>
-      <w:r>
-        <w:rPr>
-          <w:rFonts w:hint="eastAsia"/>
-          <w:sz w:val="21"/>
-          <w:szCs w:val="21"/>
-        </w:rPr>
-        <w:t xml:space="preserve">7 </w:t>
-      </w:r>
-      <w:r>
-        <w:rPr>
-          <w:rFonts w:hint="eastAsia"/>
-          <w:sz w:val="21"/>
-          <w:szCs w:val="21"/>
-        </w:rPr>
-        <w:t>第一次初稿指导记录</w:t>
+          <w:sz w:val="24"/>
+        </w:rPr>
+      </w:pPr>
+      <w:r>
+        <w:rPr>
+          <w:noProof/>
+        </w:rPr>
+        <w:drawing>
+          <wp:inline distT="0" distB="0" distL="0" distR="0" wp14:anchorId="13742E52" wp14:editId="77032C9C">
+            <wp:extent cx="5274310" cy="919480"/>
+            <wp:effectExtent l="0" t="0" r="2540" b="0"/>
+            <wp:docPr id="8" name="图片 8"/>
+            <wp:cNvGraphicFramePr>
+              <a:graphicFrameLocks xmlns:a="http://schemas.openxmlformats.org/drawingml/2006/main" noChangeAspect="1"/>
+            </wp:cNvGraphicFramePr>
+            <a:graphic xmlns:a="http://schemas.openxmlformats.org/drawingml/2006/main">
+              <a:graphicData uri="http://schemas.openxmlformats.org/drawingml/2006/picture">
+                <pic:pic xmlns:pic="http://schemas.openxmlformats.org/drawingml/2006/picture">
+                  <pic:nvPicPr>
+                    <pic:cNvPr id="1" name=""/>
+                    <pic:cNvPicPr/>
+                  </pic:nvPicPr>
+                  <pic:blipFill>
+                    <a:blip r:embed="rId19"/>
+                    <a:stretch>
+                      <a:fillRect/>
+                    </a:stretch>
+                  </pic:blipFill>
+                  <pic:spPr>
+                    <a:xfrm>
+                      <a:off x="0" y="0"/>
+                      <a:ext cx="5274310" cy="919480"/>
+                    </a:xfrm>
+                    <a:prstGeom prst="rect">
+                      <a:avLst/>
+                    </a:prstGeom>
+                  </pic:spPr>
+                </pic:pic>
+              </a:graphicData>
+            </a:graphic>
+          </wp:inline>
+        </w:drawing>
+      </w:r>
+    </w:p>
+    <w:p>
+      <w:pPr>
+        <w:spacing w:after="0" w:line="360" w:lineRule="auto"/>
+        <w:ind w:firstLineChars="200" w:firstLine="420"/>
+        <w:rPr>
+          <w:sz w:val="21"/>
+          <w:szCs w:val="21"/>
+        </w:rPr>
+      </w:pPr>
+    </w:p>
+    <w:p>
+      <w:pPr>
+        <w:spacing w:after="0" w:line="360" w:lineRule="auto"/>
+        <w:ind w:firstLineChars="200" w:firstLine="420"/>
+        <w:rPr>
+          <w:sz w:val="21"/>
+          <w:szCs w:val="21"/>
+        </w:rPr>
+      </w:pPr>
+      <w:r>
+        <w:rPr>
+          <w:rFonts w:hint="eastAsia"/>
+          <w:sz w:val="21"/>
+          <w:szCs w:val="21"/>
+        </w:rPr>
+        <w:t>第</w:t>
+      </w:r>
+      <w:r>
+        <w:rPr>
+          <w:rFonts w:hint="eastAsia"/>
+          <w:sz w:val="21"/>
+          <w:szCs w:val="21"/>
+        </w:rPr>
+        <w:t>2</w:t>
+      </w:r>
+      <w:r>
+        <w:rPr>
+          <w:rFonts w:hint="eastAsia"/>
+          <w:sz w:val="21"/>
+          <w:szCs w:val="21"/>
+        </w:rPr>
+        <w:t>次初稿指导记录</w:t>
+      </w:r>
+      <w:r>
+        <w:rPr>
+          <w:rFonts w:hint="eastAsia"/>
+          <w:sz w:val="21"/>
+          <w:szCs w:val="21"/>
+        </w:rPr>
+        <w:t>。</w:t>
       </w:r>
     </w:p>
     <w:p>
@@ -1373,7 +1792,7 @@
                     </pic:cNvPicPr>
                   </pic:nvPicPr>
                   <pic:blipFill>
-                    <a:blip r:embed="rId16"/>
+                    <a:blip r:embed="rId20"/>
                     <a:stretch>
                       <a:fillRect/>
                     </a:stretch>
@@ -1405,27 +1824,95 @@
       </w:pPr>
       <w:r>
         <w:rPr>
-          <w:rFonts w:hint="eastAsia"/>
-          <w:sz w:val="21"/>
-          <w:szCs w:val="21"/>
-        </w:rPr>
-        <w:t>图</w:t>
-      </w:r>
-      <w:r>
-        <w:rPr>
-          <w:rFonts w:hint="eastAsia"/>
-          <w:sz w:val="21"/>
-          <w:szCs w:val="21"/>
-        </w:rPr>
-        <w:t xml:space="preserve">8 </w:t>
-      </w:r>
-      <w:r>
-        <w:rPr>
-          <w:rFonts w:hint="eastAsia"/>
-          <w:sz w:val="21"/>
-          <w:szCs w:val="21"/>
-        </w:rPr>
-        <w:t>第二次初稿指导记录</w:t>
+          <w:noProof/>
+        </w:rPr>
+        <w:drawing>
+          <wp:inline distT="0" distB="0" distL="0" distR="0" wp14:anchorId="0D3354A1" wp14:editId="636105D6">
+            <wp:extent cx="5274310" cy="919480"/>
+            <wp:effectExtent l="0" t="0" r="2540" b="0"/>
+            <wp:docPr id="9" name="图片 9"/>
+            <wp:cNvGraphicFramePr>
+              <a:graphicFrameLocks xmlns:a="http://schemas.openxmlformats.org/drawingml/2006/main" noChangeAspect="1"/>
+            </wp:cNvGraphicFramePr>
+            <a:graphic xmlns:a="http://schemas.openxmlformats.org/drawingml/2006/main">
+              <a:graphicData uri="http://schemas.openxmlformats.org/drawingml/2006/picture">
+                <pic:pic xmlns:pic="http://schemas.openxmlformats.org/drawingml/2006/picture">
+                  <pic:nvPicPr>
+                    <pic:cNvPr id="1" name=""/>
+                    <pic:cNvPicPr/>
+                  </pic:nvPicPr>
+                  <pic:blipFill>
+                    <a:blip r:embed="rId21"/>
+                    <a:stretch>
+                      <a:fillRect/>
+                    </a:stretch>
+                  </pic:blipFill>
+                  <pic:spPr>
+                    <a:xfrm>
+                      <a:off x="0" y="0"/>
+                      <a:ext cx="5274310" cy="919480"/>
+                    </a:xfrm>
+                    <a:prstGeom prst="rect">
+                      <a:avLst/>
+                    </a:prstGeom>
+                  </pic:spPr>
+                </pic:pic>
+              </a:graphicData>
+            </a:graphic>
+          </wp:inline>
+        </w:drawing>
+      </w:r>
+    </w:p>
+    <w:p>
+      <w:pPr>
+        <w:spacing w:after="0" w:line="360" w:lineRule="auto"/>
+        <w:ind w:firstLineChars="200" w:firstLine="420"/>
+        <w:rPr>
+          <w:sz w:val="21"/>
+          <w:szCs w:val="21"/>
+        </w:rPr>
+      </w:pPr>
+    </w:p>
+    <w:p>
+      <w:pPr>
+        <w:spacing w:after="0" w:line="360" w:lineRule="auto"/>
+        <w:ind w:firstLineChars="200" w:firstLine="420"/>
+        <w:rPr>
+          <w:sz w:val="21"/>
+          <w:szCs w:val="21"/>
+        </w:rPr>
+      </w:pPr>
+      <w:r>
+        <w:rPr>
+          <w:rFonts w:hint="eastAsia"/>
+          <w:sz w:val="21"/>
+          <w:szCs w:val="21"/>
+        </w:rPr>
+        <w:t>第</w:t>
+      </w:r>
+      <w:r>
+        <w:rPr>
+          <w:rFonts w:hint="eastAsia"/>
+          <w:sz w:val="21"/>
+          <w:szCs w:val="21"/>
+        </w:rPr>
+        <w:t>3</w:t>
+      </w:r>
+      <w:r>
+        <w:rPr>
+          <w:rFonts w:hint="eastAsia"/>
+          <w:sz w:val="21"/>
+          <w:szCs w:val="21"/>
+        </w:rPr>
+        <w:t>次初稿指导记录</w:t>
+      </w:r>
+      <w:r>
+        <w:rPr>
+          <w:rFonts w:hint="eastAsia"/>
+          <w:sz w:val="21"/>
+          <w:szCs w:val="21"/>
+        </w:rPr>
+        <w:t>。</w:t>
       </w:r>
     </w:p>
     <w:p>
@@ -1441,6 +1928,7 @@
         <w:rPr>
           <w:noProof/>
         </w:rPr>
+        <w:lastRenderedPageBreak/>
         <w:drawing>
           <wp:inline distT="0" distB="0" distL="0" distR="0" wp14:anchorId="7313A9BC" wp14:editId="546393D2">
             <wp:extent cx="5161280" cy="2323465"/>
@@ -1459,7 +1947,7 @@
                     </pic:cNvPicPr>
                   </pic:nvPicPr>
                   <pic:blipFill>
-                    <a:blip r:embed="rId17"/>
+                    <a:blip r:embed="rId22"/>
                     <a:stretch>
                       <a:fillRect/>
                     </a:stretch>
@@ -1491,73 +1979,1260 @@
       </w:pPr>
       <w:r>
         <w:rPr>
+          <w:noProof/>
+        </w:rPr>
+        <w:drawing>
+          <wp:inline distT="0" distB="0" distL="0" distR="0" wp14:anchorId="77941870" wp14:editId="5070A92B">
+            <wp:extent cx="5274310" cy="919480"/>
+            <wp:effectExtent l="0" t="0" r="2540" b="0"/>
+            <wp:docPr id="11" name="图片 11"/>
+            <wp:cNvGraphicFramePr>
+              <a:graphicFrameLocks xmlns:a="http://schemas.openxmlformats.org/drawingml/2006/main" noChangeAspect="1"/>
+            </wp:cNvGraphicFramePr>
+            <a:graphic xmlns:a="http://schemas.openxmlformats.org/drawingml/2006/main">
+              <a:graphicData uri="http://schemas.openxmlformats.org/drawingml/2006/picture">
+                <pic:pic xmlns:pic="http://schemas.openxmlformats.org/drawingml/2006/picture">
+                  <pic:nvPicPr>
+                    <pic:cNvPr id="1" name=""/>
+                    <pic:cNvPicPr/>
+                  </pic:nvPicPr>
+                  <pic:blipFill>
+                    <a:blip r:embed="rId23"/>
+                    <a:stretch>
+                      <a:fillRect/>
+                    </a:stretch>
+                  </pic:blipFill>
+                  <pic:spPr>
+                    <a:xfrm>
+                      <a:off x="0" y="0"/>
+                      <a:ext cx="5274310" cy="919480"/>
+                    </a:xfrm>
+                    <a:prstGeom prst="rect">
+                      <a:avLst/>
+                    </a:prstGeom>
+                  </pic:spPr>
+                </pic:pic>
+              </a:graphicData>
+            </a:graphic>
+          </wp:inline>
+        </w:drawing>
+      </w:r>
+    </w:p>
+    <w:p>
+      <w:pPr>
+        <w:spacing w:after="0" w:line="360" w:lineRule="auto"/>
+        <w:ind w:firstLineChars="200" w:firstLine="420"/>
+        <w:rPr>
+          <w:sz w:val="21"/>
+          <w:szCs w:val="21"/>
+        </w:rPr>
+      </w:pPr>
+    </w:p>
+    <w:p>
+      <w:pPr>
+        <w:spacing w:after="0" w:line="360" w:lineRule="auto"/>
+        <w:ind w:firstLineChars="200" w:firstLine="420"/>
+        <w:rPr>
+          <w:sz w:val="21"/>
+          <w:szCs w:val="21"/>
+        </w:rPr>
+      </w:pPr>
+      <w:r>
+        <w:rPr>
+          <w:rFonts w:hint="eastAsia"/>
+          <w:sz w:val="21"/>
+          <w:szCs w:val="21"/>
+        </w:rPr>
+        <w:t>第</w:t>
+      </w:r>
+      <w:r>
+        <w:rPr>
+          <w:rFonts w:hint="eastAsia"/>
+          <w:sz w:val="21"/>
+          <w:szCs w:val="21"/>
+        </w:rPr>
+        <w:t>4</w:t>
+      </w:r>
+      <w:r>
+        <w:rPr>
+          <w:rFonts w:hint="eastAsia"/>
+          <w:sz w:val="21"/>
+          <w:szCs w:val="21"/>
+        </w:rPr>
+        <w:t>次初稿指导记录</w:t>
+      </w:r>
+      <w:r>
+        <w:rPr>
+          <w:rFonts w:hint="eastAsia"/>
+          <w:sz w:val="21"/>
+          <w:szCs w:val="21"/>
+        </w:rPr>
+        <w:t>。</w:t>
+      </w:r>
+    </w:p>
+    <w:p>
+      <w:pPr>
+        <w:shd w:val="clear" w:color="auto" w:fill="F2F2F2" w:themeFill="background1" w:themeFillShade="F2"/>
+        <w:spacing w:after="0" w:line="480" w:lineRule="exact"/>
+        <w:jc w:val="both"/>
+        <w:rPr>
+          <w:sz w:val="21"/>
+          <w:szCs w:val="21"/>
+        </w:rPr>
+      </w:pPr>
+      <w:r>
+        <w:rPr>
+          <w:rFonts w:hint="eastAsia"/>
+          <w:sz w:val="21"/>
+          <w:szCs w:val="21"/>
+        </w:rPr>
+        <w:t>1.</w:t>
+      </w:r>
+      <w:r>
+        <w:rPr>
+          <w:rFonts w:hint="eastAsia"/>
+          <w:sz w:val="21"/>
+          <w:szCs w:val="21"/>
+        </w:rPr>
+        <w:t>目录格式不对</w:t>
+      </w:r>
+    </w:p>
+    <w:p>
+      <w:pPr>
+        <w:shd w:val="clear" w:color="auto" w:fill="F2F2F2" w:themeFill="background1" w:themeFillShade="F2"/>
+        <w:spacing w:after="0" w:line="480" w:lineRule="exact"/>
+        <w:jc w:val="both"/>
+        <w:rPr>
+          <w:sz w:val="21"/>
+          <w:szCs w:val="21"/>
+        </w:rPr>
+      </w:pPr>
+      <w:r>
+        <w:rPr>
+          <w:rFonts w:hint="eastAsia"/>
+          <w:sz w:val="21"/>
+          <w:szCs w:val="21"/>
+        </w:rPr>
+        <w:t>2.</w:t>
+      </w:r>
+      <w:r>
+        <w:rPr>
+          <w:rFonts w:hint="eastAsia"/>
+          <w:sz w:val="21"/>
+          <w:szCs w:val="21"/>
+        </w:rPr>
+        <w:t>参考文献引用格式错误</w:t>
+      </w:r>
+    </w:p>
+    <w:p>
+      <w:pPr>
+        <w:shd w:val="clear" w:color="auto" w:fill="F2F2F2" w:themeFill="background1" w:themeFillShade="F2"/>
+        <w:spacing w:after="0" w:line="480" w:lineRule="exact"/>
+        <w:jc w:val="both"/>
+        <w:rPr>
+          <w:sz w:val="21"/>
+          <w:szCs w:val="21"/>
+        </w:rPr>
+      </w:pPr>
+      <w:r>
+        <w:rPr>
+          <w:rFonts w:hint="eastAsia"/>
+          <w:sz w:val="21"/>
+          <w:szCs w:val="21"/>
+        </w:rPr>
+        <w:t>3.</w:t>
+      </w:r>
+      <w:r>
+        <w:rPr>
+          <w:rFonts w:hint="eastAsia"/>
+          <w:sz w:val="21"/>
+          <w:szCs w:val="21"/>
+        </w:rPr>
+        <w:t>第一步部分缺失页码</w:t>
+      </w:r>
+    </w:p>
+    <w:p>
+      <w:pPr>
+        <w:shd w:val="clear" w:color="auto" w:fill="F2F2F2" w:themeFill="background1" w:themeFillShade="F2"/>
+        <w:spacing w:after="0" w:line="480" w:lineRule="exact"/>
+        <w:jc w:val="both"/>
+        <w:rPr>
+          <w:sz w:val="21"/>
+          <w:szCs w:val="21"/>
+        </w:rPr>
+      </w:pPr>
+      <w:r>
+        <w:rPr>
+          <w:rFonts w:hint="eastAsia"/>
+          <w:sz w:val="21"/>
+          <w:szCs w:val="21"/>
+        </w:rPr>
+        <w:t>4.</w:t>
+      </w:r>
+      <w:r>
+        <w:rPr>
+          <w:rFonts w:hint="eastAsia"/>
+          <w:sz w:val="21"/>
+          <w:szCs w:val="21"/>
+        </w:rPr>
+        <w:t>页面大小设置错误</w:t>
+      </w:r>
+    </w:p>
+    <w:p>
+      <w:pPr>
+        <w:shd w:val="clear" w:color="auto" w:fill="F2F2F2" w:themeFill="background1" w:themeFillShade="F2"/>
+        <w:spacing w:after="0" w:line="480" w:lineRule="exact"/>
+        <w:jc w:val="both"/>
+        <w:rPr>
+          <w:sz w:val="21"/>
+          <w:szCs w:val="21"/>
+        </w:rPr>
+      </w:pPr>
+      <w:r>
+        <w:rPr>
+          <w:rFonts w:hint="eastAsia"/>
+          <w:sz w:val="21"/>
+          <w:szCs w:val="21"/>
+        </w:rPr>
+        <w:t>5.</w:t>
+      </w:r>
+      <w:r>
+        <w:rPr>
+          <w:rFonts w:hint="eastAsia"/>
+          <w:sz w:val="21"/>
+          <w:szCs w:val="21"/>
+        </w:rPr>
+        <w:t>格式错误较多，请按照论文模板整改并完善</w:t>
+      </w:r>
+    </w:p>
+    <w:p>
+      <w:pPr>
+        <w:shd w:val="clear" w:color="auto" w:fill="F2F2F2" w:themeFill="background1" w:themeFillShade="F2"/>
+        <w:spacing w:after="0" w:line="480" w:lineRule="exact"/>
+        <w:jc w:val="both"/>
+        <w:rPr>
+          <w:sz w:val="21"/>
+          <w:szCs w:val="21"/>
+        </w:rPr>
+      </w:pPr>
+      <w:r>
+        <w:rPr>
+          <w:rFonts w:hint="eastAsia"/>
+          <w:sz w:val="21"/>
+          <w:szCs w:val="21"/>
+        </w:rPr>
+        <w:t xml:space="preserve">6. </w:t>
+      </w:r>
+      <w:r>
+        <w:rPr>
+          <w:rFonts w:hint="eastAsia"/>
+          <w:sz w:val="21"/>
+          <w:szCs w:val="21"/>
+        </w:rPr>
+        <w:t>请梳理优化逻辑，如</w:t>
+      </w:r>
+      <w:r>
+        <w:rPr>
+          <w:rFonts w:hint="eastAsia"/>
+          <w:sz w:val="21"/>
+          <w:szCs w:val="21"/>
+        </w:rPr>
+        <w:t>4.1.1</w:t>
+      </w:r>
+      <w:r>
+        <w:rPr>
+          <w:rFonts w:hint="eastAsia"/>
+          <w:sz w:val="21"/>
+          <w:szCs w:val="21"/>
+        </w:rPr>
+        <w:t>叙述混乱，序号使用混乱</w:t>
+      </w:r>
+    </w:p>
+    <w:p>
+      <w:pPr>
+        <w:shd w:val="clear" w:color="auto" w:fill="F2F2F2" w:themeFill="background1" w:themeFillShade="F2"/>
+        <w:spacing w:after="0" w:line="480" w:lineRule="exact"/>
+        <w:jc w:val="both"/>
+        <w:rPr>
+          <w:sz w:val="21"/>
+          <w:szCs w:val="21"/>
+        </w:rPr>
+      </w:pPr>
+      <w:r>
+        <w:rPr>
+          <w:rFonts w:hint="eastAsia"/>
+          <w:sz w:val="21"/>
+          <w:szCs w:val="21"/>
+        </w:rPr>
+        <w:t>7.</w:t>
+      </w:r>
+      <w:r>
+        <w:rPr>
+          <w:rFonts w:hint="eastAsia"/>
+          <w:sz w:val="21"/>
+          <w:szCs w:val="21"/>
+        </w:rPr>
+        <w:t>所有图表</w:t>
+      </w:r>
+      <w:r>
+        <w:rPr>
+          <w:rFonts w:hint="eastAsia"/>
+          <w:sz w:val="21"/>
+          <w:szCs w:val="21"/>
+        </w:rPr>
+        <w:t>UI</w:t>
+      </w:r>
+      <w:r>
+        <w:rPr>
+          <w:rFonts w:hint="eastAsia"/>
+          <w:sz w:val="21"/>
+          <w:szCs w:val="21"/>
+        </w:rPr>
+        <w:t>保持一致。颜色字体粗细。。。。不要背景</w:t>
+      </w:r>
+    </w:p>
+    <w:p>
+      <w:pPr>
+        <w:shd w:val="clear" w:color="auto" w:fill="F2F2F2" w:themeFill="background1" w:themeFillShade="F2"/>
+        <w:spacing w:after="0" w:line="480" w:lineRule="exact"/>
+        <w:jc w:val="both"/>
+        <w:rPr>
+          <w:sz w:val="21"/>
+          <w:szCs w:val="21"/>
+        </w:rPr>
+      </w:pPr>
+      <w:r>
+        <w:rPr>
+          <w:rFonts w:hint="eastAsia"/>
+          <w:sz w:val="21"/>
+          <w:szCs w:val="21"/>
+        </w:rPr>
+        <w:t>8.</w:t>
+      </w:r>
+      <w:r>
+        <w:rPr>
+          <w:rFonts w:hint="eastAsia"/>
+          <w:sz w:val="21"/>
+          <w:szCs w:val="21"/>
+        </w:rPr>
+        <w:t>数据库设计没有体现。你设计的表呢？</w:t>
+      </w:r>
+    </w:p>
+    <w:p>
+      <w:pPr>
+        <w:shd w:val="clear" w:color="auto" w:fill="F2F2F2" w:themeFill="background1" w:themeFillShade="F2"/>
+        <w:spacing w:after="0" w:line="480" w:lineRule="exact"/>
+        <w:jc w:val="both"/>
+        <w:rPr>
+          <w:sz w:val="21"/>
+          <w:szCs w:val="21"/>
+        </w:rPr>
+      </w:pPr>
+      <w:r>
+        <w:rPr>
+          <w:rFonts w:hint="eastAsia"/>
+          <w:sz w:val="21"/>
+          <w:szCs w:val="21"/>
+        </w:rPr>
+        <w:t>9.</w:t>
+      </w:r>
+      <w:r>
+        <w:rPr>
+          <w:rFonts w:hint="eastAsia"/>
+          <w:sz w:val="21"/>
+          <w:szCs w:val="21"/>
+        </w:rPr>
+        <w:t>代码不要截图</w:t>
+      </w:r>
+    </w:p>
+    <w:p>
+      <w:pPr>
+        <w:shd w:val="clear" w:color="auto" w:fill="F2F2F2" w:themeFill="background1" w:themeFillShade="F2"/>
+        <w:spacing w:after="0" w:line="480" w:lineRule="exact"/>
+        <w:jc w:val="both"/>
+        <w:rPr>
+          <w:sz w:val="21"/>
+          <w:szCs w:val="21"/>
+        </w:rPr>
+      </w:pPr>
+      <w:r>
+        <w:rPr>
+          <w:rFonts w:hint="eastAsia"/>
+          <w:sz w:val="21"/>
+          <w:szCs w:val="21"/>
+        </w:rPr>
+        <w:t>10.</w:t>
+      </w:r>
+      <w:r>
+        <w:rPr>
+          <w:rFonts w:hint="eastAsia"/>
+          <w:sz w:val="21"/>
+          <w:szCs w:val="21"/>
+        </w:rPr>
+        <w:t>图片不要压缩</w:t>
+      </w:r>
+    </w:p>
+    <w:p>
+      <w:pPr>
+        <w:shd w:val="clear" w:color="auto" w:fill="F2F2F2" w:themeFill="background1" w:themeFillShade="F2"/>
+        <w:spacing w:after="0" w:line="480" w:lineRule="exact"/>
+        <w:jc w:val="both"/>
+        <w:rPr>
+          <w:sz w:val="21"/>
+          <w:szCs w:val="21"/>
+        </w:rPr>
+      </w:pPr>
+      <w:r>
+        <w:rPr>
+          <w:rFonts w:hint="eastAsia"/>
+          <w:sz w:val="21"/>
+          <w:szCs w:val="21"/>
+        </w:rPr>
+        <w:t>11.</w:t>
+      </w:r>
+      <w:r>
+        <w:rPr>
+          <w:rFonts w:hint="eastAsia"/>
+          <w:sz w:val="21"/>
+          <w:szCs w:val="21"/>
+        </w:rPr>
+        <w:t>设计、实现和测试要有总结</w:t>
+      </w:r>
+    </w:p>
+    <w:p>
+      <w:pPr>
+        <w:shd w:val="clear" w:color="auto" w:fill="F2F2F2" w:themeFill="background1" w:themeFillShade="F2"/>
+        <w:spacing w:after="0" w:line="480" w:lineRule="exact"/>
+        <w:jc w:val="both"/>
+        <w:rPr>
+          <w:sz w:val="21"/>
+          <w:szCs w:val="21"/>
+        </w:rPr>
+      </w:pPr>
+      <w:r>
+        <w:rPr>
+          <w:rFonts w:hint="eastAsia"/>
+          <w:sz w:val="21"/>
+          <w:szCs w:val="21"/>
+        </w:rPr>
+        <w:t>12.</w:t>
+      </w:r>
+      <w:r>
+        <w:rPr>
+          <w:rFonts w:hint="eastAsia"/>
+          <w:sz w:val="21"/>
+          <w:szCs w:val="21"/>
+        </w:rPr>
+        <w:t>测试体现不足。请补充完善</w:t>
+      </w:r>
+    </w:p>
+    <w:p>
+      <w:pPr>
+        <w:spacing w:after="0" w:line="360" w:lineRule="auto"/>
+        <w:jc w:val="center"/>
+        <w:rPr>
+          <w:sz w:val="21"/>
+          <w:szCs w:val="21"/>
+        </w:rPr>
+      </w:pPr>
+      <w:r>
+        <w:rPr>
+          <w:noProof/>
+        </w:rPr>
+        <w:drawing>
+          <wp:inline distT="0" distB="0" distL="0" distR="0" wp14:anchorId="17CDD9B3" wp14:editId="7B9A2A6E">
+            <wp:extent cx="5274310" cy="919480"/>
+            <wp:effectExtent l="0" t="0" r="2540" b="0"/>
+            <wp:docPr id="12" name="图片 12"/>
+            <wp:cNvGraphicFramePr>
+              <a:graphicFrameLocks xmlns:a="http://schemas.openxmlformats.org/drawingml/2006/main" noChangeAspect="1"/>
+            </wp:cNvGraphicFramePr>
+            <a:graphic xmlns:a="http://schemas.openxmlformats.org/drawingml/2006/main">
+              <a:graphicData uri="http://schemas.openxmlformats.org/drawingml/2006/picture">
+                <pic:pic xmlns:pic="http://schemas.openxmlformats.org/drawingml/2006/picture">
+                  <pic:nvPicPr>
+                    <pic:cNvPr id="1" name=""/>
+                    <pic:cNvPicPr/>
+                  </pic:nvPicPr>
+                  <pic:blipFill>
+                    <a:blip r:embed="rId24"/>
+                    <a:stretch>
+                      <a:fillRect/>
+                    </a:stretch>
+                  </pic:blipFill>
+                  <pic:spPr>
+                    <a:xfrm>
+                      <a:off x="0" y="0"/>
+                      <a:ext cx="5274310" cy="919480"/>
+                    </a:xfrm>
+                    <a:prstGeom prst="rect">
+                      <a:avLst/>
+                    </a:prstGeom>
+                  </pic:spPr>
+                </pic:pic>
+              </a:graphicData>
+            </a:graphic>
+          </wp:inline>
+        </w:drawing>
+      </w:r>
+    </w:p>
+    <w:p>
+      <w:pPr>
+        <w:spacing w:after="0" w:line="360" w:lineRule="auto"/>
+        <w:ind w:firstLineChars="200" w:firstLine="420"/>
+        <w:rPr>
+          <w:sz w:val="21"/>
+          <w:szCs w:val="21"/>
+        </w:rPr>
+      </w:pPr>
+    </w:p>
+    <w:p>
+      <w:pPr>
+        <w:spacing w:after="0" w:line="360" w:lineRule="auto"/>
+        <w:ind w:firstLineChars="200" w:firstLine="420"/>
+        <w:rPr>
+          <w:sz w:val="21"/>
+          <w:szCs w:val="21"/>
+        </w:rPr>
+      </w:pPr>
+      <w:r>
+        <w:rPr>
+          <w:rFonts w:hint="eastAsia"/>
+          <w:sz w:val="21"/>
+          <w:szCs w:val="21"/>
+        </w:rPr>
+        <w:t>第</w:t>
+      </w:r>
+      <w:r>
+        <w:rPr>
+          <w:rFonts w:hint="eastAsia"/>
+          <w:sz w:val="21"/>
+          <w:szCs w:val="21"/>
+        </w:rPr>
+        <w:t>5</w:t>
+      </w:r>
+      <w:r>
+        <w:rPr>
+          <w:rFonts w:hint="eastAsia"/>
+          <w:sz w:val="21"/>
+          <w:szCs w:val="21"/>
+        </w:rPr>
+        <w:t>次初稿指导记录</w:t>
+      </w:r>
+      <w:r>
+        <w:rPr>
+          <w:rFonts w:hint="eastAsia"/>
+          <w:sz w:val="21"/>
+          <w:szCs w:val="21"/>
+        </w:rPr>
+        <w:t>；</w:t>
+      </w:r>
+      <w:r>
+        <w:rPr>
+          <w:sz w:val="21"/>
+          <w:szCs w:val="21"/>
+        </w:rPr>
+        <w:t>距离上次提交：</w:t>
+      </w:r>
+      <w:r>
+        <w:rPr>
+          <w:sz w:val="21"/>
+          <w:szCs w:val="21"/>
+        </w:rPr>
+        <w:t>20</w:t>
+      </w:r>
+      <w:r>
+        <w:rPr>
+          <w:sz w:val="21"/>
+          <w:szCs w:val="21"/>
+        </w:rPr>
+        <w:t>天；仍然有多处没有整改</w:t>
+      </w:r>
+      <w:r>
+        <w:rPr>
+          <w:rFonts w:hint="eastAsia"/>
+          <w:sz w:val="21"/>
+          <w:szCs w:val="21"/>
+        </w:rPr>
+        <w:t>。</w:t>
+      </w:r>
+    </w:p>
+    <w:p>
+      <w:pPr>
+        <w:shd w:val="clear" w:color="auto" w:fill="F2F2F2" w:themeFill="background1" w:themeFillShade="F2"/>
+        <w:spacing w:after="0" w:line="480" w:lineRule="exact"/>
+        <w:jc w:val="both"/>
+        <w:rPr>
+          <w:sz w:val="21"/>
+          <w:szCs w:val="21"/>
+        </w:rPr>
+      </w:pPr>
+      <w:r>
+        <w:rPr>
+          <w:rFonts w:hint="eastAsia"/>
+          <w:sz w:val="21"/>
+          <w:szCs w:val="21"/>
+        </w:rPr>
+        <w:t>1.</w:t>
+      </w:r>
+      <w:r>
+        <w:rPr>
+          <w:rFonts w:hint="eastAsia"/>
+          <w:sz w:val="21"/>
+          <w:szCs w:val="21"/>
+        </w:rPr>
+        <w:t>参考文献引用缺失</w:t>
+      </w:r>
+    </w:p>
+    <w:p>
+      <w:pPr>
+        <w:shd w:val="clear" w:color="auto" w:fill="F2F2F2" w:themeFill="background1" w:themeFillShade="F2"/>
+        <w:spacing w:after="0" w:line="480" w:lineRule="exact"/>
+        <w:jc w:val="both"/>
+        <w:rPr>
+          <w:sz w:val="21"/>
+          <w:szCs w:val="21"/>
+        </w:rPr>
+      </w:pPr>
+      <w:r>
+        <w:rPr>
+          <w:rFonts w:hint="eastAsia"/>
+          <w:sz w:val="21"/>
+          <w:szCs w:val="21"/>
+        </w:rPr>
+        <w:t>2.</w:t>
+      </w:r>
+      <w:r>
+        <w:rPr>
+          <w:rFonts w:hint="eastAsia"/>
+          <w:sz w:val="21"/>
+          <w:szCs w:val="21"/>
+        </w:rPr>
+        <w:t>补充每章小结。按照首先</w:t>
+      </w:r>
+      <w:r>
+        <w:rPr>
+          <w:rFonts w:hint="eastAsia"/>
+          <w:sz w:val="21"/>
+          <w:szCs w:val="21"/>
+        </w:rPr>
+        <w:t>-</w:t>
+      </w:r>
+      <w:r>
+        <w:rPr>
+          <w:rFonts w:hint="eastAsia"/>
+          <w:sz w:val="21"/>
+          <w:szCs w:val="21"/>
+        </w:rPr>
+        <w:t>其次</w:t>
+      </w:r>
+      <w:r>
+        <w:rPr>
+          <w:rFonts w:hint="eastAsia"/>
+          <w:sz w:val="21"/>
+          <w:szCs w:val="21"/>
+        </w:rPr>
+        <w:t>-</w:t>
+      </w:r>
+      <w:r>
+        <w:rPr>
+          <w:rFonts w:hint="eastAsia"/>
+          <w:sz w:val="21"/>
+          <w:szCs w:val="21"/>
+        </w:rPr>
+        <w:t>然后的顺序叙述</w:t>
+      </w:r>
+    </w:p>
+    <w:p>
+      <w:pPr>
+        <w:shd w:val="clear" w:color="auto" w:fill="F2F2F2" w:themeFill="background1" w:themeFillShade="F2"/>
+        <w:spacing w:after="0" w:line="480" w:lineRule="exact"/>
+        <w:jc w:val="both"/>
+        <w:rPr>
+          <w:sz w:val="21"/>
+          <w:szCs w:val="21"/>
+        </w:rPr>
+      </w:pPr>
+      <w:r>
+        <w:rPr>
+          <w:rFonts w:hint="eastAsia"/>
+          <w:sz w:val="21"/>
+          <w:szCs w:val="21"/>
+        </w:rPr>
+        <w:t>3.</w:t>
+      </w:r>
+      <w:r>
+        <w:rPr>
+          <w:rFonts w:hint="eastAsia"/>
+          <w:sz w:val="21"/>
+          <w:szCs w:val="21"/>
+        </w:rPr>
+        <w:t>图表不要背景色。请创新统一绘制。保持大小、粗细一致。。。。。。。。。。。。。。。。。。。。。为什么还是没有改正？</w:t>
+      </w:r>
+    </w:p>
+    <w:p>
+      <w:pPr>
+        <w:shd w:val="clear" w:color="auto" w:fill="F2F2F2" w:themeFill="background1" w:themeFillShade="F2"/>
+        <w:spacing w:after="0" w:line="480" w:lineRule="exact"/>
+        <w:jc w:val="both"/>
+        <w:rPr>
+          <w:sz w:val="21"/>
+          <w:szCs w:val="21"/>
+        </w:rPr>
+      </w:pPr>
+      <w:r>
+        <w:rPr>
+          <w:rFonts w:hint="eastAsia"/>
+          <w:sz w:val="21"/>
+          <w:szCs w:val="21"/>
+        </w:rPr>
+        <w:t>4.</w:t>
+      </w:r>
+      <w:r>
+        <w:rPr>
+          <w:rFonts w:hint="eastAsia"/>
+          <w:sz w:val="21"/>
+          <w:szCs w:val="21"/>
+        </w:rPr>
+        <w:t>表格不要使用图片</w:t>
+      </w:r>
+    </w:p>
+    <w:p>
+      <w:pPr>
+        <w:shd w:val="clear" w:color="auto" w:fill="F2F2F2" w:themeFill="background1" w:themeFillShade="F2"/>
+        <w:spacing w:after="0" w:line="480" w:lineRule="exact"/>
+        <w:jc w:val="both"/>
+        <w:rPr>
+          <w:sz w:val="21"/>
+          <w:szCs w:val="21"/>
+        </w:rPr>
+      </w:pPr>
+      <w:r>
+        <w:rPr>
+          <w:rFonts w:hint="eastAsia"/>
+          <w:sz w:val="21"/>
+          <w:szCs w:val="21"/>
+        </w:rPr>
+        <w:t>5.</w:t>
+      </w:r>
+      <w:r>
+        <w:rPr>
+          <w:rFonts w:hint="eastAsia"/>
+          <w:sz w:val="21"/>
+          <w:szCs w:val="21"/>
+        </w:rPr>
+        <w:t>小节过于稀碎，请每个小结扩展到</w:t>
+      </w:r>
+      <w:r>
+        <w:rPr>
+          <w:rFonts w:hint="eastAsia"/>
+          <w:sz w:val="21"/>
+          <w:szCs w:val="21"/>
+        </w:rPr>
+        <w:t>3-4</w:t>
+      </w:r>
+      <w:r>
+        <w:rPr>
+          <w:rFonts w:hint="eastAsia"/>
+          <w:sz w:val="21"/>
+          <w:szCs w:val="21"/>
+        </w:rPr>
+        <w:t>个段落，否则没有必要分节</w:t>
+      </w:r>
+    </w:p>
+    <w:p>
+      <w:pPr>
+        <w:shd w:val="clear" w:color="auto" w:fill="F2F2F2" w:themeFill="background1" w:themeFillShade="F2"/>
+        <w:spacing w:after="0" w:line="480" w:lineRule="exact"/>
+        <w:jc w:val="both"/>
+        <w:rPr>
+          <w:sz w:val="21"/>
+          <w:szCs w:val="21"/>
+        </w:rPr>
+      </w:pPr>
+      <w:r>
+        <w:rPr>
+          <w:rFonts w:hint="eastAsia"/>
+          <w:sz w:val="21"/>
+          <w:szCs w:val="21"/>
+        </w:rPr>
+        <w:t>6.</w:t>
+      </w:r>
+      <w:r>
+        <w:rPr>
+          <w:rFonts w:hint="eastAsia"/>
+          <w:sz w:val="21"/>
+          <w:szCs w:val="21"/>
+        </w:rPr>
+        <w:t>空白内容较多，请使用文字补充</w:t>
+      </w:r>
+    </w:p>
+    <w:p>
+      <w:pPr>
+        <w:spacing w:after="0" w:line="360" w:lineRule="auto"/>
+        <w:jc w:val="center"/>
+        <w:rPr>
+          <w:sz w:val="21"/>
+          <w:szCs w:val="21"/>
+        </w:rPr>
+      </w:pPr>
+      <w:r>
+        <w:rPr>
+          <w:noProof/>
+        </w:rPr>
+        <w:drawing>
+          <wp:inline distT="0" distB="0" distL="0" distR="0" wp14:anchorId="62BCF88A" wp14:editId="3CD086DD">
+            <wp:extent cx="5274310" cy="919480"/>
+            <wp:effectExtent l="0" t="0" r="2540" b="0"/>
+            <wp:docPr id="13" name="图片 13"/>
+            <wp:cNvGraphicFramePr>
+              <a:graphicFrameLocks xmlns:a="http://schemas.openxmlformats.org/drawingml/2006/main" noChangeAspect="1"/>
+            </wp:cNvGraphicFramePr>
+            <a:graphic xmlns:a="http://schemas.openxmlformats.org/drawingml/2006/main">
+              <a:graphicData uri="http://schemas.openxmlformats.org/drawingml/2006/picture">
+                <pic:pic xmlns:pic="http://schemas.openxmlformats.org/drawingml/2006/picture">
+                  <pic:nvPicPr>
+                    <pic:cNvPr id="1" name=""/>
+                    <pic:cNvPicPr/>
+                  </pic:nvPicPr>
+                  <pic:blipFill>
+                    <a:blip r:embed="rId25"/>
+                    <a:stretch>
+                      <a:fillRect/>
+                    </a:stretch>
+                  </pic:blipFill>
+                  <pic:spPr>
+                    <a:xfrm>
+                      <a:off x="0" y="0"/>
+                      <a:ext cx="5274310" cy="919480"/>
+                    </a:xfrm>
+                    <a:prstGeom prst="rect">
+                      <a:avLst/>
+                    </a:prstGeom>
+                  </pic:spPr>
+                </pic:pic>
+              </a:graphicData>
+            </a:graphic>
+          </wp:inline>
+        </w:drawing>
+      </w:r>
+    </w:p>
+    <w:p>
+      <w:pPr>
+        <w:spacing w:after="0" w:line="360" w:lineRule="auto"/>
+        <w:ind w:firstLineChars="200" w:firstLine="420"/>
+        <w:rPr>
+          <w:sz w:val="21"/>
+          <w:szCs w:val="21"/>
+        </w:rPr>
+      </w:pPr>
+    </w:p>
+    <w:p>
+      <w:pPr>
+        <w:spacing w:after="0" w:line="360" w:lineRule="auto"/>
+        <w:ind w:firstLineChars="200" w:firstLine="420"/>
+        <w:rPr>
+          <w:sz w:val="21"/>
+          <w:szCs w:val="21"/>
+        </w:rPr>
+      </w:pPr>
+      <w:r>
+        <w:rPr>
+          <w:rFonts w:hint="eastAsia"/>
+          <w:sz w:val="21"/>
+          <w:szCs w:val="21"/>
+        </w:rPr>
+        <w:t>第</w:t>
+      </w:r>
+      <w:r>
+        <w:rPr>
+          <w:rFonts w:hint="eastAsia"/>
+          <w:sz w:val="21"/>
+          <w:szCs w:val="21"/>
+        </w:rPr>
+        <w:t>6</w:t>
+      </w:r>
+      <w:r>
+        <w:rPr>
+          <w:rFonts w:hint="eastAsia"/>
+          <w:sz w:val="21"/>
+          <w:szCs w:val="21"/>
+        </w:rPr>
+        <w:t>次初稿指导记录</w:t>
+      </w:r>
+      <w:r>
+        <w:rPr>
+          <w:rFonts w:hint="eastAsia"/>
+          <w:sz w:val="21"/>
+          <w:szCs w:val="21"/>
+        </w:rPr>
+        <w:t>；</w:t>
+      </w:r>
+      <w:r>
+        <w:rPr>
+          <w:sz w:val="21"/>
+          <w:szCs w:val="21"/>
+        </w:rPr>
+        <w:t>距离上次提交：</w:t>
+      </w:r>
+      <w:r>
+        <w:rPr>
+          <w:sz w:val="21"/>
+          <w:szCs w:val="21"/>
+        </w:rPr>
+        <w:t>10</w:t>
+      </w:r>
+      <w:r>
+        <w:rPr>
+          <w:sz w:val="21"/>
+          <w:szCs w:val="21"/>
+        </w:rPr>
+        <w:t>天；仍然有多处问题；指导老师当天就进行了批阅</w:t>
+      </w:r>
+      <w:r>
+        <w:rPr>
+          <w:rFonts w:hint="eastAsia"/>
+          <w:sz w:val="21"/>
+          <w:szCs w:val="21"/>
+        </w:rPr>
+        <w:t>。</w:t>
+      </w:r>
+    </w:p>
+    <w:p>
+      <w:pPr>
+        <w:shd w:val="clear" w:color="auto" w:fill="F2F2F2" w:themeFill="background1" w:themeFillShade="F2"/>
+        <w:spacing w:after="0" w:line="480" w:lineRule="exact"/>
+        <w:jc w:val="both"/>
+        <w:rPr>
+          <w:sz w:val="21"/>
+          <w:szCs w:val="21"/>
+        </w:rPr>
+      </w:pPr>
+      <w:r>
+        <w:rPr>
+          <w:rFonts w:hint="eastAsia"/>
+          <w:sz w:val="21"/>
+          <w:szCs w:val="21"/>
+        </w:rPr>
+        <w:t>1.</w:t>
+      </w:r>
+      <w:r>
+        <w:rPr>
+          <w:rFonts w:hint="eastAsia"/>
+          <w:sz w:val="21"/>
+          <w:szCs w:val="21"/>
+        </w:rPr>
+        <w:t>目录样式不对</w:t>
+      </w:r>
+    </w:p>
+    <w:p>
+      <w:pPr>
+        <w:shd w:val="clear" w:color="auto" w:fill="F2F2F2" w:themeFill="background1" w:themeFillShade="F2"/>
+        <w:spacing w:after="0" w:line="480" w:lineRule="exact"/>
+        <w:jc w:val="both"/>
+        <w:rPr>
+          <w:sz w:val="21"/>
+          <w:szCs w:val="21"/>
+        </w:rPr>
+      </w:pPr>
+      <w:r>
+        <w:rPr>
+          <w:rFonts w:hint="eastAsia"/>
+          <w:sz w:val="21"/>
+          <w:szCs w:val="21"/>
+        </w:rPr>
+        <w:t>2.</w:t>
+      </w:r>
+      <w:r>
+        <w:rPr>
+          <w:rFonts w:hint="eastAsia"/>
+          <w:sz w:val="21"/>
+          <w:szCs w:val="21"/>
+        </w:rPr>
+        <w:t>测试要单独一个</w:t>
+      </w:r>
+      <w:r>
+        <w:rPr>
+          <w:rFonts w:hint="eastAsia"/>
+          <w:sz w:val="21"/>
+          <w:szCs w:val="21"/>
+        </w:rPr>
+        <w:t xml:space="preserve"> </w:t>
+      </w:r>
+      <w:r>
+        <w:rPr>
+          <w:rFonts w:hint="eastAsia"/>
+          <w:sz w:val="21"/>
+          <w:szCs w:val="21"/>
+        </w:rPr>
+        <w:t>章节；没有体现出测试的方法、目的和结果</w:t>
+      </w:r>
+    </w:p>
+    <w:p>
+      <w:pPr>
+        <w:shd w:val="clear" w:color="auto" w:fill="F2F2F2" w:themeFill="background1" w:themeFillShade="F2"/>
+        <w:spacing w:after="0" w:line="480" w:lineRule="exact"/>
+        <w:jc w:val="both"/>
+        <w:rPr>
+          <w:sz w:val="21"/>
+          <w:szCs w:val="21"/>
+        </w:rPr>
+      </w:pPr>
+      <w:r>
+        <w:rPr>
+          <w:rFonts w:hint="eastAsia"/>
+          <w:sz w:val="21"/>
+          <w:szCs w:val="21"/>
+        </w:rPr>
+        <w:t>3.</w:t>
+      </w:r>
+      <w:r>
+        <w:rPr>
+          <w:rFonts w:hint="eastAsia"/>
+          <w:sz w:val="21"/>
+          <w:szCs w:val="21"/>
+        </w:rPr>
+        <w:t>系统分析没有任何具备专业背景的工具。你的依据是什么？</w:t>
+      </w:r>
+    </w:p>
+    <w:p>
+      <w:pPr>
+        <w:shd w:val="clear" w:color="auto" w:fill="F2F2F2" w:themeFill="background1" w:themeFillShade="F2"/>
+        <w:spacing w:after="0" w:line="480" w:lineRule="exact"/>
+        <w:jc w:val="both"/>
+        <w:rPr>
+          <w:sz w:val="21"/>
+          <w:szCs w:val="21"/>
+        </w:rPr>
+      </w:pPr>
+      <w:r>
+        <w:rPr>
+          <w:rFonts w:hint="eastAsia"/>
+          <w:sz w:val="21"/>
+          <w:szCs w:val="21"/>
+        </w:rPr>
+        <w:t>4.</w:t>
+      </w:r>
+      <w:r>
+        <w:rPr>
+          <w:rFonts w:hint="eastAsia"/>
+          <w:sz w:val="21"/>
+          <w:szCs w:val="21"/>
+        </w:rPr>
+        <w:t>所有的图统一设计，相同的颜色、字体、粗细等等，不要缩放，不要背景</w:t>
+      </w:r>
+    </w:p>
+    <w:p>
+      <w:pPr>
+        <w:shd w:val="clear" w:color="auto" w:fill="F2F2F2" w:themeFill="background1" w:themeFillShade="F2"/>
+        <w:spacing w:after="0" w:line="480" w:lineRule="exact"/>
+        <w:jc w:val="both"/>
+        <w:rPr>
+          <w:sz w:val="21"/>
+          <w:szCs w:val="21"/>
+        </w:rPr>
+      </w:pPr>
+      <w:r>
+        <w:rPr>
+          <w:rFonts w:hint="eastAsia"/>
+          <w:sz w:val="21"/>
+          <w:szCs w:val="21"/>
+        </w:rPr>
+        <w:t>5.</w:t>
+      </w:r>
+      <w:r>
+        <w:rPr>
+          <w:rFonts w:hint="eastAsia"/>
+          <w:sz w:val="21"/>
+          <w:szCs w:val="21"/>
+        </w:rPr>
+        <w:t>所有的表要有说明，特别是设计部分的表</w:t>
+      </w:r>
+    </w:p>
+    <w:p>
+      <w:pPr>
+        <w:shd w:val="clear" w:color="auto" w:fill="F2F2F2" w:themeFill="background1" w:themeFillShade="F2"/>
+        <w:spacing w:after="0" w:line="480" w:lineRule="exact"/>
+        <w:jc w:val="both"/>
+        <w:rPr>
+          <w:sz w:val="21"/>
+          <w:szCs w:val="21"/>
+        </w:rPr>
+      </w:pPr>
+      <w:r>
+        <w:rPr>
+          <w:rFonts w:hint="eastAsia"/>
+          <w:sz w:val="21"/>
+          <w:szCs w:val="21"/>
+        </w:rPr>
+        <w:t>6.</w:t>
+      </w:r>
+      <w:r>
+        <w:rPr>
+          <w:rFonts w:hint="eastAsia"/>
+          <w:sz w:val="21"/>
+          <w:szCs w:val="21"/>
+        </w:rPr>
+        <w:t>代码太多。放在设计中，不要放在实现</w:t>
+      </w:r>
+    </w:p>
+    <w:p>
+      <w:pPr>
+        <w:shd w:val="clear" w:color="auto" w:fill="F2F2F2" w:themeFill="background1" w:themeFillShade="F2"/>
+        <w:spacing w:after="0" w:line="480" w:lineRule="exact"/>
+        <w:jc w:val="both"/>
+        <w:rPr>
+          <w:sz w:val="21"/>
+          <w:szCs w:val="21"/>
+        </w:rPr>
+      </w:pPr>
+      <w:r>
+        <w:rPr>
+          <w:rFonts w:hint="eastAsia"/>
+          <w:sz w:val="21"/>
+          <w:szCs w:val="21"/>
+        </w:rPr>
+        <w:t>请再修改调整</w:t>
+      </w:r>
+    </w:p>
+    <w:p>
+      <w:pPr>
+        <w:spacing w:after="0" w:line="360" w:lineRule="auto"/>
+        <w:jc w:val="center"/>
+        <w:rPr>
+          <w:sz w:val="21"/>
+          <w:szCs w:val="21"/>
+        </w:rPr>
+      </w:pPr>
+      <w:r>
+        <w:rPr>
+          <w:noProof/>
+        </w:rPr>
+        <w:drawing>
+          <wp:inline distT="0" distB="0" distL="0" distR="0" wp14:anchorId="4E420AB2" wp14:editId="3DE0F4E4">
+            <wp:extent cx="5274310" cy="919480"/>
+            <wp:effectExtent l="0" t="0" r="2540" b="0"/>
+            <wp:docPr id="14" name="图片 14"/>
+            <wp:cNvGraphicFramePr>
+              <a:graphicFrameLocks xmlns:a="http://schemas.openxmlformats.org/drawingml/2006/main" noChangeAspect="1"/>
+            </wp:cNvGraphicFramePr>
+            <a:graphic xmlns:a="http://schemas.openxmlformats.org/drawingml/2006/main">
+              <a:graphicData uri="http://schemas.openxmlformats.org/drawingml/2006/picture">
+                <pic:pic xmlns:pic="http://schemas.openxmlformats.org/drawingml/2006/picture">
+                  <pic:nvPicPr>
+                    <pic:cNvPr id="1" name=""/>
+                    <pic:cNvPicPr/>
+                  </pic:nvPicPr>
+                  <pic:blipFill>
+                    <a:blip r:embed="rId26"/>
+                    <a:stretch>
+                      <a:fillRect/>
+                    </a:stretch>
+                  </pic:blipFill>
+                  <pic:spPr>
+                    <a:xfrm>
+                      <a:off x="0" y="0"/>
+                      <a:ext cx="5274310" cy="919480"/>
+                    </a:xfrm>
+                    <a:prstGeom prst="rect">
+                      <a:avLst/>
+                    </a:prstGeom>
+                  </pic:spPr>
+                </pic:pic>
+              </a:graphicData>
+            </a:graphic>
+          </wp:inline>
+        </w:drawing>
+      </w:r>
+    </w:p>
+    <w:p>
+      <w:pPr>
+        <w:spacing w:after="0" w:line="360" w:lineRule="auto"/>
+        <w:ind w:firstLineChars="200" w:firstLine="420"/>
+        <w:rPr>
+          <w:sz w:val="21"/>
+          <w:szCs w:val="21"/>
+        </w:rPr>
+      </w:pPr>
+    </w:p>
+    <w:p>
+      <w:pPr>
+        <w:spacing w:after="0" w:line="360" w:lineRule="auto"/>
+        <w:ind w:firstLineChars="200" w:firstLine="420"/>
+        <w:rPr>
+          <w:sz w:val="21"/>
+          <w:szCs w:val="21"/>
+        </w:rPr>
+      </w:pPr>
+      <w:r>
+        <w:rPr>
+          <w:rFonts w:hint="eastAsia"/>
+          <w:sz w:val="21"/>
+          <w:szCs w:val="21"/>
+        </w:rPr>
+        <w:t>第</w:t>
+      </w:r>
+      <w:r>
+        <w:rPr>
+          <w:rFonts w:hint="eastAsia"/>
+          <w:sz w:val="21"/>
+          <w:szCs w:val="21"/>
+        </w:rPr>
+        <w:t>7</w:t>
+      </w:r>
+      <w:r>
+        <w:rPr>
+          <w:rFonts w:hint="eastAsia"/>
+          <w:sz w:val="21"/>
+          <w:szCs w:val="21"/>
+        </w:rPr>
+        <w:t>次初稿指导记录</w:t>
+      </w:r>
+    </w:p>
+    <w:p>
+      <w:pPr>
+        <w:shd w:val="clear" w:color="auto" w:fill="F2F2F2" w:themeFill="background1" w:themeFillShade="F2"/>
+        <w:spacing w:after="0" w:line="480" w:lineRule="exact"/>
+        <w:jc w:val="both"/>
+        <w:rPr>
+          <w:sz w:val="21"/>
+          <w:szCs w:val="21"/>
+        </w:rPr>
+      </w:pPr>
+      <w:r>
+        <w:rPr>
+          <w:rFonts w:hint="eastAsia"/>
+          <w:sz w:val="21"/>
+          <w:szCs w:val="21"/>
+        </w:rPr>
+        <w:t xml:space="preserve">1. </w:t>
+      </w:r>
+      <w:r>
+        <w:rPr>
+          <w:rFonts w:hint="eastAsia"/>
+          <w:sz w:val="21"/>
+          <w:szCs w:val="21"/>
+        </w:rPr>
+        <w:t>参考文献引用错误。请按顺序引用。不要引一堆</w:t>
+      </w:r>
+    </w:p>
+    <w:p>
+      <w:pPr>
+        <w:shd w:val="clear" w:color="auto" w:fill="F2F2F2" w:themeFill="background1" w:themeFillShade="F2"/>
+        <w:spacing w:after="0" w:line="480" w:lineRule="exact"/>
+        <w:jc w:val="both"/>
+        <w:rPr>
+          <w:sz w:val="21"/>
+          <w:szCs w:val="21"/>
+        </w:rPr>
+      </w:pPr>
+      <w:r>
+        <w:rPr>
           <w:rFonts w:hint="eastAsia"/>
           <w:sz w:val="21"/>
           <w:szCs w:val="21"/>
         </w:rPr>
         <w:lastRenderedPageBreak/>
-        <w:t>图</w:t>
-      </w:r>
-      <w:r>
-        <w:rPr>
-          <w:rFonts w:hint="eastAsia"/>
-          <w:sz w:val="21"/>
-          <w:szCs w:val="21"/>
-        </w:rPr>
-        <w:t xml:space="preserve">9 </w:t>
-      </w:r>
-      <w:r>
-        <w:rPr>
-          <w:rFonts w:hint="eastAsia"/>
-          <w:sz w:val="21"/>
-          <w:szCs w:val="21"/>
-        </w:rPr>
-        <w:t>第三次初稿指导记录</w:t>
-      </w:r>
-    </w:p>
-    <w:p>
-      <w:pPr>
-        <w:shd w:val="clear" w:color="auto" w:fill="F2F2F2" w:themeFill="background1" w:themeFillShade="F2"/>
-        <w:spacing w:after="0" w:line="480" w:lineRule="exact"/>
-        <w:jc w:val="both"/>
-        <w:rPr>
-          <w:sz w:val="21"/>
-          <w:szCs w:val="21"/>
-        </w:rPr>
-      </w:pPr>
-      <w:r>
-        <w:rPr>
-          <w:rFonts w:hint="eastAsia"/>
-          <w:sz w:val="21"/>
-          <w:szCs w:val="21"/>
-        </w:rPr>
-        <w:t>1.</w:t>
-      </w:r>
-      <w:r>
-        <w:rPr>
-          <w:rFonts w:hint="eastAsia"/>
-          <w:sz w:val="21"/>
-          <w:szCs w:val="21"/>
-        </w:rPr>
-        <w:t>目录格式不对</w:t>
-      </w:r>
-    </w:p>
-    <w:p>
-      <w:pPr>
-        <w:shd w:val="clear" w:color="auto" w:fill="F2F2F2" w:themeFill="background1" w:themeFillShade="F2"/>
-        <w:spacing w:after="0" w:line="480" w:lineRule="exact"/>
-        <w:jc w:val="both"/>
-        <w:rPr>
-          <w:sz w:val="21"/>
-          <w:szCs w:val="21"/>
-        </w:rPr>
-      </w:pPr>
-      <w:r>
-        <w:rPr>
-          <w:rFonts w:hint="eastAsia"/>
-          <w:sz w:val="21"/>
-          <w:szCs w:val="21"/>
-        </w:rPr>
         <w:t>2.</w:t>
       </w:r>
       <w:r>
@@ -1566,7 +3241,23 @@
           <w:sz w:val="21"/>
           <w:szCs w:val="21"/>
         </w:rPr>
-        <w:t>参考文献引用格式错误</w:t>
+        <w:t>整个设计没有一个框架图，只有几个表。</w:t>
+      </w:r>
+      <w:r>
+        <w:rPr>
+          <w:rFonts w:hint="eastAsia"/>
+          <w:sz w:val="21"/>
+          <w:szCs w:val="21"/>
+        </w:rPr>
+        <w:t>E-R</w:t>
+      </w:r>
+      <w:r>
+        <w:rPr>
+          <w:rFonts w:hint="eastAsia"/>
+          <w:sz w:val="21"/>
+          <w:szCs w:val="21"/>
+        </w:rPr>
+        <w:t>图也没有一个。体现不出你的专业性</w:t>
       </w:r>
     </w:p>
     <w:p>
@@ -1593,7 +3284,23 @@
           <w:sz w:val="21"/>
           <w:szCs w:val="21"/>
         </w:rPr>
-        <w:t>第一步部分缺失页码</w:t>
+        <w:t>工作量严重不足。正文页数</w:t>
+      </w:r>
+      <w:r>
+        <w:rPr>
+          <w:rFonts w:hint="eastAsia"/>
+          <w:sz w:val="21"/>
+          <w:szCs w:val="21"/>
+        </w:rPr>
+        <w:t>55+</w:t>
+      </w:r>
+      <w:r>
+        <w:rPr>
+          <w:rFonts w:hint="eastAsia"/>
+          <w:sz w:val="21"/>
+          <w:szCs w:val="21"/>
+        </w:rPr>
+        <w:t>。请扩充并完善</w:t>
       </w:r>
     </w:p>
     <w:p>
@@ -1620,255 +3327,7 @@
           <w:sz w:val="21"/>
           <w:szCs w:val="21"/>
         </w:rPr>
-        <w:t>页面大小设置错误</w:t>
-      </w:r>
-    </w:p>
-    <w:p>
-      <w:pPr>
-        <w:shd w:val="clear" w:color="auto" w:fill="F2F2F2" w:themeFill="background1" w:themeFillShade="F2"/>
-        <w:spacing w:after="0" w:line="480" w:lineRule="exact"/>
-        <w:jc w:val="both"/>
-        <w:rPr>
-          <w:sz w:val="21"/>
-          <w:szCs w:val="21"/>
-        </w:rPr>
-      </w:pPr>
-      <w:r>
-        <w:rPr>
-          <w:rFonts w:hint="eastAsia"/>
-          <w:sz w:val="21"/>
-          <w:szCs w:val="21"/>
-        </w:rPr>
-        <w:t>5.</w:t>
-      </w:r>
-      <w:r>
-        <w:rPr>
-          <w:rFonts w:hint="eastAsia"/>
-          <w:sz w:val="21"/>
-          <w:szCs w:val="21"/>
-        </w:rPr>
-        <w:t>格式错误较多，请按照论文模板整改并完善</w:t>
-      </w:r>
-    </w:p>
-    <w:p>
-      <w:pPr>
-        <w:shd w:val="clear" w:color="auto" w:fill="F2F2F2" w:themeFill="background1" w:themeFillShade="F2"/>
-        <w:spacing w:after="0" w:line="480" w:lineRule="exact"/>
-        <w:jc w:val="both"/>
-        <w:rPr>
-          <w:sz w:val="21"/>
-          <w:szCs w:val="21"/>
-        </w:rPr>
-      </w:pPr>
-      <w:r>
-        <w:rPr>
-          <w:rFonts w:hint="eastAsia"/>
-          <w:sz w:val="21"/>
-          <w:szCs w:val="21"/>
-        </w:rPr>
-        <w:t xml:space="preserve">6. </w:t>
-      </w:r>
-      <w:r>
-        <w:rPr>
-          <w:rFonts w:hint="eastAsia"/>
-          <w:sz w:val="21"/>
-          <w:szCs w:val="21"/>
-        </w:rPr>
-        <w:t>请梳理优化逻辑，如</w:t>
-      </w:r>
-      <w:r>
-        <w:rPr>
-          <w:rFonts w:hint="eastAsia"/>
-          <w:sz w:val="21"/>
-          <w:szCs w:val="21"/>
-        </w:rPr>
-        <w:t>4.1.1</w:t>
-      </w:r>
-      <w:r>
-        <w:rPr>
-          <w:rFonts w:hint="eastAsia"/>
-          <w:sz w:val="21"/>
-          <w:szCs w:val="21"/>
-        </w:rPr>
-        <w:t>叙述混乱，序号使用混乱</w:t>
-      </w:r>
-    </w:p>
-    <w:p>
-      <w:pPr>
-        <w:shd w:val="clear" w:color="auto" w:fill="F2F2F2" w:themeFill="background1" w:themeFillShade="F2"/>
-        <w:spacing w:after="0" w:line="480" w:lineRule="exact"/>
-        <w:jc w:val="both"/>
-        <w:rPr>
-          <w:sz w:val="21"/>
-          <w:szCs w:val="21"/>
-        </w:rPr>
-      </w:pPr>
-      <w:r>
-        <w:rPr>
-          <w:rFonts w:hint="eastAsia"/>
-          <w:sz w:val="21"/>
-          <w:szCs w:val="21"/>
-        </w:rPr>
-        <w:t>7.</w:t>
-      </w:r>
-      <w:r>
-        <w:rPr>
-          <w:rFonts w:hint="eastAsia"/>
-          <w:sz w:val="21"/>
-          <w:szCs w:val="21"/>
-        </w:rPr>
-        <w:t>所有图表</w:t>
-      </w:r>
-      <w:r>
-        <w:rPr>
-          <w:rFonts w:hint="eastAsia"/>
-          <w:sz w:val="21"/>
-          <w:szCs w:val="21"/>
-        </w:rPr>
-        <w:t>UI</w:t>
-      </w:r>
-      <w:r>
-        <w:rPr>
-          <w:rFonts w:hint="eastAsia"/>
-          <w:sz w:val="21"/>
-          <w:szCs w:val="21"/>
-        </w:rPr>
-        <w:t>保持一致。颜色字体粗细。。。。不要背景</w:t>
-      </w:r>
-    </w:p>
-    <w:p>
-      <w:pPr>
-        <w:shd w:val="clear" w:color="auto" w:fill="F2F2F2" w:themeFill="background1" w:themeFillShade="F2"/>
-        <w:spacing w:after="0" w:line="480" w:lineRule="exact"/>
-        <w:jc w:val="both"/>
-        <w:rPr>
-          <w:sz w:val="21"/>
-          <w:szCs w:val="21"/>
-        </w:rPr>
-      </w:pPr>
-      <w:r>
-        <w:rPr>
-          <w:rFonts w:hint="eastAsia"/>
-          <w:sz w:val="21"/>
-          <w:szCs w:val="21"/>
-        </w:rPr>
-        <w:t>8.</w:t>
-      </w:r>
-      <w:r>
-        <w:rPr>
-          <w:rFonts w:hint="eastAsia"/>
-          <w:sz w:val="21"/>
-          <w:szCs w:val="21"/>
-        </w:rPr>
-        <w:t>数据库设计没有体现。你设计的表呢？</w:t>
-      </w:r>
-    </w:p>
-    <w:p>
-      <w:pPr>
-        <w:shd w:val="clear" w:color="auto" w:fill="F2F2F2" w:themeFill="background1" w:themeFillShade="F2"/>
-        <w:spacing w:after="0" w:line="480" w:lineRule="exact"/>
-        <w:jc w:val="both"/>
-        <w:rPr>
-          <w:sz w:val="21"/>
-          <w:szCs w:val="21"/>
-        </w:rPr>
-      </w:pPr>
-      <w:r>
-        <w:rPr>
-          <w:rFonts w:hint="eastAsia"/>
-          <w:sz w:val="21"/>
-          <w:szCs w:val="21"/>
-        </w:rPr>
-        <w:t>9.</w:t>
-      </w:r>
-      <w:r>
-        <w:rPr>
-          <w:rFonts w:hint="eastAsia"/>
-          <w:sz w:val="21"/>
-          <w:szCs w:val="21"/>
-        </w:rPr>
-        <w:t>代码不要截图</w:t>
-      </w:r>
-    </w:p>
-    <w:p>
-      <w:pPr>
-        <w:shd w:val="clear" w:color="auto" w:fill="F2F2F2" w:themeFill="background1" w:themeFillShade="F2"/>
-        <w:spacing w:after="0" w:line="480" w:lineRule="exact"/>
-        <w:jc w:val="both"/>
-        <w:rPr>
-          <w:sz w:val="21"/>
-          <w:szCs w:val="21"/>
-        </w:rPr>
-      </w:pPr>
-      <w:r>
-        <w:rPr>
-          <w:rFonts w:hint="eastAsia"/>
-          <w:sz w:val="21"/>
-          <w:szCs w:val="21"/>
-        </w:rPr>
-        <w:t>10.</w:t>
-      </w:r>
-      <w:r>
-        <w:rPr>
-          <w:rFonts w:hint="eastAsia"/>
-          <w:sz w:val="21"/>
-          <w:szCs w:val="21"/>
-        </w:rPr>
-        <w:t>图片不要压缩</w:t>
-      </w:r>
-    </w:p>
-    <w:p>
-      <w:pPr>
-        <w:shd w:val="clear" w:color="auto" w:fill="F2F2F2" w:themeFill="background1" w:themeFillShade="F2"/>
-        <w:spacing w:after="0" w:line="480" w:lineRule="exact"/>
-        <w:jc w:val="both"/>
-        <w:rPr>
-          <w:sz w:val="21"/>
-          <w:szCs w:val="21"/>
-        </w:rPr>
-      </w:pPr>
-      <w:r>
-        <w:rPr>
-          <w:rFonts w:hint="eastAsia"/>
-          <w:sz w:val="21"/>
-          <w:szCs w:val="21"/>
-        </w:rPr>
-        <w:t>11.</w:t>
-      </w:r>
-      <w:r>
-        <w:rPr>
-          <w:rFonts w:hint="eastAsia"/>
-          <w:sz w:val="21"/>
-          <w:szCs w:val="21"/>
-        </w:rPr>
-        <w:t>设计、实现和测试要有总结</w:t>
-      </w:r>
-    </w:p>
-    <w:p>
-      <w:pPr>
-        <w:shd w:val="clear" w:color="auto" w:fill="F2F2F2" w:themeFill="background1" w:themeFillShade="F2"/>
-        <w:spacing w:after="0" w:line="480" w:lineRule="exact"/>
-        <w:jc w:val="both"/>
-        <w:rPr>
-          <w:sz w:val="21"/>
-          <w:szCs w:val="21"/>
-        </w:rPr>
-      </w:pPr>
-      <w:r>
-        <w:rPr>
-          <w:rFonts w:hint="eastAsia"/>
-          <w:sz w:val="21"/>
-          <w:szCs w:val="21"/>
-        </w:rPr>
-        <w:t>12.</w:t>
-      </w:r>
-      <w:r>
-        <w:rPr>
-          <w:rFonts w:hint="eastAsia"/>
-          <w:sz w:val="21"/>
-          <w:szCs w:val="21"/>
-        </w:rPr>
-        <w:t>测试体现不足。请补充完善</w:t>
+        <w:t>致谢不要提指导老师，就感谢学校和朋友</w:t>
       </w:r>
     </w:p>
     <w:p>
@@ -1882,113 +3341,180 @@
       </w:pPr>
       <w:r>
         <w:rPr>
-          <w:rFonts w:hint="eastAsia"/>
-          <w:sz w:val="21"/>
-          <w:szCs w:val="21"/>
-        </w:rPr>
-        <w:t>图</w:t>
-      </w:r>
-      <w:r>
-        <w:rPr>
-          <w:rFonts w:hint="eastAsia"/>
-          <w:sz w:val="21"/>
-          <w:szCs w:val="21"/>
-        </w:rPr>
-        <w:t xml:space="preserve">10 </w:t>
-      </w:r>
-      <w:r>
-        <w:rPr>
-          <w:rFonts w:hint="eastAsia"/>
-          <w:sz w:val="21"/>
-          <w:szCs w:val="21"/>
-        </w:rPr>
-        <w:t>第四次初稿指导记录</w:t>
-      </w:r>
-    </w:p>
-    <w:p>
-      <w:pPr>
-        <w:shd w:val="clear" w:color="auto" w:fill="F2F2F2" w:themeFill="background1" w:themeFillShade="F2"/>
-        <w:spacing w:after="0" w:line="480" w:lineRule="exact"/>
-        <w:jc w:val="both"/>
-        <w:rPr>
-          <w:sz w:val="21"/>
-          <w:szCs w:val="21"/>
-        </w:rPr>
-      </w:pPr>
-      <w:r>
-        <w:rPr>
-          <w:rFonts w:hint="eastAsia"/>
-          <w:sz w:val="21"/>
-          <w:szCs w:val="21"/>
-        </w:rPr>
-        <w:t>1.</w:t>
-      </w:r>
-      <w:r>
-        <w:rPr>
-          <w:rFonts w:hint="eastAsia"/>
-          <w:sz w:val="21"/>
-          <w:szCs w:val="21"/>
-        </w:rPr>
-        <w:t>参考文献引用缺失</w:t>
-      </w:r>
-    </w:p>
-    <w:p>
-      <w:pPr>
-        <w:shd w:val="clear" w:color="auto" w:fill="F2F2F2" w:themeFill="background1" w:themeFillShade="F2"/>
-        <w:spacing w:after="0" w:line="480" w:lineRule="exact"/>
-        <w:jc w:val="both"/>
-        <w:rPr>
-          <w:sz w:val="21"/>
-          <w:szCs w:val="21"/>
-        </w:rPr>
-      </w:pPr>
-      <w:r>
-        <w:rPr>
-          <w:rFonts w:hint="eastAsia"/>
-          <w:sz w:val="21"/>
-          <w:szCs w:val="21"/>
-        </w:rPr>
-        <w:t>2.</w:t>
-      </w:r>
-      <w:r>
-        <w:rPr>
-          <w:rFonts w:hint="eastAsia"/>
-          <w:sz w:val="21"/>
-          <w:szCs w:val="21"/>
-        </w:rPr>
-        <w:t>补充每章小结。按照首先</w:t>
-      </w:r>
-      <w:r>
-        <w:rPr>
-          <w:rFonts w:hint="eastAsia"/>
-          <w:sz w:val="21"/>
-          <w:szCs w:val="21"/>
-        </w:rPr>
-        <w:t>-</w:t>
-      </w:r>
-      <w:r>
-        <w:rPr>
-          <w:rFonts w:hint="eastAsia"/>
-          <w:sz w:val="21"/>
-          <w:szCs w:val="21"/>
-        </w:rPr>
-        <w:t>其次</w:t>
-      </w:r>
-      <w:r>
-        <w:rPr>
-          <w:rFonts w:hint="eastAsia"/>
-          <w:sz w:val="21"/>
-          <w:szCs w:val="21"/>
-        </w:rPr>
-        <w:t>-</w:t>
-      </w:r>
-      <w:r>
-        <w:rPr>
-          <w:rFonts w:hint="eastAsia"/>
-          <w:sz w:val="21"/>
-          <w:szCs w:val="21"/>
-        </w:rPr>
-        <w:t>然后的顺序叙述</w:t>
+          <w:noProof/>
+        </w:rPr>
+        <w:drawing>
+          <wp:inline distT="0" distB="0" distL="0" distR="0" wp14:anchorId="6968A284" wp14:editId="3ACFE34C">
+            <wp:extent cx="5274310" cy="919480"/>
+            <wp:effectExtent l="0" t="0" r="2540" b="0"/>
+            <wp:docPr id="15" name="图片 15"/>
+            <wp:cNvGraphicFramePr>
+              <a:graphicFrameLocks xmlns:a="http://schemas.openxmlformats.org/drawingml/2006/main" noChangeAspect="1"/>
+            </wp:cNvGraphicFramePr>
+            <a:graphic xmlns:a="http://schemas.openxmlformats.org/drawingml/2006/main">
+              <a:graphicData uri="http://schemas.openxmlformats.org/drawingml/2006/picture">
+                <pic:pic xmlns:pic="http://schemas.openxmlformats.org/drawingml/2006/picture">
+                  <pic:nvPicPr>
+                    <pic:cNvPr id="1" name=""/>
+                    <pic:cNvPicPr/>
+                  </pic:nvPicPr>
+                  <pic:blipFill>
+                    <a:blip r:embed="rId27"/>
+                    <a:stretch>
+                      <a:fillRect/>
+                    </a:stretch>
+                  </pic:blipFill>
+                  <pic:spPr>
+                    <a:xfrm>
+                      <a:off x="0" y="0"/>
+                      <a:ext cx="5274310" cy="919480"/>
+                    </a:xfrm>
+                    <a:prstGeom prst="rect">
+                      <a:avLst/>
+                    </a:prstGeom>
+                  </pic:spPr>
+                </pic:pic>
+              </a:graphicData>
+            </a:graphic>
+          </wp:inline>
+        </w:drawing>
+      </w:r>
+    </w:p>
+    <w:p>
+      <w:pPr>
+        <w:spacing w:after="0" w:line="360" w:lineRule="auto"/>
+        <w:ind w:firstLineChars="200" w:firstLine="420"/>
+        <w:rPr>
+          <w:sz w:val="21"/>
+          <w:szCs w:val="21"/>
+        </w:rPr>
+      </w:pPr>
+    </w:p>
+    <w:p>
+      <w:pPr>
+        <w:spacing w:after="0" w:line="360" w:lineRule="auto"/>
+        <w:ind w:firstLineChars="200" w:firstLine="420"/>
+        <w:rPr>
+          <w:sz w:val="21"/>
+          <w:szCs w:val="21"/>
+        </w:rPr>
+      </w:pPr>
+      <w:r>
+        <w:rPr>
+          <w:rFonts w:hint="eastAsia"/>
+          <w:sz w:val="21"/>
+          <w:szCs w:val="21"/>
+        </w:rPr>
+        <w:t>第</w:t>
+      </w:r>
+      <w:r>
+        <w:rPr>
+          <w:rFonts w:hint="eastAsia"/>
+          <w:sz w:val="21"/>
+          <w:szCs w:val="21"/>
+        </w:rPr>
+        <w:t>8</w:t>
+      </w:r>
+      <w:r>
+        <w:rPr>
+          <w:rFonts w:hint="eastAsia"/>
+          <w:sz w:val="21"/>
+          <w:szCs w:val="21"/>
+        </w:rPr>
+        <w:t>次初稿指导记录</w:t>
+      </w:r>
+      <w:r>
+        <w:rPr>
+          <w:rFonts w:hint="eastAsia"/>
+          <w:sz w:val="21"/>
+          <w:szCs w:val="21"/>
+        </w:rPr>
+        <w:t>；</w:t>
+      </w:r>
+      <w:r>
+        <w:rPr>
+          <w:sz w:val="21"/>
+          <w:szCs w:val="21"/>
+        </w:rPr>
+        <w:t>初稿通过时，依然有错别字和不符合要求的地方</w:t>
+      </w:r>
+      <w:r>
+        <w:rPr>
+          <w:rFonts w:hint="eastAsia"/>
+          <w:sz w:val="21"/>
+          <w:szCs w:val="21"/>
+        </w:rPr>
+        <w:t>。</w:t>
+      </w:r>
+    </w:p>
+    <w:p>
+      <w:pPr>
+        <w:shd w:val="clear" w:color="auto" w:fill="F2F2F2" w:themeFill="background1" w:themeFillShade="F2"/>
+        <w:spacing w:after="0" w:line="480" w:lineRule="exact"/>
+        <w:jc w:val="both"/>
+        <w:rPr>
+          <w:sz w:val="21"/>
+          <w:szCs w:val="21"/>
+        </w:rPr>
+      </w:pPr>
+      <w:r>
+        <w:rPr>
+          <w:rFonts w:hint="eastAsia"/>
+          <w:sz w:val="21"/>
+          <w:szCs w:val="21"/>
+        </w:rPr>
+        <w:t xml:space="preserve">1. </w:t>
+      </w:r>
+      <w:r>
+        <w:rPr>
+          <w:rFonts w:hint="eastAsia"/>
+          <w:sz w:val="21"/>
+          <w:szCs w:val="21"/>
+        </w:rPr>
+        <w:t>声明不需要页码</w:t>
+      </w:r>
+    </w:p>
+    <w:p>
+      <w:pPr>
+        <w:shd w:val="clear" w:color="auto" w:fill="F2F2F2" w:themeFill="background1" w:themeFillShade="F2"/>
+        <w:spacing w:after="0" w:line="480" w:lineRule="exact"/>
+        <w:jc w:val="both"/>
+        <w:rPr>
+          <w:sz w:val="21"/>
+          <w:szCs w:val="21"/>
+        </w:rPr>
+      </w:pPr>
+      <w:r>
+        <w:rPr>
+          <w:rFonts w:hint="eastAsia"/>
+          <w:sz w:val="21"/>
+          <w:szCs w:val="21"/>
+        </w:rPr>
+        <w:t xml:space="preserve">2. </w:t>
+      </w:r>
+      <w:r>
+        <w:rPr>
+          <w:rFonts w:hint="eastAsia"/>
+          <w:sz w:val="21"/>
+          <w:szCs w:val="21"/>
+        </w:rPr>
+        <w:t>所有的图</w:t>
+      </w:r>
+      <w:r>
+        <w:rPr>
+          <w:rFonts w:hint="eastAsia"/>
+          <w:sz w:val="21"/>
+          <w:szCs w:val="21"/>
+        </w:rPr>
+        <w:t xml:space="preserve"> </w:t>
+      </w:r>
+      <w:r>
+        <w:rPr>
+          <w:rFonts w:hint="eastAsia"/>
+          <w:sz w:val="21"/>
+          <w:szCs w:val="21"/>
+        </w:rPr>
+        <w:t>和图表要统一绘制，保持统一的样式。颜色、字体、线条粗细等等；大小适中，不要超过页边距</w:t>
       </w:r>
     </w:p>
     <w:p>
@@ -2015,7 +3541,7 @@
           <w:sz w:val="21"/>
           <w:szCs w:val="21"/>
         </w:rPr>
-        <w:t>图表不要背景色。请创新统一绘制。保持大小、粗细一致。。。。。。。。。。。。。。。。。。。。。为什么还是没有改正？</w:t>
+        <w:t>所有的表格不要跨页。。。。。。。。。。。</w:t>
       </w:r>
     </w:p>
     <w:p>
@@ -2042,50 +3568,34 @@
           <w:sz w:val="21"/>
           <w:szCs w:val="21"/>
         </w:rPr>
-        <w:t>表格不要使用图片</w:t>
-      </w:r>
-    </w:p>
-    <w:p>
-      <w:pPr>
-        <w:shd w:val="clear" w:color="auto" w:fill="F2F2F2" w:themeFill="background1" w:themeFillShade="F2"/>
-        <w:spacing w:after="0" w:line="480" w:lineRule="exact"/>
-        <w:jc w:val="both"/>
-        <w:rPr>
-          <w:sz w:val="21"/>
-          <w:szCs w:val="21"/>
-        </w:rPr>
-      </w:pPr>
-      <w:r>
-        <w:rPr>
-          <w:rFonts w:hint="eastAsia"/>
-          <w:sz w:val="21"/>
-          <w:szCs w:val="21"/>
-        </w:rPr>
-        <w:t>5.</w:t>
-      </w:r>
-      <w:r>
-        <w:rPr>
-          <w:rFonts w:hint="eastAsia"/>
-          <w:sz w:val="21"/>
-          <w:szCs w:val="21"/>
-        </w:rPr>
-        <w:t>小节过于稀碎，请每个小结扩展到</w:t>
-      </w:r>
-      <w:r>
-        <w:rPr>
-          <w:rFonts w:hint="eastAsia"/>
-          <w:sz w:val="21"/>
-          <w:szCs w:val="21"/>
-        </w:rPr>
-        <w:t>3-4</w:t>
-      </w:r>
-      <w:r>
-        <w:rPr>
-          <w:rFonts w:hint="eastAsia"/>
-          <w:sz w:val="21"/>
-          <w:szCs w:val="21"/>
-        </w:rPr>
-        <w:t>个段落，否则没有必要分节</w:t>
+        <w:t>多使用文字扩充页面，如果图片表格等放不下的时候</w:t>
+      </w:r>
+    </w:p>
+    <w:p>
+      <w:pPr>
+        <w:shd w:val="clear" w:color="auto" w:fill="F2F2F2" w:themeFill="background1" w:themeFillShade="F2"/>
+        <w:spacing w:after="0" w:line="480" w:lineRule="exact"/>
+        <w:jc w:val="both"/>
+        <w:rPr>
+          <w:sz w:val="21"/>
+          <w:szCs w:val="21"/>
+        </w:rPr>
+      </w:pPr>
+      <w:r>
+        <w:rPr>
+          <w:rFonts w:hint="eastAsia"/>
+          <w:sz w:val="21"/>
+          <w:szCs w:val="21"/>
+        </w:rPr>
+        <w:t>5.31</w:t>
+      </w:r>
+      <w:r>
+        <w:rPr>
+          <w:rFonts w:hint="eastAsia"/>
+          <w:sz w:val="21"/>
+          <w:szCs w:val="21"/>
+        </w:rPr>
+        <w:t>页有错别字</w:t>
       </w:r>
     </w:p>
     <w:p>
@@ -2112,7 +3622,26 @@
           <w:sz w:val="21"/>
           <w:szCs w:val="21"/>
         </w:rPr>
-        <w:t>空白内容较多，请使用文字补充</w:t>
+        <w:t>测试部分要说明预期效果是什么。实测结果是什么</w:t>
+      </w:r>
+    </w:p>
+    <w:p>
+      <w:pPr>
+        <w:shd w:val="clear" w:color="auto" w:fill="F2F2F2" w:themeFill="background1" w:themeFillShade="F2"/>
+        <w:spacing w:after="0" w:line="480" w:lineRule="exact"/>
+        <w:jc w:val="both"/>
+        <w:rPr>
+          <w:sz w:val="21"/>
+          <w:szCs w:val="21"/>
+        </w:rPr>
+      </w:pPr>
+      <w:r>
+        <w:rPr>
+          <w:rFonts w:hint="eastAsia"/>
+          <w:sz w:val="21"/>
+          <w:szCs w:val="21"/>
+        </w:rPr>
+        <w:t>请认真更改并完善</w:t>
       </w:r>
     </w:p>
     <w:p>
@@ -2126,225 +3655,43 @@
       </w:pPr>
       <w:r>
         <w:rPr>
-          <w:rFonts w:hint="eastAsia"/>
-          <w:sz w:val="21"/>
-          <w:szCs w:val="21"/>
-        </w:rPr>
-        <w:t>图</w:t>
-      </w:r>
-      <w:r>
-        <w:rPr>
-          <w:rFonts w:hint="eastAsia"/>
-          <w:sz w:val="21"/>
-          <w:szCs w:val="21"/>
-        </w:rPr>
-        <w:t xml:space="preserve">11 </w:t>
-      </w:r>
-      <w:r>
-        <w:rPr>
-          <w:rFonts w:hint="eastAsia"/>
-          <w:sz w:val="21"/>
-          <w:szCs w:val="21"/>
-        </w:rPr>
-        <w:t>第五次初稿指导记录</w:t>
-      </w:r>
-    </w:p>
-    <w:p>
-      <w:pPr>
-        <w:shd w:val="clear" w:color="auto" w:fill="F2F2F2" w:themeFill="background1" w:themeFillShade="F2"/>
-        <w:spacing w:after="0" w:line="480" w:lineRule="exact"/>
-        <w:jc w:val="both"/>
-        <w:rPr>
-          <w:sz w:val="21"/>
-          <w:szCs w:val="21"/>
-        </w:rPr>
-      </w:pPr>
-      <w:r>
-        <w:rPr>
-          <w:rFonts w:hint="eastAsia"/>
-          <w:sz w:val="21"/>
-          <w:szCs w:val="21"/>
-        </w:rPr>
-        <w:t>1.</w:t>
-      </w:r>
-      <w:r>
-        <w:rPr>
-          <w:rFonts w:hint="eastAsia"/>
-          <w:sz w:val="21"/>
-          <w:szCs w:val="21"/>
-        </w:rPr>
-        <w:t>目录样式不对</w:t>
-      </w:r>
-    </w:p>
-    <w:p>
-      <w:pPr>
-        <w:shd w:val="clear" w:color="auto" w:fill="F2F2F2" w:themeFill="background1" w:themeFillShade="F2"/>
-        <w:spacing w:after="0" w:line="480" w:lineRule="exact"/>
-        <w:jc w:val="both"/>
-        <w:rPr>
-          <w:sz w:val="21"/>
-          <w:szCs w:val="21"/>
-        </w:rPr>
-      </w:pPr>
-      <w:r>
-        <w:rPr>
-          <w:rFonts w:hint="eastAsia"/>
-          <w:sz w:val="21"/>
-          <w:szCs w:val="21"/>
-        </w:rPr>
-        <w:t>2.</w:t>
-      </w:r>
-      <w:r>
-        <w:rPr>
-          <w:rFonts w:hint="eastAsia"/>
-          <w:sz w:val="21"/>
-          <w:szCs w:val="21"/>
-        </w:rPr>
-        <w:t>测试要单独一个</w:t>
-      </w:r>
-      <w:r>
-        <w:rPr>
-          <w:rFonts w:hint="eastAsia"/>
-          <w:sz w:val="21"/>
-          <w:szCs w:val="21"/>
-        </w:rPr>
-        <w:t xml:space="preserve"> </w:t>
-      </w:r>
-      <w:r>
-        <w:rPr>
-          <w:rFonts w:hint="eastAsia"/>
-          <w:sz w:val="21"/>
-          <w:szCs w:val="21"/>
-        </w:rPr>
-        <w:t>章节；没有体现出测试的方法、目的和结果</w:t>
-      </w:r>
-    </w:p>
-    <w:p>
-      <w:pPr>
-        <w:shd w:val="clear" w:color="auto" w:fill="F2F2F2" w:themeFill="background1" w:themeFillShade="F2"/>
-        <w:spacing w:after="0" w:line="480" w:lineRule="exact"/>
-        <w:jc w:val="both"/>
-        <w:rPr>
-          <w:sz w:val="21"/>
-          <w:szCs w:val="21"/>
-        </w:rPr>
-      </w:pPr>
-      <w:r>
-        <w:rPr>
-          <w:rFonts w:hint="eastAsia"/>
-          <w:sz w:val="21"/>
-          <w:szCs w:val="21"/>
-        </w:rPr>
-        <w:t>3.</w:t>
-      </w:r>
-      <w:r>
-        <w:rPr>
-          <w:rFonts w:hint="eastAsia"/>
-          <w:sz w:val="21"/>
-          <w:szCs w:val="21"/>
-        </w:rPr>
-        <w:t>系统分析没有任何具备专业背景的工具。你的依据是什么？</w:t>
-      </w:r>
-    </w:p>
-    <w:p>
-      <w:pPr>
-        <w:shd w:val="clear" w:color="auto" w:fill="F2F2F2" w:themeFill="background1" w:themeFillShade="F2"/>
-        <w:spacing w:after="0" w:line="480" w:lineRule="exact"/>
-        <w:jc w:val="both"/>
-        <w:rPr>
-          <w:sz w:val="21"/>
-          <w:szCs w:val="21"/>
-        </w:rPr>
-      </w:pPr>
-      <w:r>
-        <w:rPr>
-          <w:rFonts w:hint="eastAsia"/>
-          <w:sz w:val="21"/>
-          <w:szCs w:val="21"/>
-        </w:rPr>
-        <w:t>4.</w:t>
-      </w:r>
-      <w:r>
-        <w:rPr>
-          <w:rFonts w:hint="eastAsia"/>
-          <w:sz w:val="21"/>
-          <w:szCs w:val="21"/>
-        </w:rPr>
-        <w:t>所有的图统一设计，相同的颜色、字体、粗细等等，不要缩放，不要背景</w:t>
-      </w:r>
-    </w:p>
-    <w:p>
-      <w:pPr>
-        <w:shd w:val="clear" w:color="auto" w:fill="F2F2F2" w:themeFill="background1" w:themeFillShade="F2"/>
-        <w:spacing w:after="0" w:line="480" w:lineRule="exact"/>
-        <w:jc w:val="both"/>
-        <w:rPr>
-          <w:sz w:val="21"/>
-          <w:szCs w:val="21"/>
-        </w:rPr>
-      </w:pPr>
-      <w:r>
-        <w:rPr>
-          <w:rFonts w:hint="eastAsia"/>
-          <w:sz w:val="21"/>
-          <w:szCs w:val="21"/>
-        </w:rPr>
-        <w:t>5.</w:t>
-      </w:r>
-      <w:r>
-        <w:rPr>
-          <w:rFonts w:hint="eastAsia"/>
-          <w:sz w:val="21"/>
-          <w:szCs w:val="21"/>
-        </w:rPr>
-        <w:t>所有的表要有说明，特别是设计部分的表</w:t>
-      </w:r>
-    </w:p>
-    <w:p>
-      <w:pPr>
-        <w:shd w:val="clear" w:color="auto" w:fill="F2F2F2" w:themeFill="background1" w:themeFillShade="F2"/>
-        <w:spacing w:after="0" w:line="480" w:lineRule="exact"/>
-        <w:jc w:val="both"/>
-        <w:rPr>
-          <w:sz w:val="21"/>
-          <w:szCs w:val="21"/>
-        </w:rPr>
-      </w:pPr>
-      <w:r>
-        <w:rPr>
-          <w:rFonts w:hint="eastAsia"/>
-          <w:sz w:val="21"/>
-          <w:szCs w:val="21"/>
-        </w:rPr>
-        <w:t>6.</w:t>
-      </w:r>
-      <w:r>
-        <w:rPr>
-          <w:rFonts w:hint="eastAsia"/>
-          <w:sz w:val="21"/>
-          <w:szCs w:val="21"/>
-        </w:rPr>
-        <w:t>代码太多。放在设计中，不要放在实现</w:t>
-      </w:r>
-    </w:p>
-    <w:p>
-      <w:pPr>
-        <w:shd w:val="clear" w:color="auto" w:fill="F2F2F2" w:themeFill="background1" w:themeFillShade="F2"/>
-        <w:spacing w:after="0" w:line="480" w:lineRule="exact"/>
-        <w:jc w:val="both"/>
-        <w:rPr>
-          <w:sz w:val="21"/>
-          <w:szCs w:val="21"/>
-        </w:rPr>
-      </w:pPr>
-      <w:r>
-        <w:rPr>
-          <w:rFonts w:hint="eastAsia"/>
-          <w:sz w:val="21"/>
-          <w:szCs w:val="21"/>
-        </w:rPr>
-        <w:lastRenderedPageBreak/>
-        <w:t>请再修改调整</w:t>
+          <w:noProof/>
+        </w:rPr>
+        <w:drawing>
+          <wp:inline distT="0" distB="0" distL="0" distR="0" wp14:anchorId="0F75B8B6" wp14:editId="04B192A3">
+            <wp:extent cx="5274310" cy="919480"/>
+            <wp:effectExtent l="0" t="0" r="2540" b="0"/>
+            <wp:docPr id="16" name="图片 16"/>
+            <wp:cNvGraphicFramePr>
+              <a:graphicFrameLocks xmlns:a="http://schemas.openxmlformats.org/drawingml/2006/main" noChangeAspect="1"/>
+            </wp:cNvGraphicFramePr>
+            <a:graphic xmlns:a="http://schemas.openxmlformats.org/drawingml/2006/main">
+              <a:graphicData uri="http://schemas.openxmlformats.org/drawingml/2006/picture">
+                <pic:pic xmlns:pic="http://schemas.openxmlformats.org/drawingml/2006/picture">
+                  <pic:nvPicPr>
+                    <pic:cNvPr id="1" name=""/>
+                    <pic:cNvPicPr/>
+                  </pic:nvPicPr>
+                  <pic:blipFill>
+                    <a:blip r:embed="rId28"/>
+                    <a:stretch>
+                      <a:fillRect/>
+                    </a:stretch>
+                  </pic:blipFill>
+                  <pic:spPr>
+                    <a:xfrm>
+                      <a:off x="0" y="0"/>
+                      <a:ext cx="5274310" cy="919480"/>
+                    </a:xfrm>
+                    <a:prstGeom prst="rect">
+                      <a:avLst/>
+                    </a:prstGeom>
+                  </pic:spPr>
+                </pic:pic>
+              </a:graphicData>
+            </a:graphic>
+          </wp:inline>
+        </w:drawing>
       </w:r>
     </w:p>
     <w:p>
@@ -2356,435 +3703,6 @@
           <w:szCs w:val="21"/>
         </w:rPr>
       </w:pPr>
-      <w:r>
-        <w:rPr>
-          <w:rFonts w:hint="eastAsia"/>
-          <w:sz w:val="21"/>
-          <w:szCs w:val="21"/>
-        </w:rPr>
-        <w:t>图</w:t>
-      </w:r>
-      <w:r>
-        <w:rPr>
-          <w:rFonts w:hint="eastAsia"/>
-          <w:sz w:val="21"/>
-          <w:szCs w:val="21"/>
-        </w:rPr>
-        <w:t xml:space="preserve">12 </w:t>
-      </w:r>
-      <w:r>
-        <w:rPr>
-          <w:rFonts w:hint="eastAsia"/>
-          <w:sz w:val="21"/>
-          <w:szCs w:val="21"/>
-        </w:rPr>
-        <w:t>第六次初稿指导记录</w:t>
-      </w:r>
-    </w:p>
-    <w:p>
-      <w:pPr>
-        <w:shd w:val="clear" w:color="auto" w:fill="F2F2F2" w:themeFill="background1" w:themeFillShade="F2"/>
-        <w:spacing w:after="0" w:line="480" w:lineRule="exact"/>
-        <w:jc w:val="both"/>
-        <w:rPr>
-          <w:sz w:val="21"/>
-          <w:szCs w:val="21"/>
-        </w:rPr>
-      </w:pPr>
-      <w:r>
-        <w:rPr>
-          <w:rFonts w:hint="eastAsia"/>
-          <w:sz w:val="21"/>
-          <w:szCs w:val="21"/>
-        </w:rPr>
-        <w:t xml:space="preserve">1. </w:t>
-      </w:r>
-      <w:r>
-        <w:rPr>
-          <w:rFonts w:hint="eastAsia"/>
-          <w:sz w:val="21"/>
-          <w:szCs w:val="21"/>
-        </w:rPr>
-        <w:t>参考文献引用错误。请按顺序引用。不要引一堆</w:t>
-      </w:r>
-    </w:p>
-    <w:p>
-      <w:pPr>
-        <w:shd w:val="clear" w:color="auto" w:fill="F2F2F2" w:themeFill="background1" w:themeFillShade="F2"/>
-        <w:spacing w:after="0" w:line="480" w:lineRule="exact"/>
-        <w:jc w:val="both"/>
-        <w:rPr>
-          <w:sz w:val="21"/>
-          <w:szCs w:val="21"/>
-        </w:rPr>
-      </w:pPr>
-      <w:r>
-        <w:rPr>
-          <w:rFonts w:hint="eastAsia"/>
-          <w:sz w:val="21"/>
-          <w:szCs w:val="21"/>
-        </w:rPr>
-        <w:t>2.</w:t>
-      </w:r>
-      <w:r>
-        <w:rPr>
-          <w:rFonts w:hint="eastAsia"/>
-          <w:sz w:val="21"/>
-          <w:szCs w:val="21"/>
-        </w:rPr>
-        <w:t>整个设计没有一个框架图，只有几个表。</w:t>
-      </w:r>
-      <w:r>
-        <w:rPr>
-          <w:rFonts w:hint="eastAsia"/>
-          <w:sz w:val="21"/>
-          <w:szCs w:val="21"/>
-        </w:rPr>
-        <w:t>E-R</w:t>
-      </w:r>
-      <w:r>
-        <w:rPr>
-          <w:rFonts w:hint="eastAsia"/>
-          <w:sz w:val="21"/>
-          <w:szCs w:val="21"/>
-        </w:rPr>
-        <w:t>图也没有一个。体现不出你的专业性</w:t>
-      </w:r>
-    </w:p>
-    <w:p>
-      <w:pPr>
-        <w:shd w:val="clear" w:color="auto" w:fill="F2F2F2" w:themeFill="background1" w:themeFillShade="F2"/>
-        <w:spacing w:after="0" w:line="480" w:lineRule="exact"/>
-        <w:jc w:val="both"/>
-        <w:rPr>
-          <w:sz w:val="21"/>
-          <w:szCs w:val="21"/>
-        </w:rPr>
-      </w:pPr>
-      <w:r>
-        <w:rPr>
-          <w:rFonts w:hint="eastAsia"/>
-          <w:sz w:val="21"/>
-          <w:szCs w:val="21"/>
-        </w:rPr>
-        <w:t>3.</w:t>
-      </w:r>
-      <w:r>
-        <w:rPr>
-          <w:rFonts w:hint="eastAsia"/>
-          <w:sz w:val="21"/>
-          <w:szCs w:val="21"/>
-        </w:rPr>
-        <w:t>工作量严重不足。正文页数</w:t>
-      </w:r>
-      <w:r>
-        <w:rPr>
-          <w:rFonts w:hint="eastAsia"/>
-          <w:sz w:val="21"/>
-          <w:szCs w:val="21"/>
-        </w:rPr>
-        <w:t>55+</w:t>
-      </w:r>
-      <w:r>
-        <w:rPr>
-          <w:rFonts w:hint="eastAsia"/>
-          <w:sz w:val="21"/>
-          <w:szCs w:val="21"/>
-        </w:rPr>
-        <w:t>。请扩充并完善</w:t>
-      </w:r>
-    </w:p>
-    <w:p>
-      <w:pPr>
-        <w:shd w:val="clear" w:color="auto" w:fill="F2F2F2" w:themeFill="background1" w:themeFillShade="F2"/>
-        <w:spacing w:after="0" w:line="480" w:lineRule="exact"/>
-        <w:jc w:val="both"/>
-        <w:rPr>
-          <w:sz w:val="21"/>
-          <w:szCs w:val="21"/>
-        </w:rPr>
-      </w:pPr>
-      <w:r>
-        <w:rPr>
-          <w:rFonts w:hint="eastAsia"/>
-          <w:sz w:val="21"/>
-          <w:szCs w:val="21"/>
-        </w:rPr>
-        <w:t>4.</w:t>
-      </w:r>
-      <w:r>
-        <w:rPr>
-          <w:rFonts w:hint="eastAsia"/>
-          <w:sz w:val="21"/>
-          <w:szCs w:val="21"/>
-        </w:rPr>
-        <w:t>致谢不要提指导老师，就感谢学校和朋友</w:t>
-      </w:r>
-    </w:p>
-    <w:p>
-      <w:pPr>
-        <w:spacing w:after="0" w:line="360" w:lineRule="auto"/>
-        <w:jc w:val="center"/>
-        <w:rPr>
-          <w:sz w:val="21"/>
-          <w:szCs w:val="21"/>
-        </w:rPr>
-      </w:pPr>
-      <w:r>
-        <w:rPr>
-          <w:rFonts w:hint="eastAsia"/>
-          <w:sz w:val="21"/>
-          <w:szCs w:val="21"/>
-        </w:rPr>
-        <w:t>图</w:t>
-      </w:r>
-      <w:r>
-        <w:rPr>
-          <w:rFonts w:hint="eastAsia"/>
-          <w:sz w:val="21"/>
-          <w:szCs w:val="21"/>
-        </w:rPr>
-        <w:t xml:space="preserve">13 </w:t>
-      </w:r>
-      <w:r>
-        <w:rPr>
-          <w:rFonts w:hint="eastAsia"/>
-          <w:sz w:val="21"/>
-          <w:szCs w:val="21"/>
-        </w:rPr>
-        <w:t>第七次初稿指导记录</w:t>
-      </w:r>
-    </w:p>
-    <w:p>
-      <w:pPr>
-        <w:shd w:val="clear" w:color="auto" w:fill="F2F2F2" w:themeFill="background1" w:themeFillShade="F2"/>
-        <w:spacing w:after="0" w:line="480" w:lineRule="exact"/>
-        <w:jc w:val="both"/>
-        <w:rPr>
-          <w:sz w:val="21"/>
-          <w:szCs w:val="21"/>
-        </w:rPr>
-      </w:pPr>
-      <w:r>
-        <w:rPr>
-          <w:rFonts w:hint="eastAsia"/>
-          <w:sz w:val="21"/>
-          <w:szCs w:val="21"/>
-        </w:rPr>
-        <w:t xml:space="preserve">1. </w:t>
-      </w:r>
-      <w:r>
-        <w:rPr>
-          <w:rFonts w:hint="eastAsia"/>
-          <w:sz w:val="21"/>
-          <w:szCs w:val="21"/>
-        </w:rPr>
-        <w:t>声明不需要页码</w:t>
-      </w:r>
-    </w:p>
-    <w:p>
-      <w:pPr>
-        <w:shd w:val="clear" w:color="auto" w:fill="F2F2F2" w:themeFill="background1" w:themeFillShade="F2"/>
-        <w:spacing w:after="0" w:line="480" w:lineRule="exact"/>
-        <w:jc w:val="both"/>
-        <w:rPr>
-          <w:sz w:val="21"/>
-          <w:szCs w:val="21"/>
-        </w:rPr>
-      </w:pPr>
-      <w:r>
-        <w:rPr>
-          <w:rFonts w:hint="eastAsia"/>
-          <w:sz w:val="21"/>
-          <w:szCs w:val="21"/>
-        </w:rPr>
-        <w:t xml:space="preserve">2. </w:t>
-      </w:r>
-      <w:r>
-        <w:rPr>
-          <w:rFonts w:hint="eastAsia"/>
-          <w:sz w:val="21"/>
-          <w:szCs w:val="21"/>
-        </w:rPr>
-        <w:t>所有的图</w:t>
-      </w:r>
-      <w:r>
-        <w:rPr>
-          <w:rFonts w:hint="eastAsia"/>
-          <w:sz w:val="21"/>
-          <w:szCs w:val="21"/>
-        </w:rPr>
-        <w:t xml:space="preserve"> </w:t>
-      </w:r>
-      <w:r>
-        <w:rPr>
-          <w:rFonts w:hint="eastAsia"/>
-          <w:sz w:val="21"/>
-          <w:szCs w:val="21"/>
-        </w:rPr>
-        <w:t>和图表要统一绘制，保持统一的样式。颜色、字体、线条粗细等等；大小适中，不要超过页边距</w:t>
-      </w:r>
-    </w:p>
-    <w:p>
-      <w:pPr>
-        <w:shd w:val="clear" w:color="auto" w:fill="F2F2F2" w:themeFill="background1" w:themeFillShade="F2"/>
-        <w:spacing w:after="0" w:line="480" w:lineRule="exact"/>
-        <w:jc w:val="both"/>
-        <w:rPr>
-          <w:sz w:val="21"/>
-          <w:szCs w:val="21"/>
-        </w:rPr>
-      </w:pPr>
-      <w:r>
-        <w:rPr>
-          <w:rFonts w:hint="eastAsia"/>
-          <w:sz w:val="21"/>
-          <w:szCs w:val="21"/>
-        </w:rPr>
-        <w:t>3.</w:t>
-      </w:r>
-      <w:r>
-        <w:rPr>
-          <w:rFonts w:hint="eastAsia"/>
-          <w:sz w:val="21"/>
-          <w:szCs w:val="21"/>
-        </w:rPr>
-        <w:t>所有的表格不要跨页。。。。。。。。。。。</w:t>
-      </w:r>
-    </w:p>
-    <w:p>
-      <w:pPr>
-        <w:shd w:val="clear" w:color="auto" w:fill="F2F2F2" w:themeFill="background1" w:themeFillShade="F2"/>
-        <w:spacing w:after="0" w:line="480" w:lineRule="exact"/>
-        <w:jc w:val="both"/>
-        <w:rPr>
-          <w:sz w:val="21"/>
-          <w:szCs w:val="21"/>
-        </w:rPr>
-      </w:pPr>
-      <w:r>
-        <w:rPr>
-          <w:rFonts w:hint="eastAsia"/>
-          <w:sz w:val="21"/>
-          <w:szCs w:val="21"/>
-        </w:rPr>
-        <w:t>4.</w:t>
-      </w:r>
-      <w:r>
-        <w:rPr>
-          <w:rFonts w:hint="eastAsia"/>
-          <w:sz w:val="21"/>
-          <w:szCs w:val="21"/>
-        </w:rPr>
-        <w:t>多使用文字扩充页面，如果图片表格等放不下的时候</w:t>
-      </w:r>
-    </w:p>
-    <w:p>
-      <w:pPr>
-        <w:shd w:val="clear" w:color="auto" w:fill="F2F2F2" w:themeFill="background1" w:themeFillShade="F2"/>
-        <w:spacing w:after="0" w:line="480" w:lineRule="exact"/>
-        <w:jc w:val="both"/>
-        <w:rPr>
-          <w:sz w:val="21"/>
-          <w:szCs w:val="21"/>
-        </w:rPr>
-      </w:pPr>
-      <w:r>
-        <w:rPr>
-          <w:rFonts w:hint="eastAsia"/>
-          <w:sz w:val="21"/>
-          <w:szCs w:val="21"/>
-        </w:rPr>
-        <w:t>5.31</w:t>
-      </w:r>
-      <w:r>
-        <w:rPr>
-          <w:rFonts w:hint="eastAsia"/>
-          <w:sz w:val="21"/>
-          <w:szCs w:val="21"/>
-        </w:rPr>
-        <w:t>页有错别字</w:t>
-      </w:r>
-    </w:p>
-    <w:p>
-      <w:pPr>
-        <w:shd w:val="clear" w:color="auto" w:fill="F2F2F2" w:themeFill="background1" w:themeFillShade="F2"/>
-        <w:spacing w:after="0" w:line="480" w:lineRule="exact"/>
-        <w:jc w:val="both"/>
-        <w:rPr>
-          <w:sz w:val="21"/>
-          <w:szCs w:val="21"/>
-        </w:rPr>
-      </w:pPr>
-      <w:r>
-        <w:rPr>
-          <w:rFonts w:hint="eastAsia"/>
-          <w:sz w:val="21"/>
-          <w:szCs w:val="21"/>
-        </w:rPr>
-        <w:t>6.</w:t>
-      </w:r>
-      <w:r>
-        <w:rPr>
-          <w:rFonts w:hint="eastAsia"/>
-          <w:sz w:val="21"/>
-          <w:szCs w:val="21"/>
-        </w:rPr>
-        <w:t>测试部分要说明预期效果是什么。实测结果是什么</w:t>
-      </w:r>
-    </w:p>
-    <w:p>
-      <w:pPr>
-        <w:shd w:val="clear" w:color="auto" w:fill="F2F2F2" w:themeFill="background1" w:themeFillShade="F2"/>
-        <w:spacing w:after="0" w:line="480" w:lineRule="exact"/>
-        <w:jc w:val="both"/>
-        <w:rPr>
-          <w:sz w:val="21"/>
-          <w:szCs w:val="21"/>
-        </w:rPr>
-      </w:pPr>
-      <w:r>
-        <w:rPr>
-          <w:rFonts w:hint="eastAsia"/>
-          <w:sz w:val="21"/>
-          <w:szCs w:val="21"/>
-        </w:rPr>
-        <w:t>请认真更改并完善</w:t>
-      </w:r>
-    </w:p>
-    <w:p>
-      <w:pPr>
-        <w:spacing w:after="0" w:line="360" w:lineRule="auto"/>
-        <w:jc w:val="center"/>
-        <w:rPr>
-          <w:sz w:val="21"/>
-          <w:szCs w:val="21"/>
-        </w:rPr>
-      </w:pPr>
-      <w:r>
-        <w:rPr>
-          <w:rFonts w:hint="eastAsia"/>
-          <w:sz w:val="21"/>
-          <w:szCs w:val="21"/>
-        </w:rPr>
-        <w:t>图</w:t>
-      </w:r>
-      <w:r>
-        <w:rPr>
-          <w:rFonts w:hint="eastAsia"/>
-          <w:sz w:val="21"/>
-          <w:szCs w:val="21"/>
-        </w:rPr>
-        <w:t xml:space="preserve">14 </w:t>
-      </w:r>
-      <w:r>
-        <w:rPr>
-          <w:rFonts w:hint="eastAsia"/>
-          <w:sz w:val="21"/>
-          <w:szCs w:val="21"/>
-        </w:rPr>
-        <w:t>第八次初稿指导记录</w:t>
-      </w:r>
     </w:p>
     <w:p>
       <w:pPr>
@@ -2807,102 +3725,35 @@
           <w:rFonts w:hint="eastAsia"/>
           <w:sz w:val="24"/>
         </w:rPr>
-        <w:t>指导日志，为了照顾其时间，多次指导到</w:t>
-      </w:r>
-      <w:r>
-        <w:rPr>
-          <w:rFonts w:hint="eastAsia"/>
-          <w:sz w:val="24"/>
-        </w:rPr>
-        <w:t>0</w:t>
-      </w:r>
-      <w:r>
-        <w:rPr>
-          <w:rFonts w:hint="eastAsia"/>
-          <w:sz w:val="24"/>
-        </w:rPr>
-        <w:t>点，并多次提醒其论文进度严重滞后。</w:t>
-      </w:r>
-    </w:p>
-    <w:p>
-      <w:pPr>
-        <w:shd w:val="clear" w:color="auto" w:fill="F2F2F2" w:themeFill="background1" w:themeFillShade="F2"/>
-        <w:spacing w:after="0" w:line="480" w:lineRule="exact"/>
-        <w:jc w:val="both"/>
-        <w:rPr>
-          <w:sz w:val="21"/>
-          <w:szCs w:val="21"/>
-        </w:rPr>
-      </w:pPr>
-      <w:r>
-        <w:rPr>
-          <w:rFonts w:hint="eastAsia"/>
-          <w:sz w:val="21"/>
-          <w:szCs w:val="21"/>
-        </w:rPr>
-        <w:t>尽量参加腾讯会议；</w:t>
-      </w:r>
-      <w:r>
-        <w:rPr>
-          <w:rFonts w:hint="eastAsia"/>
-          <w:sz w:val="21"/>
-          <w:szCs w:val="21"/>
-        </w:rPr>
-        <w:t>0</w:t>
-      </w:r>
-      <w:r>
-        <w:rPr>
-          <w:rFonts w:hint="eastAsia"/>
-          <w:sz w:val="21"/>
-          <w:szCs w:val="21"/>
-        </w:rPr>
-        <w:t>点指导太辛苦</w:t>
-      </w:r>
-    </w:p>
-    <w:p>
-      <w:pPr>
-        <w:shd w:val="clear" w:color="auto" w:fill="F2F2F2" w:themeFill="background1" w:themeFillShade="F2"/>
-        <w:spacing w:after="0" w:line="480" w:lineRule="exact"/>
-        <w:jc w:val="both"/>
-        <w:rPr>
-          <w:sz w:val="21"/>
-          <w:szCs w:val="21"/>
-        </w:rPr>
-      </w:pPr>
-      <w:r>
-        <w:rPr>
-          <w:rFonts w:hint="eastAsia"/>
-          <w:sz w:val="21"/>
-          <w:szCs w:val="21"/>
-        </w:rPr>
-        <w:t xml:space="preserve">0. </w:t>
-      </w:r>
-      <w:r>
-        <w:rPr>
-          <w:rFonts w:hint="eastAsia"/>
-          <w:sz w:val="21"/>
-          <w:szCs w:val="21"/>
-        </w:rPr>
-        <w:t>好好梳理前期的总结并注意克服和改进</w:t>
-      </w:r>
-    </w:p>
-    <w:p>
-      <w:pPr>
-        <w:shd w:val="clear" w:color="auto" w:fill="F2F2F2" w:themeFill="background1" w:themeFillShade="F2"/>
-        <w:spacing w:after="0" w:line="480" w:lineRule="exact"/>
-        <w:jc w:val="both"/>
-        <w:rPr>
-          <w:sz w:val="21"/>
-          <w:szCs w:val="21"/>
-        </w:rPr>
-      </w:pPr>
-      <w:r>
-        <w:rPr>
-          <w:rFonts w:hint="eastAsia"/>
-          <w:sz w:val="21"/>
-          <w:szCs w:val="21"/>
-        </w:rPr>
-        <w:t xml:space="preserve">1. </w:t>
+        <w:t>指导日志</w:t>
+      </w:r>
+      <w:r>
+        <w:rPr>
+          <w:rFonts w:hint="eastAsia"/>
+          <w:sz w:val="24"/>
+        </w:rPr>
+        <w:t>。</w:t>
+      </w:r>
+      <w:r>
+        <w:rPr>
+          <w:rFonts w:hint="eastAsia"/>
+          <w:sz w:val="24"/>
+        </w:rPr>
+        <w:t>学院规定</w:t>
+      </w:r>
+      <w:r>
+        <w:rPr>
+          <w:rFonts w:hint="eastAsia"/>
+          <w:sz w:val="24"/>
+        </w:rPr>
+        <w:t>毕设</w:t>
+      </w:r>
+      <w:r>
+        <w:rPr>
+          <w:rFonts w:hint="eastAsia"/>
+          <w:sz w:val="24"/>
+        </w:rPr>
+        <w:t>指导</w:t>
       </w:r>
       <w:r>
         <w:rPr>
@@ -2910,288 +3761,30 @@
           <w:b/>
           <w:bCs/>
           <w:color w:val="EE0000"/>
-          <w:sz w:val="21"/>
-          <w:szCs w:val="21"/>
-        </w:rPr>
-        <w:t>进度严重滞后</w:t>
-      </w:r>
-    </w:p>
-    <w:p>
-      <w:pPr>
-        <w:shd w:val="clear" w:color="auto" w:fill="F2F2F2" w:themeFill="background1" w:themeFillShade="F2"/>
-        <w:spacing w:after="0" w:line="480" w:lineRule="exact"/>
-        <w:jc w:val="both"/>
-        <w:rPr>
-          <w:sz w:val="21"/>
-          <w:szCs w:val="21"/>
-        </w:rPr>
-      </w:pPr>
-      <w:r>
-        <w:rPr>
-          <w:rFonts w:hint="eastAsia"/>
-          <w:sz w:val="21"/>
-          <w:szCs w:val="21"/>
-        </w:rPr>
-        <w:t xml:space="preserve">2. </w:t>
-      </w:r>
-      <w:r>
-        <w:rPr>
-          <w:rFonts w:hint="eastAsia"/>
-          <w:sz w:val="21"/>
-          <w:szCs w:val="21"/>
-        </w:rPr>
-        <w:t>任务完成质量有待提高</w:t>
-      </w:r>
-    </w:p>
-    <w:p>
-      <w:pPr>
-        <w:shd w:val="clear" w:color="auto" w:fill="F2F2F2" w:themeFill="background1" w:themeFillShade="F2"/>
-        <w:spacing w:after="0" w:line="480" w:lineRule="exact"/>
-        <w:jc w:val="both"/>
-        <w:rPr>
-          <w:sz w:val="21"/>
-          <w:szCs w:val="21"/>
-        </w:rPr>
-      </w:pPr>
-      <w:r>
-        <w:rPr>
-          <w:rFonts w:hint="eastAsia"/>
-          <w:sz w:val="21"/>
-          <w:szCs w:val="21"/>
-        </w:rPr>
-        <w:t xml:space="preserve">3. </w:t>
-      </w:r>
-      <w:r>
-        <w:rPr>
-          <w:rFonts w:hint="eastAsia"/>
-          <w:sz w:val="21"/>
-          <w:szCs w:val="21"/>
-        </w:rPr>
-        <w:t>耐心不足，很多类似问题整改不到位或者没有整改</w:t>
-      </w:r>
-    </w:p>
-    <w:p>
-      <w:pPr>
-        <w:shd w:val="clear" w:color="auto" w:fill="F2F2F2" w:themeFill="background1" w:themeFillShade="F2"/>
-        <w:spacing w:after="0" w:line="480" w:lineRule="exact"/>
-        <w:jc w:val="both"/>
-        <w:rPr>
-          <w:sz w:val="21"/>
-          <w:szCs w:val="21"/>
-        </w:rPr>
-      </w:pPr>
-      <w:r>
-        <w:rPr>
-          <w:rFonts w:hint="eastAsia"/>
-          <w:sz w:val="21"/>
-          <w:szCs w:val="21"/>
-        </w:rPr>
-        <w:t xml:space="preserve">4. </w:t>
-      </w:r>
-      <w:r>
-        <w:rPr>
-          <w:rFonts w:hint="eastAsia"/>
-          <w:sz w:val="21"/>
-          <w:szCs w:val="21"/>
-        </w:rPr>
-        <w:t>多看、看练、多改</w:t>
-      </w:r>
-    </w:p>
-    <w:p>
-      <w:pPr>
-        <w:shd w:val="clear" w:color="auto" w:fill="F2F2F2" w:themeFill="background1" w:themeFillShade="F2"/>
-        <w:spacing w:after="0" w:line="480" w:lineRule="exact"/>
-        <w:jc w:val="both"/>
-        <w:rPr>
-          <w:sz w:val="21"/>
-          <w:szCs w:val="21"/>
-        </w:rPr>
-      </w:pPr>
-      <w:r>
-        <w:rPr>
-          <w:rFonts w:hint="eastAsia"/>
-          <w:sz w:val="21"/>
-          <w:szCs w:val="21"/>
-        </w:rPr>
-        <w:t xml:space="preserve">5. </w:t>
-      </w:r>
-      <w:r>
-        <w:rPr>
-          <w:rFonts w:hint="eastAsia"/>
-          <w:sz w:val="21"/>
-          <w:szCs w:val="21"/>
-        </w:rPr>
-        <w:t>一定要看论文模板和规范</w:t>
-      </w:r>
-    </w:p>
-    <w:p>
-      <w:pPr>
-        <w:shd w:val="clear" w:color="auto" w:fill="F2F2F2" w:themeFill="background1" w:themeFillShade="F2"/>
-        <w:spacing w:after="0" w:line="480" w:lineRule="exact"/>
-        <w:jc w:val="both"/>
-        <w:rPr>
-          <w:sz w:val="21"/>
-          <w:szCs w:val="21"/>
-        </w:rPr>
-      </w:pPr>
-      <w:r>
-        <w:rPr>
-          <w:rFonts w:hint="eastAsia"/>
-          <w:sz w:val="21"/>
-          <w:szCs w:val="21"/>
-        </w:rPr>
-        <w:t xml:space="preserve">6. </w:t>
-      </w:r>
-      <w:r>
-        <w:rPr>
-          <w:rFonts w:hint="eastAsia"/>
-          <w:sz w:val="21"/>
-          <w:szCs w:val="21"/>
-        </w:rPr>
-        <w:t>注意体现专业性</w:t>
-      </w:r>
-    </w:p>
-    <w:p>
-      <w:pPr>
-        <w:shd w:val="clear" w:color="auto" w:fill="F2F2F2" w:themeFill="background1" w:themeFillShade="F2"/>
-        <w:spacing w:after="0" w:line="480" w:lineRule="exact"/>
-        <w:jc w:val="both"/>
-        <w:rPr>
-          <w:sz w:val="21"/>
-          <w:szCs w:val="21"/>
-        </w:rPr>
-      </w:pPr>
-      <w:r>
-        <w:rPr>
-          <w:rFonts w:hint="eastAsia"/>
-          <w:sz w:val="21"/>
-          <w:szCs w:val="21"/>
-        </w:rPr>
-        <w:t>能做的做好；欠缺的努力做到位</w:t>
-      </w:r>
-    </w:p>
-    <w:p>
-      <w:pPr>
-        <w:spacing w:after="0" w:line="360" w:lineRule="auto"/>
-        <w:jc w:val="center"/>
-        <w:rPr>
-          <w:sz w:val="21"/>
-          <w:szCs w:val="21"/>
-        </w:rPr>
-      </w:pPr>
-      <w:r>
-        <w:rPr>
-          <w:rFonts w:hint="eastAsia"/>
-          <w:sz w:val="21"/>
-          <w:szCs w:val="21"/>
-        </w:rPr>
-        <w:t>图</w:t>
-      </w:r>
-      <w:r>
-        <w:rPr>
-          <w:rFonts w:hint="eastAsia"/>
-          <w:sz w:val="21"/>
-          <w:szCs w:val="21"/>
-        </w:rPr>
-        <w:t xml:space="preserve">15 </w:t>
-      </w:r>
-      <w:r>
-        <w:rPr>
-          <w:rFonts w:hint="eastAsia"/>
-          <w:sz w:val="21"/>
-          <w:szCs w:val="21"/>
-        </w:rPr>
-        <w:t>指导日志</w:t>
-      </w:r>
-      <w:r>
-        <w:rPr>
-          <w:rFonts w:hint="eastAsia"/>
-          <w:sz w:val="21"/>
-          <w:szCs w:val="21"/>
-        </w:rPr>
-        <w:t>1</w:t>
-      </w:r>
-    </w:p>
-    <w:p>
-      <w:pPr>
-        <w:shd w:val="clear" w:color="auto" w:fill="F2F2F2" w:themeFill="background1" w:themeFillShade="F2"/>
-        <w:spacing w:after="0" w:line="480" w:lineRule="exact"/>
-        <w:jc w:val="both"/>
-        <w:rPr>
-          <w:sz w:val="21"/>
-          <w:szCs w:val="21"/>
-        </w:rPr>
-      </w:pPr>
-      <w:r>
-        <w:rPr>
-          <w:rFonts w:hint="eastAsia"/>
-          <w:sz w:val="21"/>
-          <w:szCs w:val="21"/>
-        </w:rPr>
-        <w:lastRenderedPageBreak/>
-        <w:t>尽量参加腾讯会议；</w:t>
-      </w:r>
-      <w:r>
-        <w:rPr>
-          <w:rFonts w:hint="eastAsia"/>
-          <w:sz w:val="21"/>
-          <w:szCs w:val="21"/>
-        </w:rPr>
-        <w:t>0</w:t>
-      </w:r>
-      <w:r>
-        <w:rPr>
-          <w:rFonts w:hint="eastAsia"/>
-          <w:sz w:val="21"/>
-          <w:szCs w:val="21"/>
-        </w:rPr>
-        <w:t>点指导太辛苦</w:t>
-      </w:r>
-    </w:p>
-    <w:p>
-      <w:pPr>
-        <w:shd w:val="clear" w:color="auto" w:fill="F2F2F2" w:themeFill="background1" w:themeFillShade="F2"/>
-        <w:spacing w:after="0" w:line="480" w:lineRule="exact"/>
-        <w:jc w:val="both"/>
-        <w:rPr>
-          <w:sz w:val="21"/>
-          <w:szCs w:val="21"/>
-        </w:rPr>
-      </w:pPr>
-      <w:r>
-        <w:rPr>
-          <w:rFonts w:hint="eastAsia"/>
-          <w:sz w:val="21"/>
-          <w:szCs w:val="21"/>
-        </w:rPr>
-        <w:t xml:space="preserve">0. </w:t>
-      </w:r>
-      <w:r>
-        <w:rPr>
-          <w:rFonts w:hint="eastAsia"/>
-          <w:sz w:val="21"/>
-          <w:szCs w:val="21"/>
-        </w:rPr>
-        <w:t>好好梳理前期的总结并注意克服和改进</w:t>
-      </w:r>
-    </w:p>
-    <w:p>
-      <w:pPr>
-        <w:shd w:val="clear" w:color="auto" w:fill="F2F2F2" w:themeFill="background1" w:themeFillShade="F2"/>
-        <w:spacing w:after="0" w:line="480" w:lineRule="exact"/>
-        <w:jc w:val="both"/>
-        <w:rPr>
-          <w:sz w:val="21"/>
-          <w:szCs w:val="21"/>
-        </w:rPr>
-      </w:pPr>
-      <w:r>
-        <w:rPr>
-          <w:rFonts w:hint="eastAsia"/>
-          <w:sz w:val="21"/>
-          <w:szCs w:val="21"/>
-        </w:rPr>
-        <w:t xml:space="preserve">1. </w:t>
+          <w:sz w:val="24"/>
+        </w:rPr>
+        <w:t>12</w:t>
+      </w:r>
+      <w:r>
+        <w:rPr>
+          <w:rFonts w:hint="eastAsia"/>
+          <w:sz w:val="24"/>
+        </w:rPr>
+        <w:t>次</w:t>
+      </w:r>
+      <w:r>
+        <w:rPr>
+          <w:rFonts w:hint="eastAsia"/>
+          <w:sz w:val="24"/>
+        </w:rPr>
+        <w:t>；</w:t>
+      </w:r>
+      <w:r>
+        <w:rPr>
+          <w:rFonts w:hint="eastAsia"/>
+          <w:sz w:val="24"/>
+        </w:rPr>
+        <w:t>指导老师对刘金同学的指导远超要求，达到</w:t>
       </w:r>
       <w:r>
         <w:rPr>
@@ -3199,191 +3792,119 @@
           <w:b/>
           <w:bCs/>
           <w:color w:val="EE0000"/>
-          <w:sz w:val="21"/>
-          <w:szCs w:val="21"/>
-        </w:rPr>
-        <w:t>进度严重滞后</w:t>
-      </w:r>
-    </w:p>
-    <w:p>
-      <w:pPr>
-        <w:shd w:val="clear" w:color="auto" w:fill="F2F2F2" w:themeFill="background1" w:themeFillShade="F2"/>
-        <w:spacing w:after="0" w:line="480" w:lineRule="exact"/>
-        <w:jc w:val="both"/>
-        <w:rPr>
-          <w:sz w:val="21"/>
-          <w:szCs w:val="21"/>
-        </w:rPr>
-      </w:pPr>
-      <w:r>
-        <w:rPr>
-          <w:rFonts w:hint="eastAsia"/>
-          <w:sz w:val="21"/>
-          <w:szCs w:val="21"/>
-        </w:rPr>
-        <w:t xml:space="preserve">2. </w:t>
-      </w:r>
-      <w:r>
-        <w:rPr>
-          <w:rFonts w:hint="eastAsia"/>
-          <w:sz w:val="21"/>
-          <w:szCs w:val="21"/>
-        </w:rPr>
-        <w:t>任务完成质量有待提高</w:t>
-      </w:r>
-    </w:p>
-    <w:p>
-      <w:pPr>
-        <w:shd w:val="clear" w:color="auto" w:fill="F2F2F2" w:themeFill="background1" w:themeFillShade="F2"/>
-        <w:spacing w:after="0" w:line="480" w:lineRule="exact"/>
-        <w:jc w:val="both"/>
-        <w:rPr>
-          <w:sz w:val="21"/>
-          <w:szCs w:val="21"/>
-        </w:rPr>
-      </w:pPr>
-      <w:r>
-        <w:rPr>
-          <w:rFonts w:hint="eastAsia"/>
-          <w:sz w:val="21"/>
-          <w:szCs w:val="21"/>
-        </w:rPr>
-        <w:t xml:space="preserve">3. </w:t>
-      </w:r>
-      <w:r>
-        <w:rPr>
-          <w:rFonts w:hint="eastAsia"/>
-          <w:sz w:val="21"/>
-          <w:szCs w:val="21"/>
-        </w:rPr>
-        <w:t>耐心不足，很多类似问题整改不到位或者没有整改</w:t>
-      </w:r>
-    </w:p>
-    <w:p>
-      <w:pPr>
-        <w:shd w:val="clear" w:color="auto" w:fill="F2F2F2" w:themeFill="background1" w:themeFillShade="F2"/>
-        <w:spacing w:after="0" w:line="480" w:lineRule="exact"/>
-        <w:jc w:val="both"/>
-        <w:rPr>
-          <w:sz w:val="21"/>
-          <w:szCs w:val="21"/>
-        </w:rPr>
-      </w:pPr>
-      <w:r>
-        <w:rPr>
-          <w:rFonts w:hint="eastAsia"/>
-          <w:sz w:val="21"/>
-          <w:szCs w:val="21"/>
-        </w:rPr>
-        <w:t xml:space="preserve">4. </w:t>
-      </w:r>
-      <w:r>
-        <w:rPr>
-          <w:rFonts w:hint="eastAsia"/>
-          <w:sz w:val="21"/>
-          <w:szCs w:val="21"/>
-        </w:rPr>
-        <w:t>多看、看练、多改</w:t>
-      </w:r>
-    </w:p>
-    <w:p>
-      <w:pPr>
-        <w:shd w:val="clear" w:color="auto" w:fill="F2F2F2" w:themeFill="background1" w:themeFillShade="F2"/>
-        <w:spacing w:after="0" w:line="480" w:lineRule="exact"/>
-        <w:jc w:val="both"/>
-        <w:rPr>
-          <w:sz w:val="21"/>
-          <w:szCs w:val="21"/>
-        </w:rPr>
-      </w:pPr>
-      <w:r>
-        <w:rPr>
-          <w:rFonts w:hint="eastAsia"/>
-          <w:sz w:val="21"/>
-          <w:szCs w:val="21"/>
-        </w:rPr>
-        <w:t xml:space="preserve">5. </w:t>
-      </w:r>
-      <w:r>
-        <w:rPr>
-          <w:rFonts w:hint="eastAsia"/>
-          <w:sz w:val="21"/>
-          <w:szCs w:val="21"/>
-        </w:rPr>
-        <w:t>一定要看论文模板和规范</w:t>
-      </w:r>
-    </w:p>
-    <w:p>
-      <w:pPr>
-        <w:shd w:val="clear" w:color="auto" w:fill="F2F2F2" w:themeFill="background1" w:themeFillShade="F2"/>
-        <w:spacing w:after="0" w:line="480" w:lineRule="exact"/>
-        <w:jc w:val="both"/>
-        <w:rPr>
-          <w:sz w:val="21"/>
-          <w:szCs w:val="21"/>
-        </w:rPr>
-      </w:pPr>
-      <w:r>
-        <w:rPr>
-          <w:rFonts w:hint="eastAsia"/>
-          <w:sz w:val="21"/>
-          <w:szCs w:val="21"/>
-        </w:rPr>
-        <w:t xml:space="preserve">6. </w:t>
-      </w:r>
-      <w:r>
-        <w:rPr>
-          <w:rFonts w:hint="eastAsia"/>
-          <w:sz w:val="21"/>
-          <w:szCs w:val="21"/>
-        </w:rPr>
-        <w:t>注意体现专业性</w:t>
-      </w:r>
-    </w:p>
-    <w:p>
-      <w:pPr>
-        <w:shd w:val="clear" w:color="auto" w:fill="F2F2F2" w:themeFill="background1" w:themeFillShade="F2"/>
-        <w:spacing w:after="0" w:line="480" w:lineRule="exact"/>
-        <w:jc w:val="both"/>
-        <w:rPr>
-          <w:sz w:val="21"/>
-          <w:szCs w:val="21"/>
-        </w:rPr>
-      </w:pPr>
-      <w:r>
-        <w:rPr>
-          <w:rFonts w:hint="eastAsia"/>
-          <w:sz w:val="21"/>
-          <w:szCs w:val="21"/>
-        </w:rPr>
-        <w:t>能做的做好；欠缺的努力做到位</w:t>
-      </w:r>
-    </w:p>
-    <w:p>
-      <w:pPr>
-        <w:spacing w:after="0" w:line="360" w:lineRule="auto"/>
-        <w:jc w:val="center"/>
-        <w:rPr>
-          <w:sz w:val="21"/>
-          <w:szCs w:val="21"/>
-        </w:rPr>
-      </w:pPr>
-      <w:r>
-        <w:rPr>
-          <w:rFonts w:hint="eastAsia"/>
-          <w:sz w:val="21"/>
-          <w:szCs w:val="21"/>
-        </w:rPr>
-        <w:t>图</w:t>
-      </w:r>
-      <w:r>
-        <w:rPr>
-          <w:rFonts w:hint="eastAsia"/>
-          <w:sz w:val="21"/>
-          <w:szCs w:val="21"/>
-        </w:rPr>
-        <w:t xml:space="preserve">16 </w:t>
-      </w:r>
+          <w:sz w:val="24"/>
+        </w:rPr>
+        <w:t>20</w:t>
+      </w:r>
+      <w:r>
+        <w:rPr>
+          <w:rFonts w:hint="eastAsia"/>
+          <w:sz w:val="24"/>
+        </w:rPr>
+        <w:t>次。</w:t>
+      </w:r>
+      <w:r>
+        <w:rPr>
+          <w:rFonts w:hint="eastAsia"/>
+          <w:sz w:val="24"/>
+        </w:rPr>
+        <w:t>为了照顾其时间，多次指导到</w:t>
+      </w:r>
+      <w:r>
+        <w:rPr>
+          <w:rFonts w:hint="eastAsia"/>
+          <w:sz w:val="24"/>
+        </w:rPr>
+        <w:t>0</w:t>
+      </w:r>
+      <w:r>
+        <w:rPr>
+          <w:rFonts w:hint="eastAsia"/>
+          <w:sz w:val="24"/>
+        </w:rPr>
+        <w:t>点，并多次提醒其论文进度严重滞后。</w:t>
+      </w:r>
+    </w:p>
+    <w:p>
+      <w:pPr>
+        <w:spacing w:after="0" w:line="360" w:lineRule="auto"/>
+        <w:jc w:val="both"/>
+        <w:rPr>
+          <w:rFonts w:hint="eastAsia"/>
+          <w:sz w:val="24"/>
+        </w:rPr>
+      </w:pPr>
+      <w:r>
+        <w:rPr>
+          <w:noProof/>
+          <w14:ligatures w14:val="none"/>
+        </w:rPr>
+        <w:drawing>
+          <wp:inline distT="0" distB="0" distL="0" distR="0" wp14:anchorId="50071F20" wp14:editId="068757A7">
+            <wp:extent cx="5274310" cy="1482725"/>
+            <wp:effectExtent l="0" t="0" r="2540" b="3175"/>
+            <wp:docPr id="816460293" name="图片 1"/>
+            <wp:cNvGraphicFramePr>
+              <a:graphicFrameLocks xmlns:a="http://schemas.openxmlformats.org/drawingml/2006/main" noChangeAspect="1"/>
+            </wp:cNvGraphicFramePr>
+            <a:graphic xmlns:a="http://schemas.openxmlformats.org/drawingml/2006/main">
+              <a:graphicData uri="http://schemas.openxmlformats.org/drawingml/2006/picture">
+                <pic:pic xmlns:pic="http://schemas.openxmlformats.org/drawingml/2006/picture">
+                  <pic:nvPicPr>
+                    <pic:cNvPr id="816460293" name=""/>
+                    <pic:cNvPicPr/>
+                  </pic:nvPicPr>
+                  <pic:blipFill>
+                    <a:blip r:embed="rId29"/>
+                    <a:stretch>
+                      <a:fillRect/>
+                    </a:stretch>
+                  </pic:blipFill>
+                  <pic:spPr>
+                    <a:xfrm>
+                      <a:off x="0" y="0"/>
+                      <a:ext cx="5274310" cy="1482725"/>
+                    </a:xfrm>
+                    <a:prstGeom prst="rect">
+                      <a:avLst/>
+                    </a:prstGeom>
+                  </pic:spPr>
+                </pic:pic>
+              </a:graphicData>
+            </a:graphic>
+          </wp:inline>
+        </w:drawing>
+      </w:r>
+    </w:p>
+    <w:p>
+      <w:pPr>
+        <w:spacing w:after="0" w:line="360" w:lineRule="auto"/>
+        <w:ind w:firstLineChars="200" w:firstLine="420"/>
+        <w:rPr>
+          <w:rFonts w:hint="eastAsia"/>
+          <w:sz w:val="21"/>
+          <w:szCs w:val="21"/>
+        </w:rPr>
+      </w:pPr>
+      <w:r>
+        <w:rPr>
+          <w:rFonts w:hint="eastAsia"/>
+          <w:sz w:val="21"/>
+          <w:szCs w:val="21"/>
+        </w:rPr>
+        <w:lastRenderedPageBreak/>
+        <w:t>以下是部分指导日志：</w:t>
+      </w:r>
+    </w:p>
+    <w:p>
+      <w:pPr>
+        <w:spacing w:after="0" w:line="360" w:lineRule="auto"/>
+        <w:ind w:firstLineChars="200" w:firstLine="420"/>
+        <w:rPr>
+          <w:sz w:val="21"/>
+          <w:szCs w:val="21"/>
+        </w:rPr>
+      </w:pPr>
       <w:r>
         <w:rPr>
           <w:rFonts w:hint="eastAsia"/>
@@ -3398,7 +3919,42 @@
           <w:sz w:val="21"/>
           <w:szCs w:val="21"/>
         </w:rPr>
-        <w:t>2</w:t>
+        <w:t>1</w:t>
+      </w:r>
+    </w:p>
+    <w:p>
+      <w:pPr>
+        <w:shd w:val="clear" w:color="auto" w:fill="F2F2F2" w:themeFill="background1" w:themeFillShade="F2"/>
+        <w:spacing w:after="0" w:line="480" w:lineRule="exact"/>
+        <w:jc w:val="both"/>
+        <w:rPr>
+          <w:sz w:val="21"/>
+          <w:szCs w:val="21"/>
+        </w:rPr>
+      </w:pPr>
+      <w:r>
+        <w:rPr>
+          <w:rFonts w:hint="eastAsia"/>
+          <w:sz w:val="21"/>
+          <w:szCs w:val="21"/>
+        </w:rPr>
+        <w:t>尽量参加腾讯会议；</w:t>
+      </w:r>
+      <w:r>
+        <w:rPr>
+          <w:rFonts w:hint="eastAsia"/>
+          <w:sz w:val="21"/>
+          <w:szCs w:val="21"/>
+        </w:rPr>
+        <w:t>0</w:t>
+      </w:r>
+      <w:r>
+        <w:rPr>
+          <w:rFonts w:hint="eastAsia"/>
+          <w:sz w:val="21"/>
+          <w:szCs w:val="21"/>
+        </w:rPr>
+        <w:t>点指导太辛苦</w:t>
       </w:r>
     </w:p>
     <w:p>
@@ -3445,33 +4001,6 @@
           <w:szCs w:val="21"/>
         </w:rPr>
         <w:t xml:space="preserve">1. </w:t>
-      </w:r>
-      <w:r>
-        <w:rPr>
-          <w:rFonts w:hint="eastAsia"/>
-          <w:sz w:val="21"/>
-          <w:szCs w:val="21"/>
-        </w:rPr>
-        <w:t>端正态度，加强自我学习并注意总结和积累</w:t>
-      </w:r>
-    </w:p>
-    <w:p>
-      <w:pPr>
-        <w:shd w:val="clear" w:color="auto" w:fill="F2F2F2" w:themeFill="background1" w:themeFillShade="F2"/>
-        <w:spacing w:after="0" w:line="480" w:lineRule="exact"/>
-        <w:jc w:val="both"/>
-        <w:rPr>
-          <w:sz w:val="21"/>
-          <w:szCs w:val="21"/>
-        </w:rPr>
-      </w:pPr>
-      <w:r>
-        <w:rPr>
-          <w:rFonts w:hint="eastAsia"/>
-          <w:sz w:val="21"/>
-          <w:szCs w:val="21"/>
-        </w:rPr>
-        <w:t xml:space="preserve">2. </w:t>
       </w:r>
       <w:r>
         <w:rPr>
@@ -3482,7 +4011,34 @@
           <w:sz w:val="21"/>
           <w:szCs w:val="21"/>
         </w:rPr>
-        <w:t>注意把握进度</w:t>
+        <w:t>进度严重滞后</w:t>
+      </w:r>
+    </w:p>
+    <w:p>
+      <w:pPr>
+        <w:shd w:val="clear" w:color="auto" w:fill="F2F2F2" w:themeFill="background1" w:themeFillShade="F2"/>
+        <w:spacing w:after="0" w:line="480" w:lineRule="exact"/>
+        <w:jc w:val="both"/>
+        <w:rPr>
+          <w:sz w:val="21"/>
+          <w:szCs w:val="21"/>
+        </w:rPr>
+      </w:pPr>
+      <w:r>
+        <w:rPr>
+          <w:rFonts w:hint="eastAsia"/>
+          <w:sz w:val="21"/>
+          <w:szCs w:val="21"/>
+        </w:rPr>
+        <w:t xml:space="preserve">2. </w:t>
+      </w:r>
+      <w:r>
+        <w:rPr>
+          <w:rFonts w:hint="eastAsia"/>
+          <w:sz w:val="21"/>
+          <w:szCs w:val="21"/>
+        </w:rPr>
+        <w:t>任务完成质量有待提高</w:t>
       </w:r>
     </w:p>
     <w:p>
@@ -3509,6 +4065,33 @@
           <w:sz w:val="21"/>
           <w:szCs w:val="21"/>
         </w:rPr>
+        <w:t>耐心不足，很多类似问题整改不到位或者没有整改</w:t>
+      </w:r>
+    </w:p>
+    <w:p>
+      <w:pPr>
+        <w:shd w:val="clear" w:color="auto" w:fill="F2F2F2" w:themeFill="background1" w:themeFillShade="F2"/>
+        <w:spacing w:after="0" w:line="480" w:lineRule="exact"/>
+        <w:jc w:val="both"/>
+        <w:rPr>
+          <w:sz w:val="21"/>
+          <w:szCs w:val="21"/>
+        </w:rPr>
+      </w:pPr>
+      <w:r>
+        <w:rPr>
+          <w:rFonts w:hint="eastAsia"/>
+          <w:sz w:val="21"/>
+          <w:szCs w:val="21"/>
+        </w:rPr>
+        <w:t xml:space="preserve">4. </w:t>
+      </w:r>
+      <w:r>
+        <w:rPr>
+          <w:rFonts w:hint="eastAsia"/>
+          <w:sz w:val="21"/>
+          <w:szCs w:val="21"/>
+        </w:rPr>
         <w:t>多看、看练、多改</w:t>
       </w:r>
     </w:p>
@@ -3528,33 +4111,6 @@
           <w:sz w:val="21"/>
           <w:szCs w:val="21"/>
         </w:rPr>
-        <w:t xml:space="preserve">4. </w:t>
-      </w:r>
-      <w:r>
-        <w:rPr>
-          <w:rFonts w:hint="eastAsia"/>
-          <w:sz w:val="21"/>
-          <w:szCs w:val="21"/>
-        </w:rPr>
-        <w:t>进一步熟悉并落实格式的标准和规范</w:t>
-      </w:r>
-    </w:p>
-    <w:p>
-      <w:pPr>
-        <w:shd w:val="clear" w:color="auto" w:fill="F2F2F2" w:themeFill="background1" w:themeFillShade="F2"/>
-        <w:spacing w:after="0" w:line="480" w:lineRule="exact"/>
-        <w:jc w:val="both"/>
-        <w:rPr>
-          <w:sz w:val="21"/>
-          <w:szCs w:val="21"/>
-        </w:rPr>
-      </w:pPr>
-      <w:r>
-        <w:rPr>
-          <w:rFonts w:hint="eastAsia"/>
-          <w:sz w:val="21"/>
-          <w:szCs w:val="21"/>
-        </w:rPr>
         <w:t xml:space="preserve">5. </w:t>
       </w:r>
       <w:r>
@@ -3563,7 +4119,7 @@
           <w:sz w:val="21"/>
           <w:szCs w:val="21"/>
         </w:rPr>
-        <w:t>精心设计和打磨系统框架</w:t>
+        <w:t>一定要看论文模板和规范</w:t>
       </w:r>
     </w:p>
     <w:p>
@@ -3590,34 +4146,7 @@
           <w:sz w:val="21"/>
           <w:szCs w:val="21"/>
         </w:rPr>
-        <w:t>一定要看论文模板和规范</w:t>
-      </w:r>
-    </w:p>
-    <w:p>
-      <w:pPr>
-        <w:shd w:val="clear" w:color="auto" w:fill="F2F2F2" w:themeFill="background1" w:themeFillShade="F2"/>
-        <w:spacing w:after="0" w:line="480" w:lineRule="exact"/>
-        <w:jc w:val="both"/>
-        <w:rPr>
-          <w:sz w:val="21"/>
-          <w:szCs w:val="21"/>
-        </w:rPr>
-      </w:pPr>
-      <w:r>
-        <w:rPr>
-          <w:rFonts w:hint="eastAsia"/>
-          <w:sz w:val="21"/>
-          <w:szCs w:val="21"/>
-        </w:rPr>
-        <w:t xml:space="preserve">7. </w:t>
-      </w:r>
-      <w:r>
-        <w:rPr>
-          <w:rFonts w:hint="eastAsia"/>
-          <w:sz w:val="21"/>
-          <w:szCs w:val="21"/>
-        </w:rPr>
-        <w:t>开发过程要注意体现专业性</w:t>
+        <w:t>注意体现专业性</w:t>
       </w:r>
     </w:p>
     <w:p>
@@ -3641,44 +4170,37 @@
     </w:p>
     <w:p>
       <w:pPr>
-        <w:spacing w:after="0" w:line="360" w:lineRule="auto"/>
-        <w:jc w:val="center"/>
-        <w:rPr>
-          <w:sz w:val="21"/>
-          <w:szCs w:val="21"/>
-        </w:rPr>
-      </w:pPr>
-      <w:r>
-        <w:rPr>
-          <w:rFonts w:hint="eastAsia"/>
-          <w:sz w:val="21"/>
-          <w:szCs w:val="21"/>
-        </w:rPr>
-        <w:t>图</w:t>
-      </w:r>
-      <w:r>
-        <w:rPr>
-          <w:rFonts w:hint="eastAsia"/>
-          <w:sz w:val="21"/>
-          <w:szCs w:val="21"/>
-        </w:rPr>
-        <w:t xml:space="preserve">17 </w:t>
-      </w:r>
-      <w:r>
-        <w:rPr>
-          <w:rFonts w:hint="eastAsia"/>
-          <w:sz w:val="21"/>
-          <w:szCs w:val="21"/>
-        </w:rPr>
-        <w:t>指导日志</w:t>
-      </w:r>
-      <w:r>
-        <w:rPr>
-          <w:rFonts w:hint="eastAsia"/>
-          <w:sz w:val="21"/>
-          <w:szCs w:val="21"/>
-        </w:rPr>
-        <w:t>3</w:t>
+        <w:shd w:val="clear" w:color="auto" w:fill="F2F2F2" w:themeFill="background1" w:themeFillShade="F2"/>
+        <w:spacing w:after="0" w:line="480" w:lineRule="exact"/>
+        <w:jc w:val="both"/>
+        <w:rPr>
+          <w:sz w:val="21"/>
+          <w:szCs w:val="21"/>
+        </w:rPr>
+      </w:pPr>
+      <w:r>
+        <w:rPr>
+          <w:rFonts w:hint="eastAsia"/>
+          <w:sz w:val="21"/>
+          <w:szCs w:val="21"/>
+        </w:rPr>
+        <w:t>尽量参加腾讯会议；</w:t>
+      </w:r>
+      <w:r>
+        <w:rPr>
+          <w:rFonts w:hint="eastAsia"/>
+          <w:sz w:val="21"/>
+          <w:szCs w:val="21"/>
+        </w:rPr>
+        <w:t>0</w:t>
+      </w:r>
+      <w:r>
+        <w:rPr>
+          <w:rFonts w:hint="eastAsia"/>
+          <w:sz w:val="21"/>
+          <w:szCs w:val="21"/>
+        </w:rPr>
+        <w:t>点指导太辛苦</w:t>
       </w:r>
     </w:p>
     <w:p>
@@ -3735,6 +4257,508 @@
           <w:sz w:val="21"/>
           <w:szCs w:val="21"/>
         </w:rPr>
+        <w:t>进度严重滞后</w:t>
+      </w:r>
+    </w:p>
+    <w:p>
+      <w:pPr>
+        <w:shd w:val="clear" w:color="auto" w:fill="F2F2F2" w:themeFill="background1" w:themeFillShade="F2"/>
+        <w:spacing w:after="0" w:line="480" w:lineRule="exact"/>
+        <w:jc w:val="both"/>
+        <w:rPr>
+          <w:sz w:val="21"/>
+          <w:szCs w:val="21"/>
+        </w:rPr>
+      </w:pPr>
+      <w:r>
+        <w:rPr>
+          <w:rFonts w:hint="eastAsia"/>
+          <w:sz w:val="21"/>
+          <w:szCs w:val="21"/>
+        </w:rPr>
+        <w:t xml:space="preserve">2. </w:t>
+      </w:r>
+      <w:r>
+        <w:rPr>
+          <w:rFonts w:hint="eastAsia"/>
+          <w:sz w:val="21"/>
+          <w:szCs w:val="21"/>
+        </w:rPr>
+        <w:t>任务完成质量有待提高</w:t>
+      </w:r>
+    </w:p>
+    <w:p>
+      <w:pPr>
+        <w:shd w:val="clear" w:color="auto" w:fill="F2F2F2" w:themeFill="background1" w:themeFillShade="F2"/>
+        <w:spacing w:after="0" w:line="480" w:lineRule="exact"/>
+        <w:jc w:val="both"/>
+        <w:rPr>
+          <w:sz w:val="21"/>
+          <w:szCs w:val="21"/>
+        </w:rPr>
+      </w:pPr>
+      <w:r>
+        <w:rPr>
+          <w:rFonts w:hint="eastAsia"/>
+          <w:sz w:val="21"/>
+          <w:szCs w:val="21"/>
+        </w:rPr>
+        <w:t xml:space="preserve">3. </w:t>
+      </w:r>
+      <w:r>
+        <w:rPr>
+          <w:rFonts w:hint="eastAsia"/>
+          <w:sz w:val="21"/>
+          <w:szCs w:val="21"/>
+        </w:rPr>
+        <w:t>耐心不足，很多类似问题整改不到位或者没有整改</w:t>
+      </w:r>
+    </w:p>
+    <w:p>
+      <w:pPr>
+        <w:shd w:val="clear" w:color="auto" w:fill="F2F2F2" w:themeFill="background1" w:themeFillShade="F2"/>
+        <w:spacing w:after="0" w:line="480" w:lineRule="exact"/>
+        <w:jc w:val="both"/>
+        <w:rPr>
+          <w:sz w:val="21"/>
+          <w:szCs w:val="21"/>
+        </w:rPr>
+      </w:pPr>
+      <w:r>
+        <w:rPr>
+          <w:rFonts w:hint="eastAsia"/>
+          <w:sz w:val="21"/>
+          <w:szCs w:val="21"/>
+        </w:rPr>
+        <w:t xml:space="preserve">4. </w:t>
+      </w:r>
+      <w:r>
+        <w:rPr>
+          <w:rFonts w:hint="eastAsia"/>
+          <w:sz w:val="21"/>
+          <w:szCs w:val="21"/>
+        </w:rPr>
+        <w:t>多看、看练、多改</w:t>
+      </w:r>
+    </w:p>
+    <w:p>
+      <w:pPr>
+        <w:shd w:val="clear" w:color="auto" w:fill="F2F2F2" w:themeFill="background1" w:themeFillShade="F2"/>
+        <w:spacing w:after="0" w:line="480" w:lineRule="exact"/>
+        <w:jc w:val="both"/>
+        <w:rPr>
+          <w:sz w:val="21"/>
+          <w:szCs w:val="21"/>
+        </w:rPr>
+      </w:pPr>
+      <w:r>
+        <w:rPr>
+          <w:rFonts w:hint="eastAsia"/>
+          <w:sz w:val="21"/>
+          <w:szCs w:val="21"/>
+        </w:rPr>
+        <w:t xml:space="preserve">5. </w:t>
+      </w:r>
+      <w:r>
+        <w:rPr>
+          <w:rFonts w:hint="eastAsia"/>
+          <w:sz w:val="21"/>
+          <w:szCs w:val="21"/>
+        </w:rPr>
+        <w:t>一定要看论文模板和规范</w:t>
+      </w:r>
+    </w:p>
+    <w:p>
+      <w:pPr>
+        <w:shd w:val="clear" w:color="auto" w:fill="F2F2F2" w:themeFill="background1" w:themeFillShade="F2"/>
+        <w:spacing w:after="0" w:line="480" w:lineRule="exact"/>
+        <w:jc w:val="both"/>
+        <w:rPr>
+          <w:sz w:val="21"/>
+          <w:szCs w:val="21"/>
+        </w:rPr>
+      </w:pPr>
+      <w:r>
+        <w:rPr>
+          <w:rFonts w:hint="eastAsia"/>
+          <w:sz w:val="21"/>
+          <w:szCs w:val="21"/>
+        </w:rPr>
+        <w:t xml:space="preserve">6. </w:t>
+      </w:r>
+      <w:r>
+        <w:rPr>
+          <w:rFonts w:hint="eastAsia"/>
+          <w:sz w:val="21"/>
+          <w:szCs w:val="21"/>
+        </w:rPr>
+        <w:t>注意体现专业性</w:t>
+      </w:r>
+    </w:p>
+    <w:p>
+      <w:pPr>
+        <w:shd w:val="clear" w:color="auto" w:fill="F2F2F2" w:themeFill="background1" w:themeFillShade="F2"/>
+        <w:spacing w:after="0" w:line="480" w:lineRule="exact"/>
+        <w:jc w:val="both"/>
+        <w:rPr>
+          <w:sz w:val="21"/>
+          <w:szCs w:val="21"/>
+        </w:rPr>
+      </w:pPr>
+      <w:r>
+        <w:rPr>
+          <w:rFonts w:hint="eastAsia"/>
+          <w:sz w:val="21"/>
+          <w:szCs w:val="21"/>
+        </w:rPr>
+        <w:t>能做的做好；欠缺的努力做到位</w:t>
+      </w:r>
+    </w:p>
+    <w:p>
+      <w:pPr>
+        <w:spacing w:after="0" w:line="360" w:lineRule="auto"/>
+        <w:ind w:firstLineChars="200" w:firstLine="420"/>
+        <w:rPr>
+          <w:sz w:val="21"/>
+          <w:szCs w:val="21"/>
+        </w:rPr>
+      </w:pPr>
+      <w:r>
+        <w:rPr>
+          <w:rFonts w:hint="eastAsia"/>
+          <w:sz w:val="21"/>
+          <w:szCs w:val="21"/>
+        </w:rPr>
+        <w:t>指导日志</w:t>
+      </w:r>
+      <w:r>
+        <w:rPr>
+          <w:rFonts w:hint="eastAsia"/>
+          <w:sz w:val="21"/>
+          <w:szCs w:val="21"/>
+        </w:rPr>
+        <w:t>2</w:t>
+      </w:r>
+    </w:p>
+    <w:p>
+      <w:pPr>
+        <w:shd w:val="clear" w:color="auto" w:fill="F2F2F2" w:themeFill="background1" w:themeFillShade="F2"/>
+        <w:spacing w:after="0" w:line="480" w:lineRule="exact"/>
+        <w:jc w:val="both"/>
+        <w:rPr>
+          <w:sz w:val="21"/>
+          <w:szCs w:val="21"/>
+        </w:rPr>
+      </w:pPr>
+      <w:r>
+        <w:rPr>
+          <w:rFonts w:hint="eastAsia"/>
+          <w:sz w:val="21"/>
+          <w:szCs w:val="21"/>
+        </w:rPr>
+        <w:t xml:space="preserve">0. </w:t>
+      </w:r>
+      <w:r>
+        <w:rPr>
+          <w:rFonts w:hint="eastAsia"/>
+          <w:sz w:val="21"/>
+          <w:szCs w:val="21"/>
+        </w:rPr>
+        <w:t>好好梳理前期的总结并注意克服和改进</w:t>
+      </w:r>
+    </w:p>
+    <w:p>
+      <w:pPr>
+        <w:shd w:val="clear" w:color="auto" w:fill="F2F2F2" w:themeFill="background1" w:themeFillShade="F2"/>
+        <w:spacing w:after="0" w:line="480" w:lineRule="exact"/>
+        <w:jc w:val="both"/>
+        <w:rPr>
+          <w:sz w:val="21"/>
+          <w:szCs w:val="21"/>
+        </w:rPr>
+      </w:pPr>
+      <w:r>
+        <w:rPr>
+          <w:rFonts w:hint="eastAsia"/>
+          <w:sz w:val="21"/>
+          <w:szCs w:val="21"/>
+        </w:rPr>
+        <w:t xml:space="preserve">1. </w:t>
+      </w:r>
+      <w:r>
+        <w:rPr>
+          <w:rFonts w:hint="eastAsia"/>
+          <w:sz w:val="21"/>
+          <w:szCs w:val="21"/>
+        </w:rPr>
+        <w:t>端正态度，加强自我学习并注意总结和积累</w:t>
+      </w:r>
+    </w:p>
+    <w:p>
+      <w:pPr>
+        <w:shd w:val="clear" w:color="auto" w:fill="F2F2F2" w:themeFill="background1" w:themeFillShade="F2"/>
+        <w:spacing w:after="0" w:line="480" w:lineRule="exact"/>
+        <w:jc w:val="both"/>
+        <w:rPr>
+          <w:sz w:val="21"/>
+          <w:szCs w:val="21"/>
+        </w:rPr>
+      </w:pPr>
+      <w:r>
+        <w:rPr>
+          <w:rFonts w:hint="eastAsia"/>
+          <w:sz w:val="21"/>
+          <w:szCs w:val="21"/>
+        </w:rPr>
+        <w:t xml:space="preserve">2. </w:t>
+      </w:r>
+      <w:r>
+        <w:rPr>
+          <w:rFonts w:hint="eastAsia"/>
+          <w:b/>
+          <w:bCs/>
+          <w:color w:val="EE0000"/>
+          <w:sz w:val="21"/>
+          <w:szCs w:val="21"/>
+        </w:rPr>
+        <w:t>注意把握进度</w:t>
+      </w:r>
+    </w:p>
+    <w:p>
+      <w:pPr>
+        <w:shd w:val="clear" w:color="auto" w:fill="F2F2F2" w:themeFill="background1" w:themeFillShade="F2"/>
+        <w:spacing w:after="0" w:line="480" w:lineRule="exact"/>
+        <w:jc w:val="both"/>
+        <w:rPr>
+          <w:sz w:val="21"/>
+          <w:szCs w:val="21"/>
+        </w:rPr>
+      </w:pPr>
+      <w:r>
+        <w:rPr>
+          <w:rFonts w:hint="eastAsia"/>
+          <w:sz w:val="21"/>
+          <w:szCs w:val="21"/>
+        </w:rPr>
+        <w:t xml:space="preserve">3. </w:t>
+      </w:r>
+      <w:r>
+        <w:rPr>
+          <w:rFonts w:hint="eastAsia"/>
+          <w:sz w:val="21"/>
+          <w:szCs w:val="21"/>
+        </w:rPr>
+        <w:t>多看、看练、多改</w:t>
+      </w:r>
+    </w:p>
+    <w:p>
+      <w:pPr>
+        <w:shd w:val="clear" w:color="auto" w:fill="F2F2F2" w:themeFill="background1" w:themeFillShade="F2"/>
+        <w:spacing w:after="0" w:line="480" w:lineRule="exact"/>
+        <w:jc w:val="both"/>
+        <w:rPr>
+          <w:sz w:val="21"/>
+          <w:szCs w:val="21"/>
+        </w:rPr>
+      </w:pPr>
+      <w:r>
+        <w:rPr>
+          <w:rFonts w:hint="eastAsia"/>
+          <w:sz w:val="21"/>
+          <w:szCs w:val="21"/>
+        </w:rPr>
+        <w:t xml:space="preserve">4. </w:t>
+      </w:r>
+      <w:r>
+        <w:rPr>
+          <w:rFonts w:hint="eastAsia"/>
+          <w:sz w:val="21"/>
+          <w:szCs w:val="21"/>
+        </w:rPr>
+        <w:t>进一步熟悉并落实格式的标准和规范</w:t>
+      </w:r>
+    </w:p>
+    <w:p>
+      <w:pPr>
+        <w:shd w:val="clear" w:color="auto" w:fill="F2F2F2" w:themeFill="background1" w:themeFillShade="F2"/>
+        <w:spacing w:after="0" w:line="480" w:lineRule="exact"/>
+        <w:jc w:val="both"/>
+        <w:rPr>
+          <w:sz w:val="21"/>
+          <w:szCs w:val="21"/>
+        </w:rPr>
+      </w:pPr>
+      <w:r>
+        <w:rPr>
+          <w:rFonts w:hint="eastAsia"/>
+          <w:sz w:val="21"/>
+          <w:szCs w:val="21"/>
+        </w:rPr>
+        <w:t xml:space="preserve">5. </w:t>
+      </w:r>
+      <w:r>
+        <w:rPr>
+          <w:rFonts w:hint="eastAsia"/>
+          <w:sz w:val="21"/>
+          <w:szCs w:val="21"/>
+        </w:rPr>
+        <w:t>精心设计和打磨系统框架</w:t>
+      </w:r>
+    </w:p>
+    <w:p>
+      <w:pPr>
+        <w:shd w:val="clear" w:color="auto" w:fill="F2F2F2" w:themeFill="background1" w:themeFillShade="F2"/>
+        <w:spacing w:after="0" w:line="480" w:lineRule="exact"/>
+        <w:jc w:val="both"/>
+        <w:rPr>
+          <w:sz w:val="21"/>
+          <w:szCs w:val="21"/>
+        </w:rPr>
+      </w:pPr>
+      <w:r>
+        <w:rPr>
+          <w:rFonts w:hint="eastAsia"/>
+          <w:sz w:val="21"/>
+          <w:szCs w:val="21"/>
+        </w:rPr>
+        <w:t xml:space="preserve">6. </w:t>
+      </w:r>
+      <w:r>
+        <w:rPr>
+          <w:rFonts w:hint="eastAsia"/>
+          <w:sz w:val="21"/>
+          <w:szCs w:val="21"/>
+        </w:rPr>
+        <w:t>一定要看论文模板和规范</w:t>
+      </w:r>
+    </w:p>
+    <w:p>
+      <w:pPr>
+        <w:shd w:val="clear" w:color="auto" w:fill="F2F2F2" w:themeFill="background1" w:themeFillShade="F2"/>
+        <w:spacing w:after="0" w:line="480" w:lineRule="exact"/>
+        <w:jc w:val="both"/>
+        <w:rPr>
+          <w:sz w:val="21"/>
+          <w:szCs w:val="21"/>
+        </w:rPr>
+      </w:pPr>
+      <w:r>
+        <w:rPr>
+          <w:rFonts w:hint="eastAsia"/>
+          <w:sz w:val="21"/>
+          <w:szCs w:val="21"/>
+        </w:rPr>
+        <w:lastRenderedPageBreak/>
+        <w:t xml:space="preserve">7. </w:t>
+      </w:r>
+      <w:r>
+        <w:rPr>
+          <w:rFonts w:hint="eastAsia"/>
+          <w:sz w:val="21"/>
+          <w:szCs w:val="21"/>
+        </w:rPr>
+        <w:t>开发过程要注意体现专业性</w:t>
+      </w:r>
+    </w:p>
+    <w:p>
+      <w:pPr>
+        <w:shd w:val="clear" w:color="auto" w:fill="F2F2F2" w:themeFill="background1" w:themeFillShade="F2"/>
+        <w:spacing w:after="0" w:line="480" w:lineRule="exact"/>
+        <w:jc w:val="both"/>
+        <w:rPr>
+          <w:sz w:val="21"/>
+          <w:szCs w:val="21"/>
+        </w:rPr>
+      </w:pPr>
+      <w:r>
+        <w:rPr>
+          <w:rFonts w:hint="eastAsia"/>
+          <w:sz w:val="21"/>
+          <w:szCs w:val="21"/>
+        </w:rPr>
+        <w:t>能做的做好；欠缺的努力做到位</w:t>
+      </w:r>
+    </w:p>
+    <w:p>
+      <w:pPr>
+        <w:spacing w:after="0" w:line="360" w:lineRule="auto"/>
+        <w:ind w:firstLineChars="200" w:firstLine="420"/>
+        <w:rPr>
+          <w:sz w:val="21"/>
+          <w:szCs w:val="21"/>
+        </w:rPr>
+      </w:pPr>
+      <w:r>
+        <w:rPr>
+          <w:rFonts w:hint="eastAsia"/>
+          <w:sz w:val="21"/>
+          <w:szCs w:val="21"/>
+        </w:rPr>
+        <w:t>指导日志</w:t>
+      </w:r>
+      <w:r>
+        <w:rPr>
+          <w:rFonts w:hint="eastAsia"/>
+          <w:sz w:val="21"/>
+          <w:szCs w:val="21"/>
+        </w:rPr>
+        <w:t>3</w:t>
+      </w:r>
+    </w:p>
+    <w:p>
+      <w:pPr>
+        <w:shd w:val="clear" w:color="auto" w:fill="F2F2F2" w:themeFill="background1" w:themeFillShade="F2"/>
+        <w:spacing w:after="0" w:line="480" w:lineRule="exact"/>
+        <w:jc w:val="both"/>
+        <w:rPr>
+          <w:sz w:val="21"/>
+          <w:szCs w:val="21"/>
+        </w:rPr>
+      </w:pPr>
+      <w:r>
+        <w:rPr>
+          <w:rFonts w:hint="eastAsia"/>
+          <w:sz w:val="21"/>
+          <w:szCs w:val="21"/>
+        </w:rPr>
+        <w:t xml:space="preserve">0. </w:t>
+      </w:r>
+      <w:r>
+        <w:rPr>
+          <w:rFonts w:hint="eastAsia"/>
+          <w:sz w:val="21"/>
+          <w:szCs w:val="21"/>
+        </w:rPr>
+        <w:t>好好梳理前期的总结并注意克服和改进</w:t>
+      </w:r>
+    </w:p>
+    <w:p>
+      <w:pPr>
+        <w:shd w:val="clear" w:color="auto" w:fill="F2F2F2" w:themeFill="background1" w:themeFillShade="F2"/>
+        <w:spacing w:after="0" w:line="480" w:lineRule="exact"/>
+        <w:jc w:val="both"/>
+        <w:rPr>
+          <w:sz w:val="21"/>
+          <w:szCs w:val="21"/>
+        </w:rPr>
+      </w:pPr>
+      <w:r>
+        <w:rPr>
+          <w:rFonts w:hint="eastAsia"/>
+          <w:sz w:val="21"/>
+          <w:szCs w:val="21"/>
+        </w:rPr>
+        <w:t xml:space="preserve">1. </w:t>
+      </w:r>
+      <w:r>
+        <w:rPr>
+          <w:rFonts w:hint="eastAsia"/>
+          <w:b/>
+          <w:bCs/>
+          <w:color w:val="EE0000"/>
+          <w:sz w:val="21"/>
+          <w:szCs w:val="21"/>
+        </w:rPr>
         <w:t>进度严重滞后，反复拉扯</w:t>
       </w:r>
     </w:p>
@@ -3895,35 +4919,47 @@
     <w:p>
       <w:pPr>
         <w:spacing w:after="0" w:line="360" w:lineRule="auto"/>
-        <w:jc w:val="center"/>
-        <w:rPr>
-          <w:sz w:val="21"/>
-          <w:szCs w:val="21"/>
-        </w:rPr>
-      </w:pPr>
-      <w:r>
-        <w:rPr>
-          <w:rFonts w:hint="eastAsia"/>
-          <w:sz w:val="21"/>
-          <w:szCs w:val="21"/>
-        </w:rPr>
-        <w:t>图</w:t>
-      </w:r>
-      <w:r>
-        <w:rPr>
-          <w:rFonts w:hint="eastAsia"/>
-          <w:sz w:val="21"/>
-          <w:szCs w:val="21"/>
-        </w:rPr>
-        <w:t xml:space="preserve">18 </w:t>
-      </w:r>
-      <w:r>
-        <w:rPr>
-          <w:rFonts w:hint="eastAsia"/>
-          <w:sz w:val="21"/>
-          <w:szCs w:val="21"/>
-        </w:rPr>
-        <w:t>指导日志</w:t>
+        <w:ind w:firstLineChars="200" w:firstLine="420"/>
+        <w:jc w:val="both"/>
+        <w:rPr>
+          <w:sz w:val="21"/>
+          <w:szCs w:val="21"/>
+        </w:rPr>
+      </w:pPr>
+    </w:p>
+    <w:p>
+      <w:pPr>
+        <w:spacing w:after="0" w:line="360" w:lineRule="auto"/>
+        <w:ind w:firstLineChars="200" w:firstLine="420"/>
+        <w:jc w:val="both"/>
+        <w:rPr>
+          <w:sz w:val="21"/>
+          <w:szCs w:val="21"/>
+        </w:rPr>
+      </w:pPr>
+      <w:r>
+        <w:rPr>
+          <w:rFonts w:hint="eastAsia"/>
+          <w:sz w:val="21"/>
+          <w:szCs w:val="21"/>
+        </w:rPr>
+        <w:t>本人担任刘金同学的毕设指导工作以来，按照学院要求和管理规定，认真履行本</w:t>
+      </w:r>
+      <w:r>
+        <w:rPr>
+          <w:rFonts w:hint="eastAsia"/>
+          <w:sz w:val="21"/>
+          <w:szCs w:val="21"/>
+        </w:rPr>
+        <w:t>职</w:t>
+      </w:r>
+      <w:r>
+        <w:rPr>
+          <w:rFonts w:hint="eastAsia"/>
+          <w:sz w:val="21"/>
+          <w:szCs w:val="21"/>
+        </w:rPr>
+        <w:t>工作，多次为其指导；从首次提交的杂乱无章（见附件</w:t>
       </w:r>
       <w:r>
         <w:rPr>
@@ -3933,6 +4969,14 @@
         </w:rPr>
         <w:t>4</w:t>
       </w:r>
+      <w:r>
+        <w:rPr>
+          <w:rFonts w:hint="eastAsia"/>
+          <w:sz w:val="21"/>
+          <w:szCs w:val="21"/>
+        </w:rPr>
+        <w:t>），到最后基本成型的初稿，可以说倾注了大量的精力。</w:t>
+      </w:r>
     </w:p>
     <w:p>
       <w:pPr>
@@ -3940,51 +4984,11 @@
         <w:ind w:firstLineChars="200" w:firstLine="420"/>
         <w:jc w:val="both"/>
         <w:rPr>
-          <w:sz w:val="21"/>
-          <w:szCs w:val="21"/>
-        </w:rPr>
-      </w:pPr>
-      <w:r>
-        <w:rPr>
-          <w:rFonts w:hint="eastAsia"/>
-          <w:sz w:val="21"/>
-          <w:szCs w:val="21"/>
-        </w:rPr>
-        <w:lastRenderedPageBreak/>
-        <w:t>本人担任刘金同学的毕设指导工作以来，按照学院要求和管理规定，认真履行本</w:t>
-      </w:r>
-      <w:r>
-        <w:rPr>
-          <w:rFonts w:hint="eastAsia"/>
-          <w:sz w:val="21"/>
-          <w:szCs w:val="21"/>
-        </w:rPr>
-        <w:t>职</w:t>
-      </w:r>
-      <w:r>
-        <w:rPr>
-          <w:rFonts w:hint="eastAsia"/>
-          <w:sz w:val="21"/>
-          <w:szCs w:val="21"/>
-        </w:rPr>
-        <w:t>工作，多次为其指导；从首次提交的杂乱无章（见附件</w:t>
-      </w:r>
-      <w:r>
-        <w:rPr>
-          <w:rFonts w:hint="eastAsia"/>
-          <w:sz w:val="21"/>
-          <w:szCs w:val="21"/>
-        </w:rPr>
-        <w:t>4</w:t>
-      </w:r>
-      <w:r>
-        <w:rPr>
-          <w:rFonts w:hint="eastAsia"/>
-          <w:sz w:val="21"/>
-          <w:szCs w:val="21"/>
-        </w:rPr>
-        <w:t>），到最后基本成型的初稿，可以说倾注了大量的精力。</w:t>
-      </w:r>
+          <w:rFonts w:hint="eastAsia"/>
+          <w:sz w:val="21"/>
+          <w:szCs w:val="21"/>
+        </w:rPr>
+      </w:pPr>
     </w:p>
     <w:p>
       <w:pPr>
@@ -4055,7 +5059,7 @@
       </w:r>
     </w:p>
     <w:sectPr>
-      <w:footerReference w:type="default" r:id="rId18"/>
+      <w:footerReference w:type="default" r:id="rId30"/>
       <w:pgSz w:w="11906" w:h="16838"/>
       <w:pgMar w:top="1440" w:right="1800" w:bottom="1440" w:left="1800" w:header="851" w:footer="850" w:gutter="0"/>
       <w:pgNumType w:start="1"/>
@@ -4572,6 +5576,7 @@
   <w:style w:type="paragraph" w:default="1" w:styleId="a">
     <w:name w:val="Normal"/>
     <w:qFormat/>
+    <w:rsid w:val="00CC6869"/>
     <w:pPr>
       <w:widowControl w:val="0"/>
       <w:spacing w:after="160" w:line="278" w:lineRule="auto"/>

--- a/utils/file/statement/关于刘金同学毕设情况的说明-delivery.docx
+++ b/utils/file/statement/关于刘金同学毕设情况的说明-delivery.docx
@@ -1229,7 +1229,8 @@
         <w:spacing w:after="0" w:line="360" w:lineRule="auto"/>
         <w:jc w:val="center"/>
         <w:rPr>
-          <w:sz w:val="24"/>
+          <w:sz w:val="21"/>
+          <w:szCs w:val="21"/>
         </w:rPr>
       </w:pPr>
       <w:r>
@@ -1289,40 +1290,6 @@
     </w:p>
     <w:p>
       <w:pPr>
-        <w:spacing w:after="0" w:line="360" w:lineRule="auto"/>
-        <w:jc w:val="center"/>
-        <w:rPr>
-          <w:sz w:val="21"/>
-          <w:szCs w:val="21"/>
-        </w:rPr>
-      </w:pPr>
-      <w:r>
-        <w:rPr>
-          <w:rFonts w:hint="eastAsia"/>
-          <w:sz w:val="21"/>
-          <w:szCs w:val="21"/>
-        </w:rPr>
-        <w:t>图</w:t>
-      </w:r>
-      <w:r>
-        <w:rPr>
-          <w:rFonts w:hint="eastAsia"/>
-          <w:sz w:val="21"/>
-          <w:szCs w:val="21"/>
-        </w:rPr>
-        <w:t xml:space="preserve">4 </w:t>
-      </w:r>
-      <w:r>
-        <w:rPr>
-          <w:rFonts w:hint="eastAsia"/>
-          <w:sz w:val="21"/>
-          <w:szCs w:val="21"/>
-        </w:rPr>
-        <w:t>答辩前和刘金同学的单独沟通</w:t>
-      </w:r>
-    </w:p>
-    <w:p>
-      <w:pPr>
         <w:numPr>
           <w:ilvl w:val="0"/>
           <w:numId w:val="1"/>
@@ -1362,6 +1329,224 @@
           <w:sz w:val="24"/>
         </w:rPr>
         <w:t>。</w:t>
+      </w:r>
+    </w:p>
+    <w:p>
+      <w:pPr>
+        <w:numPr>
+          <w:ilvl w:val="0"/>
+          <w:numId w:val="1"/>
+        </w:numPr>
+        <w:spacing w:after="0" w:line="360" w:lineRule="auto"/>
+        <w:ind w:firstLineChars="200" w:firstLine="480"/>
+        <w:jc w:val="both"/>
+        <w:rPr>
+          <w:sz w:val="24"/>
+        </w:rPr>
+      </w:pPr>
+      <w:r>
+        <w:rPr>
+          <w:rFonts w:hint="eastAsia"/>
+          <w:color w:val="EE0000"/>
+          <w:sz w:val="24"/>
+        </w:rPr>
+        <w:t>按照毕设管理规定，老师的指导工作截至到定稿就已经结束。</w:t>
+      </w:r>
+      <w:r>
+        <w:rPr>
+          <w:rFonts w:hint="eastAsia"/>
+          <w:color w:val="EE0000"/>
+          <w:sz w:val="24"/>
+        </w:rPr>
+        <w:t>指导老师提到的</w:t>
+      </w:r>
+      <w:r>
+        <w:rPr>
+          <w:rFonts w:hint="eastAsia"/>
+          <w:b/>
+          <w:bCs/>
+          <w:color w:val="EE0000"/>
+          <w:sz w:val="24"/>
+        </w:rPr>
+        <w:t>机会</w:t>
+      </w:r>
+      <w:r>
+        <w:rPr>
+          <w:rFonts w:hint="eastAsia"/>
+          <w:color w:val="EE0000"/>
+          <w:sz w:val="24"/>
+        </w:rPr>
+        <w:t>和</w:t>
+      </w:r>
+      <w:r>
+        <w:rPr>
+          <w:rFonts w:hint="eastAsia"/>
+          <w:b/>
+          <w:bCs/>
+          <w:color w:val="EE0000"/>
+          <w:sz w:val="24"/>
+        </w:rPr>
+        <w:t>准备</w:t>
+      </w:r>
+      <w:r>
+        <w:rPr>
+          <w:rFonts w:hint="eastAsia"/>
+          <w:color w:val="EE0000"/>
+          <w:sz w:val="24"/>
+        </w:rPr>
+        <w:t>，</w:t>
+      </w:r>
+      <w:r>
+        <w:rPr>
+          <w:rFonts w:hint="eastAsia"/>
+          <w:color w:val="EE0000"/>
+          <w:sz w:val="24"/>
+        </w:rPr>
+        <w:t>完全</w:t>
+      </w:r>
+      <w:r>
+        <w:rPr>
+          <w:rFonts w:hint="eastAsia"/>
+          <w:color w:val="EE0000"/>
+          <w:sz w:val="24"/>
+        </w:rPr>
+        <w:t>是</w:t>
+      </w:r>
+      <w:r>
+        <w:rPr>
+          <w:rFonts w:hint="eastAsia"/>
+          <w:color w:val="EE0000"/>
+          <w:sz w:val="24"/>
+        </w:rPr>
+        <w:t>出于</w:t>
+      </w:r>
+      <w:r>
+        <w:rPr>
+          <w:rFonts w:hint="eastAsia"/>
+          <w:color w:val="EE0000"/>
+          <w:sz w:val="24"/>
+        </w:rPr>
+        <w:t>对刘金同学的</w:t>
+      </w:r>
+      <w:r>
+        <w:rPr>
+          <w:rFonts w:hint="eastAsia"/>
+          <w:color w:val="EE0000"/>
+          <w:sz w:val="24"/>
+        </w:rPr>
+        <w:t>爱惜和</w:t>
+      </w:r>
+      <w:r>
+        <w:rPr>
+          <w:rFonts w:hint="eastAsia"/>
+          <w:color w:val="EE0000"/>
+          <w:sz w:val="24"/>
+        </w:rPr>
+        <w:t>不放弃</w:t>
+      </w:r>
+      <w:r>
+        <w:rPr>
+          <w:rFonts w:hint="eastAsia"/>
+          <w:color w:val="EE0000"/>
+          <w:sz w:val="24"/>
+        </w:rPr>
+        <w:t>，</w:t>
+      </w:r>
+      <w:r>
+        <w:rPr>
+          <w:rFonts w:hint="eastAsia"/>
+          <w:color w:val="EE0000"/>
+          <w:sz w:val="24"/>
+        </w:rPr>
+        <w:t>主观上是</w:t>
+      </w:r>
+      <w:r>
+        <w:rPr>
+          <w:rFonts w:hint="eastAsia"/>
+          <w:color w:val="EE0000"/>
+          <w:sz w:val="24"/>
+        </w:rPr>
+        <w:t>希望</w:t>
+      </w:r>
+      <w:r>
+        <w:rPr>
+          <w:rFonts w:hint="eastAsia"/>
+          <w:color w:val="EE0000"/>
+          <w:sz w:val="24"/>
+        </w:rPr>
+        <w:t>能</w:t>
+      </w:r>
+      <w:r>
+        <w:rPr>
+          <w:rFonts w:hint="eastAsia"/>
+          <w:color w:val="EE0000"/>
+          <w:sz w:val="24"/>
+        </w:rPr>
+        <w:t>找机会</w:t>
+      </w:r>
+      <w:r>
+        <w:rPr>
+          <w:rFonts w:hint="eastAsia"/>
+          <w:color w:val="EE0000"/>
+          <w:sz w:val="24"/>
+        </w:rPr>
+        <w:t>捞</w:t>
+      </w:r>
+      <w:r>
+        <w:rPr>
+          <w:rFonts w:hint="eastAsia"/>
+          <w:color w:val="EE0000"/>
+          <w:sz w:val="24"/>
+        </w:rPr>
+        <w:t>他</w:t>
+      </w:r>
+      <w:r>
+        <w:rPr>
+          <w:rFonts w:hint="eastAsia"/>
+          <w:color w:val="EE0000"/>
+          <w:sz w:val="24"/>
+        </w:rPr>
+        <w:t>一下</w:t>
+      </w:r>
+      <w:r>
+        <w:rPr>
+          <w:rFonts w:hint="eastAsia"/>
+          <w:color w:val="EE0000"/>
+          <w:sz w:val="24"/>
+        </w:rPr>
+        <w:t>。</w:t>
+      </w:r>
+      <w:r>
+        <w:rPr>
+          <w:rFonts w:hint="eastAsia"/>
+          <w:color w:val="EE0000"/>
+          <w:sz w:val="24"/>
+        </w:rPr>
+        <w:t>机会是概率事件，并不是百分白确定的事情；而且指导老师的个人意愿无法左右学院的规章制度。</w:t>
+      </w:r>
+      <w:r>
+        <w:rPr>
+          <w:rFonts w:hint="eastAsia"/>
+          <w:color w:val="EE0000"/>
+          <w:sz w:val="24"/>
+        </w:rPr>
+        <w:t>作为一个心智健全的成年人，应该对前面的确定事件和后</w:t>
+      </w:r>
+      <w:r>
+        <w:rPr>
+          <w:rFonts w:hint="eastAsia"/>
+          <w:color w:val="EE0000"/>
+          <w:sz w:val="24"/>
+        </w:rPr>
+        <w:t>面</w:t>
+      </w:r>
+      <w:r>
+        <w:rPr>
+          <w:rFonts w:hint="eastAsia"/>
+          <w:color w:val="EE0000"/>
+          <w:sz w:val="24"/>
+        </w:rPr>
+        <w:t>的不确定事件有一个清醒的认识和判断。</w:t>
       </w:r>
     </w:p>
     <w:p>
@@ -3830,7 +4015,6 @@
         <w:spacing w:after="0" w:line="360" w:lineRule="auto"/>
         <w:jc w:val="both"/>
         <w:rPr>
-          <w:rFonts w:hint="eastAsia"/>
           <w:sz w:val="24"/>
         </w:rPr>
       </w:pPr>
@@ -3881,7 +4065,6 @@
         <w:spacing w:after="0" w:line="360" w:lineRule="auto"/>
         <w:ind w:firstLineChars="200" w:firstLine="420"/>
         <w:rPr>
-          <w:rFonts w:hint="eastAsia"/>
           <w:sz w:val="21"/>
           <w:szCs w:val="21"/>
         </w:rPr>
@@ -4959,7 +5142,23 @@
           <w:sz w:val="21"/>
           <w:szCs w:val="21"/>
         </w:rPr>
-        <w:t>工作，多次为其指导；从首次提交的杂乱无章（见附件</w:t>
+        <w:t>工作，多次为其</w:t>
+      </w:r>
+      <w:r>
+        <w:rPr>
+          <w:rFonts w:hint="eastAsia"/>
+          <w:sz w:val="21"/>
+          <w:szCs w:val="21"/>
+        </w:rPr>
+        <w:t>加班加点</w:t>
+      </w:r>
+      <w:r>
+        <w:rPr>
+          <w:rFonts w:hint="eastAsia"/>
+          <w:sz w:val="21"/>
+          <w:szCs w:val="21"/>
+        </w:rPr>
+        <w:t>指导；从首次提交的杂乱无章（见附件</w:t>
       </w:r>
       <w:r>
         <w:rPr>
@@ -4977,6 +5176,30 @@
         </w:rPr>
         <w:t>），到最后基本成型的初稿，可以说倾注了大量的精力。</w:t>
       </w:r>
+      <w:r>
+        <w:rPr>
+          <w:rFonts w:hint="eastAsia"/>
+          <w:sz w:val="21"/>
+          <w:szCs w:val="21"/>
+        </w:rPr>
+        <w:t>没想到，指导老师的关心和不放弃却成了对方刺向自己的刀</w:t>
+      </w:r>
+      <w:r>
+        <w:rPr>
+          <w:rFonts w:hint="eastAsia"/>
+          <w:sz w:val="21"/>
+          <w:szCs w:val="21"/>
+        </w:rPr>
+        <w:t>，</w:t>
+      </w:r>
+      <w:r>
+        <w:rPr>
+          <w:rFonts w:hint="eastAsia"/>
+          <w:sz w:val="21"/>
+          <w:szCs w:val="21"/>
+        </w:rPr>
+        <w:t>实在令人寒心。</w:t>
+      </w:r>
     </w:p>
     <w:p>
       <w:pPr>
@@ -4984,7 +5207,6 @@
         <w:ind w:firstLineChars="200" w:firstLine="420"/>
         <w:jc w:val="both"/>
         <w:rPr>
-          <w:rFonts w:hint="eastAsia"/>
           <w:sz w:val="21"/>
           <w:szCs w:val="21"/>
         </w:rPr>
